--- a/дискретка билетики.docx
+++ b/дискретка билетики.docx
@@ -84,27 +84,7 @@
           <w:szCs w:val="28"/>
           <w:lang w:eastAsia="ru-RU"/>
         </w:rPr>
-        <w:t xml:space="preserve"> дважды. Обозначается как </w:t>
-      </w:r>
-      <w:proofErr w:type="spellStart"/>
-      <w:r>
-        <w:rPr>
-          <w:rFonts w:ascii="Times New Roman" w:eastAsia="Times New Roman" w:hAnsi="Times New Roman" w:cs="Times New Roman"/>
-          <w:sz w:val="28"/>
-          <w:szCs w:val="28"/>
-          <w:lang w:eastAsia="ru-RU"/>
-        </w:rPr>
-        <w:t>deg</w:t>
-      </w:r>
-      <w:proofErr w:type="spellEnd"/>
-      <w:r>
-        <w:rPr>
-          <w:rFonts w:ascii="Times New Roman" w:eastAsia="Times New Roman" w:hAnsi="Times New Roman" w:cs="Times New Roman"/>
-          <w:sz w:val="28"/>
-          <w:szCs w:val="28"/>
-          <w:lang w:eastAsia="ru-RU"/>
-        </w:rPr>
-        <w:t>(v)</w:t>
+        <w:t xml:space="preserve"> дважды. Обозначается как deg(v)</w:t>
       </w:r>
     </w:p>
     <w:p>
@@ -540,7 +520,6 @@
         </w:rPr>
         <w:t xml:space="preserve"> графа определены понятия </w:t>
       </w:r>
-      <w:proofErr w:type="spellStart"/>
       <w:r>
         <w:rPr>
           <w:rFonts w:ascii="Times New Roman" w:eastAsia="Times New Roman" w:hAnsi="Times New Roman" w:cs="Times New Roman"/>
@@ -550,9 +529,55 @@
           <w:szCs w:val="28"/>
           <w:lang w:eastAsia="ru-RU"/>
         </w:rPr>
-        <w:t>полустепень</w:t>
-      </w:r>
-      <w:proofErr w:type="spellEnd"/>
+        <w:t xml:space="preserve">полустепень захода </w:t>
+      </w:r>
+      <w:r>
+        <w:rPr>
+          <w:rFonts w:ascii="Times New Roman" w:eastAsia="Times New Roman" w:hAnsi="Times New Roman" w:cs="Times New Roman"/>
+          <w:sz w:val="28"/>
+          <w:szCs w:val="28"/>
+          <w:lang w:eastAsia="ru-RU"/>
+        </w:rPr>
+        <w:t>deg</w:t>
+      </w:r>
+      <w:r>
+        <w:rPr>
+          <w:rFonts w:ascii="Times New Roman" w:eastAsia="Times New Roman" w:hAnsi="Times New Roman" w:cs="Times New Roman"/>
+          <w:sz w:val="28"/>
+          <w:szCs w:val="28"/>
+          <w:vertAlign w:val="superscript"/>
+          <w:lang w:eastAsia="ru-RU"/>
+        </w:rPr>
+        <w:t>−</w:t>
+      </w:r>
+      <w:r>
+        <w:rPr>
+          <w:rFonts w:ascii="Times New Roman" w:eastAsia="Times New Roman" w:hAnsi="Times New Roman" w:cs="Times New Roman"/>
+          <w:sz w:val="28"/>
+          <w:szCs w:val="28"/>
+          <w:lang w:eastAsia="ru-RU"/>
+        </w:rPr>
+        <w:t xml:space="preserve">(v) (количество рёбер для которых вершина — </w:t>
+      </w:r>
+      <w:r>
+        <w:rPr>
+          <w:rFonts w:ascii="Times New Roman" w:eastAsia="Times New Roman" w:hAnsi="Times New Roman" w:cs="Times New Roman"/>
+          <w:sz w:val="28"/>
+          <w:szCs w:val="28"/>
+          <w:u w:val="single"/>
+          <w:lang w:eastAsia="ru-RU"/>
+        </w:rPr>
+        <w:t>конечная</w:t>
+      </w:r>
+      <w:r>
+        <w:rPr>
+          <w:rFonts w:ascii="Times New Roman" w:eastAsia="Times New Roman" w:hAnsi="Times New Roman" w:cs="Times New Roman"/>
+          <w:sz w:val="28"/>
+          <w:szCs w:val="28"/>
+          <w:lang w:eastAsia="ru-RU"/>
+        </w:rPr>
+        <w:t xml:space="preserve">) и </w:t>
+      </w:r>
       <w:r>
         <w:rPr>
           <w:rFonts w:ascii="Times New Roman" w:eastAsia="Times New Roman" w:hAnsi="Times New Roman" w:cs="Times New Roman"/>
@@ -562,19 +587,17 @@
           <w:szCs w:val="28"/>
           <w:lang w:eastAsia="ru-RU"/>
         </w:rPr>
-        <w:t xml:space="preserve"> захода </w:t>
-      </w:r>
-      <w:proofErr w:type="spellStart"/>
-      <w:r>
-        <w:rPr>
-          <w:rFonts w:ascii="Times New Roman" w:eastAsia="Times New Roman" w:hAnsi="Times New Roman" w:cs="Times New Roman"/>
-          <w:sz w:val="28"/>
-          <w:szCs w:val="28"/>
-          <w:lang w:eastAsia="ru-RU"/>
-        </w:rPr>
-        <w:t>deg</w:t>
-      </w:r>
-      <w:proofErr w:type="spellEnd"/>
+        <w:t>полустепень исхода</w:t>
+      </w:r>
+      <w:r>
+        <w:rPr>
+          <w:rFonts w:ascii="Times New Roman" w:eastAsia="Times New Roman" w:hAnsi="Times New Roman" w:cs="Times New Roman"/>
+          <w:sz w:val="28"/>
+          <w:szCs w:val="28"/>
+          <w:lang w:eastAsia="ru-RU"/>
+        </w:rPr>
+        <w:t xml:space="preserve"> deg</w:t>
+      </w:r>
       <w:r>
         <w:rPr>
           <w:rFonts w:ascii="Times New Roman" w:eastAsia="Times New Roman" w:hAnsi="Times New Roman" w:cs="Times New Roman"/>
@@ -583,36 +606,16 @@
           <w:vertAlign w:val="superscript"/>
           <w:lang w:eastAsia="ru-RU"/>
         </w:rPr>
-        <w:t>−</w:t>
-      </w:r>
-      <w:r>
-        <w:rPr>
-          <w:rFonts w:ascii="Times New Roman" w:eastAsia="Times New Roman" w:hAnsi="Times New Roman" w:cs="Times New Roman"/>
-          <w:sz w:val="28"/>
-          <w:szCs w:val="28"/>
-          <w:lang w:eastAsia="ru-RU"/>
-        </w:rPr>
-        <w:t>(v) (</w:t>
-      </w:r>
-      <w:proofErr w:type="gramStart"/>
-      <w:r>
-        <w:rPr>
-          <w:rFonts w:ascii="Times New Roman" w:eastAsia="Times New Roman" w:hAnsi="Times New Roman" w:cs="Times New Roman"/>
-          <w:sz w:val="28"/>
-          <w:szCs w:val="28"/>
-          <w:lang w:eastAsia="ru-RU"/>
-        </w:rPr>
-        <w:t>количество рёбер</w:t>
-      </w:r>
-      <w:proofErr w:type="gramEnd"/>
-      <w:r>
-        <w:rPr>
-          <w:rFonts w:ascii="Times New Roman" w:eastAsia="Times New Roman" w:hAnsi="Times New Roman" w:cs="Times New Roman"/>
-          <w:sz w:val="28"/>
-          <w:szCs w:val="28"/>
-          <w:lang w:eastAsia="ru-RU"/>
-        </w:rPr>
-        <w:t xml:space="preserve"> для которых вершина — </w:t>
+        <w:t>+</w:t>
+      </w:r>
+      <w:r>
+        <w:rPr>
+          <w:rFonts w:ascii="Times New Roman" w:eastAsia="Times New Roman" w:hAnsi="Times New Roman" w:cs="Times New Roman"/>
+          <w:sz w:val="28"/>
+          <w:szCs w:val="28"/>
+          <w:lang w:eastAsia="ru-RU"/>
+        </w:rPr>
+        <w:t xml:space="preserve">(v) (количество ребер для которых вершина — </w:t>
       </w:r>
       <w:r>
         <w:rPr>
@@ -622,131 +625,379 @@
           <w:u w:val="single"/>
           <w:lang w:eastAsia="ru-RU"/>
         </w:rPr>
-        <w:t>конечная</w:t>
-      </w:r>
-      <w:r>
-        <w:rPr>
-          <w:rFonts w:ascii="Times New Roman" w:eastAsia="Times New Roman" w:hAnsi="Times New Roman" w:cs="Times New Roman"/>
-          <w:sz w:val="28"/>
-          <w:szCs w:val="28"/>
-          <w:lang w:eastAsia="ru-RU"/>
-        </w:rPr>
-        <w:t xml:space="preserve">) и </w:t>
-      </w:r>
-      <w:proofErr w:type="spellStart"/>
-      <w:r>
-        <w:rPr>
-          <w:rFonts w:ascii="Times New Roman" w:eastAsia="Times New Roman" w:hAnsi="Times New Roman" w:cs="Times New Roman"/>
+        <w:t>начальная</w:t>
+      </w:r>
+      <w:r>
+        <w:rPr>
+          <w:rFonts w:ascii="Times New Roman" w:eastAsia="Times New Roman" w:hAnsi="Times New Roman" w:cs="Times New Roman"/>
+          <w:sz w:val="28"/>
+          <w:szCs w:val="28"/>
+          <w:lang w:eastAsia="ru-RU"/>
+        </w:rPr>
+        <w:t>).</w:t>
+      </w:r>
+      <w:r>
+        <w:rPr>
+          <w:rFonts w:ascii="Times New Roman" w:eastAsia="Times New Roman" w:hAnsi="Times New Roman" w:cs="Times New Roman"/>
+          <w:sz w:val="28"/>
+          <w:szCs w:val="28"/>
+          <w:lang w:eastAsia="ru-RU"/>
+        </w:rPr>
+        <w:br/>
+      </w:r>
+    </w:p>
+    <w:p>
+      <w:pPr>
+        <w:pStyle w:val="2"/>
+        <w:rPr>
+          <w:rFonts w:eastAsia="Times New Roman"/>
+          <w:lang w:eastAsia="ru-RU"/>
+        </w:rPr>
+      </w:pPr>
+      <w:r>
+        <w:rPr>
+          <w:rFonts w:eastAsia="Times New Roman"/>
+          <w:lang w:eastAsia="ru-RU"/>
+        </w:rPr>
+        <w:lastRenderedPageBreak/>
+        <w:t>2.</w:t>
+      </w:r>
+      <w:r>
+        <w:rPr>
+          <w:rFonts w:eastAsia="Times New Roman"/>
+          <w:lang w:eastAsia="ru-RU"/>
+        </w:rPr>
+        <w:t>Понятие изоморфизма. Способы установления наличия или отсутствия изоморфизма.</w:t>
+      </w:r>
+    </w:p>
+    <w:p>
+      <w:pPr>
+        <w:spacing w:after="15" w:line="360" w:lineRule="auto"/>
+        <w:rPr>
+          <w:rFonts w:ascii="Times New Roman" w:eastAsia="Times New Roman" w:hAnsi="Times New Roman" w:cs="Times New Roman"/>
+          <w:sz w:val="28"/>
+          <w:szCs w:val="28"/>
+          <w:lang w:eastAsia="ru-RU"/>
+        </w:rPr>
+      </w:pPr>
+    </w:p>
+    <w:p>
+      <w:pPr>
+        <w:spacing w:line="360" w:lineRule="auto"/>
+        <w:rPr>
+          <w:rFonts w:ascii="Times New Roman" w:hAnsi="Times New Roman" w:cs="Times New Roman"/>
+          <w:sz w:val="28"/>
+          <w:szCs w:val="28"/>
+        </w:rPr>
+      </w:pPr>
+      <w:r>
+        <w:rPr>
+          <w:rStyle w:val="link-annotation-3813129d-2c7d-4e5b-bd23-e968dc1d69e3-2096156460"/>
+          <w:rFonts w:ascii="Times New Roman" w:hAnsi="Times New Roman" w:cs="Times New Roman"/>
+          <w:sz w:val="28"/>
+          <w:szCs w:val="28"/>
+        </w:rPr>
+        <w:t>Простые графы</w:t>
+      </w:r>
+      <w:r>
+        <w:rPr>
+          <w:rFonts w:ascii="Times New Roman" w:hAnsi="Times New Roman" w:cs="Times New Roman"/>
+          <w:sz w:val="28"/>
+          <w:szCs w:val="28"/>
+        </w:rPr>
+        <w:t xml:space="preserve"> </w:t>
+      </w:r>
+      <w:r>
+        <w:rPr>
+          <w:rStyle w:val="katex-mathml"/>
+          <w:rFonts w:ascii="Times New Roman" w:hAnsi="Times New Roman" w:cs="Times New Roman"/>
+          <w:sz w:val="28"/>
+          <w:szCs w:val="28"/>
+        </w:rPr>
+        <w:t>G1=(V1,E1)</w:t>
+      </w:r>
+      <w:r>
+        <w:rPr>
+          <w:rFonts w:ascii="Times New Roman" w:hAnsi="Times New Roman" w:cs="Times New Roman"/>
+          <w:sz w:val="28"/>
+          <w:szCs w:val="28"/>
+        </w:rPr>
+        <w:t xml:space="preserve"> и </w:t>
+      </w:r>
+      <w:r>
+        <w:rPr>
+          <w:rStyle w:val="katex-mathml"/>
+          <w:rFonts w:ascii="Times New Roman" w:hAnsi="Times New Roman" w:cs="Times New Roman"/>
+          <w:sz w:val="28"/>
+          <w:szCs w:val="28"/>
+        </w:rPr>
+        <w:t>G2=(V2,E2)</w:t>
+      </w:r>
+      <w:r>
+        <w:rPr>
+          <w:rFonts w:ascii="Times New Roman" w:hAnsi="Times New Roman" w:cs="Times New Roman"/>
+          <w:sz w:val="28"/>
+          <w:szCs w:val="28"/>
+        </w:rPr>
+        <w:t xml:space="preserve"> </w:t>
+      </w:r>
+      <w:r>
+        <w:rPr>
+          <w:rStyle w:val="notion-enable-hover"/>
+          <w:rFonts w:ascii="Times New Roman" w:hAnsi="Times New Roman" w:cs="Times New Roman"/>
           <w:b/>
           <w:bCs/>
           <w:sz w:val="28"/>
           <w:szCs w:val="28"/>
-          <w:lang w:eastAsia="ru-RU"/>
-        </w:rPr>
-        <w:t>полустепень</w:t>
-      </w:r>
-      <w:proofErr w:type="spellEnd"/>
-      <w:r>
-        <w:rPr>
-          <w:rFonts w:ascii="Times New Roman" w:eastAsia="Times New Roman" w:hAnsi="Times New Roman" w:cs="Times New Roman"/>
+        </w:rPr>
+        <w:t>изоморфны</w:t>
+      </w:r>
+      <w:r>
+        <w:rPr>
+          <w:rFonts w:ascii="Times New Roman" w:hAnsi="Times New Roman" w:cs="Times New Roman"/>
+          <w:sz w:val="28"/>
+          <w:szCs w:val="28"/>
+        </w:rPr>
+        <w:t xml:space="preserve">, если существует биекция </w:t>
+      </w:r>
+      <w:r>
+        <w:rPr>
+          <w:rStyle w:val="katex-mathml"/>
+          <w:rFonts w:ascii="Times New Roman" w:hAnsi="Times New Roman" w:cs="Times New Roman"/>
+          <w:sz w:val="28"/>
+          <w:szCs w:val="28"/>
+        </w:rPr>
+        <w:t xml:space="preserve">f: V1↔V2 </w:t>
+      </w:r>
+      <w:r>
+        <w:rPr>
+          <w:rStyle w:val="vlist-s"/>
+          <w:rFonts w:ascii="Times New Roman" w:hAnsi="Times New Roman" w:cs="Times New Roman"/>
+          <w:sz w:val="28"/>
+          <w:szCs w:val="28"/>
+        </w:rPr>
+        <w:t xml:space="preserve"> ​</w:t>
+      </w:r>
+      <w:r>
+        <w:rPr>
+          <w:rStyle w:val="notion-text-equation-token"/>
+          <w:rFonts w:ascii="Tahoma" w:hAnsi="Tahoma" w:cs="Tahoma"/>
+          <w:sz w:val="28"/>
+          <w:szCs w:val="28"/>
+        </w:rPr>
+        <w:t>﻿</w:t>
+      </w:r>
+      <w:r>
+        <w:rPr>
+          <w:rFonts w:ascii="Times New Roman" w:hAnsi="Times New Roman" w:cs="Times New Roman"/>
+          <w:sz w:val="28"/>
+          <w:szCs w:val="28"/>
+        </w:rPr>
+        <w:t xml:space="preserve">, такая что </w:t>
+      </w:r>
+      <w:r>
+        <w:rPr>
+          <w:rStyle w:val="mord"/>
+          <w:rFonts w:ascii="Times New Roman" w:hAnsi="Times New Roman" w:cs="Times New Roman"/>
+          <w:sz w:val="28"/>
+          <w:szCs w:val="28"/>
+        </w:rPr>
+        <w:t>a</w:t>
+      </w:r>
+      <w:r>
+        <w:rPr>
+          <w:rStyle w:val="notion-text-equation-token"/>
+          <w:rFonts w:ascii="Tahoma" w:hAnsi="Tahoma" w:cs="Tahoma"/>
+          <w:sz w:val="28"/>
+          <w:szCs w:val="28"/>
+        </w:rPr>
+        <w:t>﻿</w:t>
+      </w:r>
+      <w:r>
+        <w:rPr>
+          <w:rFonts w:ascii="Times New Roman" w:hAnsi="Times New Roman" w:cs="Times New Roman"/>
+          <w:sz w:val="28"/>
+          <w:szCs w:val="28"/>
+        </w:rPr>
+        <w:t xml:space="preserve"> и </w:t>
+      </w:r>
+      <w:r>
+        <w:rPr>
+          <w:rStyle w:val="mord"/>
+          <w:rFonts w:ascii="Times New Roman" w:hAnsi="Times New Roman" w:cs="Times New Roman"/>
+          <w:sz w:val="28"/>
+          <w:szCs w:val="28"/>
+        </w:rPr>
+        <w:t>b</w:t>
+      </w:r>
+      <w:r>
+        <w:rPr>
+          <w:rStyle w:val="notion-text-equation-token"/>
+          <w:rFonts w:ascii="Tahoma" w:hAnsi="Tahoma" w:cs="Tahoma"/>
+          <w:sz w:val="28"/>
+          <w:szCs w:val="28"/>
+        </w:rPr>
+        <w:t>﻿</w:t>
+      </w:r>
+      <w:r>
+        <w:rPr>
+          <w:rFonts w:ascii="Times New Roman" w:hAnsi="Times New Roman" w:cs="Times New Roman"/>
+          <w:sz w:val="28"/>
+          <w:szCs w:val="28"/>
+        </w:rPr>
+        <w:t xml:space="preserve"> из </w:t>
+      </w:r>
+      <w:r>
+        <w:rPr>
+          <w:rStyle w:val="katex-mathml"/>
+          <w:rFonts w:ascii="Times New Roman" w:hAnsi="Times New Roman" w:cs="Times New Roman"/>
+          <w:sz w:val="28"/>
+          <w:szCs w:val="28"/>
+        </w:rPr>
+        <w:t>V1</w:t>
+      </w:r>
+      <w:r>
+        <w:rPr>
+          <w:rStyle w:val="vlist-s"/>
+          <w:rFonts w:ascii="Times New Roman" w:hAnsi="Times New Roman" w:cs="Times New Roman"/>
+          <w:sz w:val="28"/>
+          <w:szCs w:val="28"/>
+        </w:rPr>
+        <w:t>​</w:t>
+      </w:r>
+      <w:r>
+        <w:rPr>
+          <w:rStyle w:val="notion-text-equation-token"/>
+          <w:rFonts w:ascii="Tahoma" w:hAnsi="Tahoma" w:cs="Tahoma"/>
+          <w:sz w:val="28"/>
+          <w:szCs w:val="28"/>
+        </w:rPr>
+        <w:t>﻿</w:t>
+      </w:r>
+      <w:r>
+        <w:rPr>
+          <w:rFonts w:ascii="Times New Roman" w:hAnsi="Times New Roman" w:cs="Times New Roman"/>
+          <w:sz w:val="28"/>
+          <w:szCs w:val="28"/>
+        </w:rPr>
+        <w:t xml:space="preserve"> смежны </w:t>
+      </w:r>
+      <w:r>
+        <w:rPr>
+          <w:rStyle w:val="katex-mathml"/>
+          <w:rFonts w:ascii="Times New Roman" w:hAnsi="Times New Roman" w:cs="Times New Roman"/>
+          <w:sz w:val="28"/>
+          <w:szCs w:val="28"/>
+        </w:rPr>
+        <w:t>  </w:t>
+      </w:r>
+      <w:r>
+        <w:rPr>
+          <w:rStyle w:val="katex-mathml"/>
+          <w:rFonts w:ascii="Cambria Math" w:hAnsi="Cambria Math" w:cs="Cambria Math"/>
+          <w:sz w:val="28"/>
+          <w:szCs w:val="28"/>
+        </w:rPr>
+        <w:t>⟺</w:t>
+      </w:r>
+      <w:r>
+        <w:rPr>
+          <w:rStyle w:val="katex-mathml"/>
+          <w:rFonts w:ascii="Times New Roman" w:hAnsi="Times New Roman" w:cs="Times New Roman"/>
+          <w:sz w:val="28"/>
+          <w:szCs w:val="28"/>
+        </w:rPr>
+        <w:t>  f(a)</w:t>
+      </w:r>
+      <w:r>
+        <w:rPr>
+          <w:rStyle w:val="mrel"/>
+          <w:rFonts w:ascii="Cambria Math" w:hAnsi="Cambria Math" w:cs="Cambria Math"/>
+          <w:sz w:val="28"/>
+          <w:szCs w:val="28"/>
+        </w:rPr>
+        <w:t>⟺</w:t>
+      </w:r>
+      <w:r>
+        <w:rPr>
+          <w:rStyle w:val="katex-mathml"/>
+          <w:rFonts w:ascii="Times New Roman" w:hAnsi="Times New Roman" w:cs="Times New Roman"/>
+          <w:sz w:val="28"/>
+          <w:szCs w:val="28"/>
+        </w:rPr>
+        <w:t xml:space="preserve"> </w:t>
+      </w:r>
+      <w:r>
+        <w:rPr>
+          <w:rStyle w:val="mord"/>
+          <w:rFonts w:ascii="Times New Roman" w:hAnsi="Times New Roman" w:cs="Times New Roman"/>
+          <w:sz w:val="28"/>
+          <w:szCs w:val="28"/>
+        </w:rPr>
+        <w:t>f</w:t>
+      </w:r>
+      <w:r>
+        <w:rPr>
+          <w:rStyle w:val="mopen"/>
+          <w:rFonts w:ascii="Times New Roman" w:hAnsi="Times New Roman" w:cs="Times New Roman"/>
+          <w:sz w:val="28"/>
+          <w:szCs w:val="28"/>
+        </w:rPr>
+        <w:t>(</w:t>
+      </w:r>
+      <w:r>
+        <w:rPr>
+          <w:rStyle w:val="mord"/>
+          <w:rFonts w:ascii="Times New Roman" w:hAnsi="Times New Roman" w:cs="Times New Roman"/>
+          <w:sz w:val="28"/>
+          <w:szCs w:val="28"/>
+        </w:rPr>
+        <w:t>b</w:t>
+      </w:r>
+      <w:r>
+        <w:rPr>
+          <w:rStyle w:val="mclose"/>
+          <w:rFonts w:ascii="Times New Roman" w:hAnsi="Times New Roman" w:cs="Times New Roman"/>
+          <w:sz w:val="28"/>
+          <w:szCs w:val="28"/>
+        </w:rPr>
+        <w:t>)</w:t>
+      </w:r>
+      <w:r>
+        <w:rPr>
+          <w:rStyle w:val="notion-text-equation-token"/>
+          <w:rFonts w:ascii="Tahoma" w:hAnsi="Tahoma" w:cs="Tahoma"/>
+          <w:sz w:val="28"/>
+          <w:szCs w:val="28"/>
+        </w:rPr>
+        <w:t>﻿</w:t>
+      </w:r>
+      <w:r>
+        <w:rPr>
+          <w:rFonts w:ascii="Times New Roman" w:hAnsi="Times New Roman" w:cs="Times New Roman"/>
+          <w:sz w:val="28"/>
+          <w:szCs w:val="28"/>
+        </w:rPr>
+        <w:t xml:space="preserve"> смежны. Такая биекция называется </w:t>
+      </w:r>
+      <w:r>
+        <w:rPr>
+          <w:rStyle w:val="notion-enable-hover"/>
+          <w:rFonts w:ascii="Times New Roman" w:hAnsi="Times New Roman" w:cs="Times New Roman"/>
           <w:b/>
           <w:bCs/>
           <w:sz w:val="28"/>
           <w:szCs w:val="28"/>
-          <w:lang w:eastAsia="ru-RU"/>
-        </w:rPr>
-        <w:t xml:space="preserve"> исхода</w:t>
-      </w:r>
-      <w:r>
-        <w:rPr>
-          <w:rFonts w:ascii="Times New Roman" w:eastAsia="Times New Roman" w:hAnsi="Times New Roman" w:cs="Times New Roman"/>
-          <w:sz w:val="28"/>
-          <w:szCs w:val="28"/>
-          <w:lang w:eastAsia="ru-RU"/>
-        </w:rPr>
-        <w:t xml:space="preserve"> </w:t>
-      </w:r>
-      <w:proofErr w:type="spellStart"/>
-      <w:r>
-        <w:rPr>
-          <w:rFonts w:ascii="Times New Roman" w:eastAsia="Times New Roman" w:hAnsi="Times New Roman" w:cs="Times New Roman"/>
-          <w:sz w:val="28"/>
-          <w:szCs w:val="28"/>
-          <w:lang w:eastAsia="ru-RU"/>
-        </w:rPr>
-        <w:t>deg</w:t>
-      </w:r>
-      <w:proofErr w:type="spellEnd"/>
-      <w:r>
-        <w:rPr>
-          <w:rFonts w:ascii="Times New Roman" w:eastAsia="Times New Roman" w:hAnsi="Times New Roman" w:cs="Times New Roman"/>
-          <w:sz w:val="28"/>
-          <w:szCs w:val="28"/>
-          <w:vertAlign w:val="superscript"/>
-          <w:lang w:eastAsia="ru-RU"/>
-        </w:rPr>
-        <w:t>+</w:t>
-      </w:r>
-      <w:r>
-        <w:rPr>
-          <w:rFonts w:ascii="Times New Roman" w:eastAsia="Times New Roman" w:hAnsi="Times New Roman" w:cs="Times New Roman"/>
-          <w:sz w:val="28"/>
-          <w:szCs w:val="28"/>
-          <w:lang w:eastAsia="ru-RU"/>
-        </w:rPr>
-        <w:t xml:space="preserve">(v) (количество ребер для которых вершина — </w:t>
-      </w:r>
-      <w:r>
-        <w:rPr>
-          <w:rFonts w:ascii="Times New Roman" w:eastAsia="Times New Roman" w:hAnsi="Times New Roman" w:cs="Times New Roman"/>
-          <w:sz w:val="28"/>
-          <w:szCs w:val="28"/>
-          <w:u w:val="single"/>
-          <w:lang w:eastAsia="ru-RU"/>
-        </w:rPr>
-        <w:t>начальная</w:t>
-      </w:r>
-      <w:r>
-        <w:rPr>
-          <w:rFonts w:ascii="Times New Roman" w:eastAsia="Times New Roman" w:hAnsi="Times New Roman" w:cs="Times New Roman"/>
-          <w:sz w:val="28"/>
-          <w:szCs w:val="28"/>
-          <w:lang w:eastAsia="ru-RU"/>
-        </w:rPr>
-        <w:t>).</w:t>
-      </w:r>
-      <w:r>
-        <w:rPr>
-          <w:rFonts w:ascii="Times New Roman" w:eastAsia="Times New Roman" w:hAnsi="Times New Roman" w:cs="Times New Roman"/>
-          <w:sz w:val="28"/>
-          <w:szCs w:val="28"/>
-          <w:lang w:eastAsia="ru-RU"/>
-        </w:rPr>
-        <w:br/>
-      </w:r>
-    </w:p>
-    <w:p>
-      <w:pPr>
-        <w:pStyle w:val="2"/>
-        <w:rPr>
-          <w:rFonts w:eastAsia="Times New Roman"/>
-          <w:lang w:eastAsia="ru-RU"/>
-        </w:rPr>
-      </w:pPr>
-      <w:r>
-        <w:rPr>
-          <w:rFonts w:eastAsia="Times New Roman"/>
-          <w:lang w:eastAsia="ru-RU"/>
-        </w:rPr>
-        <w:lastRenderedPageBreak/>
-        <w:t>2.</w:t>
-      </w:r>
-      <w:r>
-        <w:rPr>
-          <w:rFonts w:eastAsia="Times New Roman"/>
-          <w:lang w:eastAsia="ru-RU"/>
-        </w:rPr>
-        <w:t>Понятие изоморфизма. Способы установления наличия или отсутствия изоморфизма.</w:t>
+        </w:rPr>
+        <w:t>изоморфизм</w:t>
+      </w:r>
+      <w:r>
+        <w:rPr>
+          <w:rFonts w:ascii="Times New Roman" w:hAnsi="Times New Roman" w:cs="Times New Roman"/>
+          <w:sz w:val="28"/>
+          <w:szCs w:val="28"/>
+        </w:rPr>
+        <w:t>. Другими словами, изоморфизм — биекция, сохраняющая отношение смежности. Изоморфизм простых графов это отношение эквивалентности.</w:t>
       </w:r>
     </w:p>
     <w:p>
@@ -759,423 +1010,96 @@
           <w:lang w:eastAsia="ru-RU"/>
         </w:rPr>
       </w:pPr>
-    </w:p>
-    <w:p>
-      <w:pPr>
-        <w:spacing w:line="360" w:lineRule="auto"/>
-        <w:rPr>
-          <w:rFonts w:ascii="Times New Roman" w:hAnsi="Times New Roman" w:cs="Times New Roman"/>
-          <w:sz w:val="28"/>
-          <w:szCs w:val="28"/>
-        </w:rPr>
-      </w:pPr>
-      <w:r>
-        <w:rPr>
-          <w:rStyle w:val="link-annotation-3813129d-2c7d-4e5b-bd23-e968dc1d69e3-2096156460"/>
-          <w:rFonts w:ascii="Times New Roman" w:hAnsi="Times New Roman" w:cs="Times New Roman"/>
-          <w:sz w:val="28"/>
-          <w:szCs w:val="28"/>
-        </w:rPr>
-        <w:t>Простые графы</w:t>
-      </w:r>
-      <w:r>
-        <w:rPr>
-          <w:rFonts w:ascii="Times New Roman" w:hAnsi="Times New Roman" w:cs="Times New Roman"/>
-          <w:sz w:val="28"/>
-          <w:szCs w:val="28"/>
-        </w:rPr>
-        <w:t xml:space="preserve"> </w:t>
-      </w:r>
-      <w:r>
-        <w:rPr>
-          <w:rStyle w:val="katex-mathml"/>
-          <w:rFonts w:ascii="Times New Roman" w:hAnsi="Times New Roman" w:cs="Times New Roman"/>
-          <w:sz w:val="28"/>
-          <w:szCs w:val="28"/>
-        </w:rPr>
-        <w:t>G1=(V</w:t>
-      </w:r>
-      <w:proofErr w:type="gramStart"/>
-      <w:r>
-        <w:rPr>
-          <w:rStyle w:val="katex-mathml"/>
-          <w:rFonts w:ascii="Times New Roman" w:hAnsi="Times New Roman" w:cs="Times New Roman"/>
-          <w:sz w:val="28"/>
-          <w:szCs w:val="28"/>
-        </w:rPr>
-        <w:t>1,E</w:t>
-      </w:r>
-      <w:proofErr w:type="gramEnd"/>
-      <w:r>
-        <w:rPr>
-          <w:rStyle w:val="katex-mathml"/>
-          <w:rFonts w:ascii="Times New Roman" w:hAnsi="Times New Roman" w:cs="Times New Roman"/>
-          <w:sz w:val="28"/>
-          <w:szCs w:val="28"/>
-        </w:rPr>
-        <w:t>1)</w:t>
-      </w:r>
-      <w:r>
-        <w:rPr>
-          <w:rFonts w:ascii="Times New Roman" w:hAnsi="Times New Roman" w:cs="Times New Roman"/>
-          <w:sz w:val="28"/>
-          <w:szCs w:val="28"/>
-        </w:rPr>
-        <w:t xml:space="preserve"> и </w:t>
-      </w:r>
-      <w:r>
-        <w:rPr>
-          <w:rStyle w:val="katex-mathml"/>
-          <w:rFonts w:ascii="Times New Roman" w:hAnsi="Times New Roman" w:cs="Times New Roman"/>
-          <w:sz w:val="28"/>
-          <w:szCs w:val="28"/>
-        </w:rPr>
-        <w:t>G2=(V2,E2)</w:t>
-      </w:r>
-      <w:r>
-        <w:rPr>
-          <w:rFonts w:ascii="Times New Roman" w:hAnsi="Times New Roman" w:cs="Times New Roman"/>
-          <w:sz w:val="28"/>
-          <w:szCs w:val="28"/>
-        </w:rPr>
-        <w:t xml:space="preserve"> </w:t>
-      </w:r>
-      <w:r>
-        <w:rPr>
-          <w:rStyle w:val="notion-enable-hover"/>
-          <w:rFonts w:ascii="Times New Roman" w:hAnsi="Times New Roman" w:cs="Times New Roman"/>
+      <w:r>
+        <w:rPr>
+          <w:rFonts w:ascii="Times New Roman" w:eastAsia="Times New Roman" w:hAnsi="Times New Roman" w:cs="Times New Roman"/>
+          <w:sz w:val="28"/>
+          <w:szCs w:val="28"/>
+          <w:lang w:eastAsia="ru-RU"/>
+        </w:rPr>
+        <w:t>Прямой способ проверки на изоморфизм перебором приводит к n! перестановок.</w:t>
+      </w:r>
+    </w:p>
+    <w:p>
+      <w:pPr>
+        <w:spacing w:after="15" w:line="360" w:lineRule="auto"/>
+        <w:rPr>
+          <w:rFonts w:ascii="Times New Roman" w:eastAsia="Times New Roman" w:hAnsi="Times New Roman" w:cs="Times New Roman"/>
           <w:b/>
           <w:bCs/>
           <w:sz w:val="28"/>
           <w:szCs w:val="28"/>
+          <w:lang w:eastAsia="ru-RU"/>
+        </w:rPr>
+      </w:pPr>
+      <w:r>
+        <w:rPr>
+          <w:rFonts w:ascii="Times New Roman" w:eastAsia="Times New Roman" w:hAnsi="Times New Roman" w:cs="Times New Roman"/>
+          <w:sz w:val="28"/>
+          <w:szCs w:val="28"/>
+          <w:lang w:eastAsia="ru-RU"/>
+        </w:rPr>
+        <w:t xml:space="preserve">Иногда мы можем показать что два графа </w:t>
+      </w:r>
+      <w:r>
+        <w:rPr>
+          <w:rFonts w:ascii="Times New Roman" w:eastAsia="Times New Roman" w:hAnsi="Times New Roman" w:cs="Times New Roman"/>
+          <w:i/>
+          <w:iCs/>
+          <w:sz w:val="28"/>
+          <w:szCs w:val="28"/>
+          <w:lang w:eastAsia="ru-RU"/>
+        </w:rPr>
+        <w:t xml:space="preserve">не </w:t>
+      </w:r>
+      <w:r>
+        <w:rPr>
+          <w:rFonts w:ascii="Times New Roman" w:eastAsia="Times New Roman" w:hAnsi="Times New Roman" w:cs="Times New Roman"/>
+          <w:sz w:val="28"/>
+          <w:szCs w:val="28"/>
+          <w:lang w:eastAsia="ru-RU"/>
         </w:rPr>
         <w:t>изоморфны</w:t>
       </w:r>
       <w:r>
         <w:rPr>
-          <w:rFonts w:ascii="Times New Roman" w:hAnsi="Times New Roman" w:cs="Times New Roman"/>
-          <w:sz w:val="28"/>
-          <w:szCs w:val="28"/>
-        </w:rPr>
-        <w:t xml:space="preserve">, если существует биекция </w:t>
-      </w:r>
-      <w:r>
-        <w:rPr>
-          <w:rStyle w:val="katex-mathml"/>
-          <w:rFonts w:ascii="Times New Roman" w:hAnsi="Times New Roman" w:cs="Times New Roman"/>
-          <w:sz w:val="28"/>
-          <w:szCs w:val="28"/>
-        </w:rPr>
-        <w:t xml:space="preserve">f: V1↔V2 </w:t>
-      </w:r>
-      <w:r>
-        <w:rPr>
-          <w:rStyle w:val="vlist-s"/>
-          <w:rFonts w:ascii="Times New Roman" w:hAnsi="Times New Roman" w:cs="Times New Roman"/>
-          <w:sz w:val="28"/>
-          <w:szCs w:val="28"/>
-        </w:rPr>
-        <w:t xml:space="preserve"> ​</w:t>
-      </w:r>
-      <w:r>
-        <w:rPr>
-          <w:rStyle w:val="notion-text-equation-token"/>
-          <w:rFonts w:ascii="Tahoma" w:hAnsi="Tahoma" w:cs="Tahoma"/>
-          <w:sz w:val="28"/>
-          <w:szCs w:val="28"/>
-        </w:rPr>
-        <w:t>﻿</w:t>
-      </w:r>
-      <w:r>
-        <w:rPr>
-          <w:rFonts w:ascii="Times New Roman" w:hAnsi="Times New Roman" w:cs="Times New Roman"/>
-          <w:sz w:val="28"/>
-          <w:szCs w:val="28"/>
-        </w:rPr>
-        <w:t xml:space="preserve">, такая что </w:t>
-      </w:r>
-      <w:r>
-        <w:rPr>
-          <w:rStyle w:val="mord"/>
-          <w:rFonts w:ascii="Times New Roman" w:hAnsi="Times New Roman" w:cs="Times New Roman"/>
-          <w:sz w:val="28"/>
-          <w:szCs w:val="28"/>
-        </w:rPr>
-        <w:t>a</w:t>
-      </w:r>
-      <w:r>
-        <w:rPr>
-          <w:rStyle w:val="notion-text-equation-token"/>
-          <w:rFonts w:ascii="Tahoma" w:hAnsi="Tahoma" w:cs="Tahoma"/>
-          <w:sz w:val="28"/>
-          <w:szCs w:val="28"/>
-        </w:rPr>
-        <w:t>﻿</w:t>
-      </w:r>
-      <w:r>
-        <w:rPr>
-          <w:rFonts w:ascii="Times New Roman" w:hAnsi="Times New Roman" w:cs="Times New Roman"/>
-          <w:sz w:val="28"/>
-          <w:szCs w:val="28"/>
-        </w:rPr>
-        <w:t xml:space="preserve"> и </w:t>
-      </w:r>
-      <w:r>
-        <w:rPr>
-          <w:rStyle w:val="mord"/>
-          <w:rFonts w:ascii="Times New Roman" w:hAnsi="Times New Roman" w:cs="Times New Roman"/>
-          <w:sz w:val="28"/>
-          <w:szCs w:val="28"/>
-        </w:rPr>
-        <w:t>b</w:t>
-      </w:r>
-      <w:r>
-        <w:rPr>
-          <w:rStyle w:val="notion-text-equation-token"/>
-          <w:rFonts w:ascii="Tahoma" w:hAnsi="Tahoma" w:cs="Tahoma"/>
-          <w:sz w:val="28"/>
-          <w:szCs w:val="28"/>
-        </w:rPr>
-        <w:t>﻿</w:t>
-      </w:r>
-      <w:r>
-        <w:rPr>
-          <w:rFonts w:ascii="Times New Roman" w:hAnsi="Times New Roman" w:cs="Times New Roman"/>
-          <w:sz w:val="28"/>
-          <w:szCs w:val="28"/>
-        </w:rPr>
-        <w:t xml:space="preserve"> из </w:t>
-      </w:r>
-      <w:r>
-        <w:rPr>
-          <w:rStyle w:val="katex-mathml"/>
-          <w:rFonts w:ascii="Times New Roman" w:hAnsi="Times New Roman" w:cs="Times New Roman"/>
-          <w:sz w:val="28"/>
-          <w:szCs w:val="28"/>
-        </w:rPr>
-        <w:t>V1</w:t>
-      </w:r>
-      <w:r>
-        <w:rPr>
-          <w:rStyle w:val="vlist-s"/>
-          <w:rFonts w:ascii="Times New Roman" w:hAnsi="Times New Roman" w:cs="Times New Roman"/>
-          <w:sz w:val="28"/>
-          <w:szCs w:val="28"/>
-        </w:rPr>
-        <w:t>​</w:t>
-      </w:r>
-      <w:r>
-        <w:rPr>
-          <w:rStyle w:val="notion-text-equation-token"/>
-          <w:rFonts w:ascii="Tahoma" w:hAnsi="Tahoma" w:cs="Tahoma"/>
-          <w:sz w:val="28"/>
-          <w:szCs w:val="28"/>
-        </w:rPr>
-        <w:t>﻿</w:t>
-      </w:r>
-      <w:r>
-        <w:rPr>
-          <w:rFonts w:ascii="Times New Roman" w:hAnsi="Times New Roman" w:cs="Times New Roman"/>
-          <w:sz w:val="28"/>
-          <w:szCs w:val="28"/>
-        </w:rPr>
-        <w:t xml:space="preserve"> </w:t>
-      </w:r>
-      <w:proofErr w:type="spellStart"/>
-      <w:r>
-        <w:rPr>
-          <w:rFonts w:ascii="Times New Roman" w:hAnsi="Times New Roman" w:cs="Times New Roman"/>
-          <w:sz w:val="28"/>
-          <w:szCs w:val="28"/>
-        </w:rPr>
-        <w:t>смежны</w:t>
-      </w:r>
-      <w:proofErr w:type="spellEnd"/>
-      <w:r>
-        <w:rPr>
-          <w:rFonts w:ascii="Times New Roman" w:hAnsi="Times New Roman" w:cs="Times New Roman"/>
-          <w:sz w:val="28"/>
-          <w:szCs w:val="28"/>
-        </w:rPr>
-        <w:t xml:space="preserve"> </w:t>
-      </w:r>
-      <w:r>
-        <w:rPr>
-          <w:rStyle w:val="katex-mathml"/>
-          <w:rFonts w:ascii="Times New Roman" w:hAnsi="Times New Roman" w:cs="Times New Roman"/>
-          <w:sz w:val="28"/>
-          <w:szCs w:val="28"/>
-        </w:rPr>
-        <w:t>  </w:t>
-      </w:r>
-      <w:r>
-        <w:rPr>
-          <w:rStyle w:val="katex-mathml"/>
-          <w:rFonts w:ascii="Cambria Math" w:hAnsi="Cambria Math" w:cs="Cambria Math"/>
-          <w:sz w:val="28"/>
-          <w:szCs w:val="28"/>
-        </w:rPr>
-        <w:t>⟺</w:t>
-      </w:r>
-      <w:r>
-        <w:rPr>
-          <w:rStyle w:val="katex-mathml"/>
-          <w:rFonts w:ascii="Times New Roman" w:hAnsi="Times New Roman" w:cs="Times New Roman"/>
-          <w:sz w:val="28"/>
-          <w:szCs w:val="28"/>
-        </w:rPr>
-        <w:t>  f(a)</w:t>
-      </w:r>
-      <w:r>
-        <w:rPr>
-          <w:rStyle w:val="mrel"/>
-          <w:rFonts w:ascii="Cambria Math" w:hAnsi="Cambria Math" w:cs="Cambria Math"/>
-          <w:sz w:val="28"/>
-          <w:szCs w:val="28"/>
-        </w:rPr>
-        <w:t>⟺</w:t>
-      </w:r>
-      <w:r>
-        <w:rPr>
-          <w:rStyle w:val="katex-mathml"/>
-          <w:rFonts w:ascii="Times New Roman" w:hAnsi="Times New Roman" w:cs="Times New Roman"/>
-          <w:sz w:val="28"/>
-          <w:szCs w:val="28"/>
-        </w:rPr>
-        <w:t xml:space="preserve"> </w:t>
-      </w:r>
-      <w:r>
-        <w:rPr>
-          <w:rStyle w:val="mord"/>
-          <w:rFonts w:ascii="Times New Roman" w:hAnsi="Times New Roman" w:cs="Times New Roman"/>
-          <w:sz w:val="28"/>
-          <w:szCs w:val="28"/>
-        </w:rPr>
-        <w:t>f</w:t>
-      </w:r>
-      <w:r>
-        <w:rPr>
-          <w:rStyle w:val="mopen"/>
-          <w:rFonts w:ascii="Times New Roman" w:hAnsi="Times New Roman" w:cs="Times New Roman"/>
-          <w:sz w:val="28"/>
-          <w:szCs w:val="28"/>
-        </w:rPr>
-        <w:t>(</w:t>
-      </w:r>
-      <w:r>
-        <w:rPr>
-          <w:rStyle w:val="mord"/>
-          <w:rFonts w:ascii="Times New Roman" w:hAnsi="Times New Roman" w:cs="Times New Roman"/>
-          <w:sz w:val="28"/>
-          <w:szCs w:val="28"/>
-        </w:rPr>
-        <w:t>b</w:t>
-      </w:r>
-      <w:r>
-        <w:rPr>
-          <w:rStyle w:val="mclose"/>
-          <w:rFonts w:ascii="Times New Roman" w:hAnsi="Times New Roman" w:cs="Times New Roman"/>
-          <w:sz w:val="28"/>
-          <w:szCs w:val="28"/>
-        </w:rPr>
-        <w:t>)</w:t>
-      </w:r>
-      <w:r>
-        <w:rPr>
-          <w:rStyle w:val="notion-text-equation-token"/>
-          <w:rFonts w:ascii="Tahoma" w:hAnsi="Tahoma" w:cs="Tahoma"/>
-          <w:sz w:val="28"/>
-          <w:szCs w:val="28"/>
-        </w:rPr>
-        <w:t>﻿</w:t>
-      </w:r>
-      <w:r>
-        <w:rPr>
-          <w:rFonts w:ascii="Times New Roman" w:hAnsi="Times New Roman" w:cs="Times New Roman"/>
-          <w:sz w:val="28"/>
-          <w:szCs w:val="28"/>
-        </w:rPr>
-        <w:t xml:space="preserve"> </w:t>
-      </w:r>
-      <w:proofErr w:type="spellStart"/>
-      <w:r>
-        <w:rPr>
-          <w:rFonts w:ascii="Times New Roman" w:hAnsi="Times New Roman" w:cs="Times New Roman"/>
-          <w:sz w:val="28"/>
-          <w:szCs w:val="28"/>
-        </w:rPr>
-        <w:t>смежны</w:t>
-      </w:r>
-      <w:proofErr w:type="spellEnd"/>
-      <w:r>
-        <w:rPr>
-          <w:rFonts w:ascii="Times New Roman" w:hAnsi="Times New Roman" w:cs="Times New Roman"/>
-          <w:sz w:val="28"/>
-          <w:szCs w:val="28"/>
-        </w:rPr>
-        <w:t xml:space="preserve">. Такая биекция называется </w:t>
-      </w:r>
-      <w:r>
-        <w:rPr>
-          <w:rStyle w:val="notion-enable-hover"/>
-          <w:rFonts w:ascii="Times New Roman" w:hAnsi="Times New Roman" w:cs="Times New Roman"/>
+          <w:rFonts w:ascii="Times New Roman" w:eastAsia="Times New Roman" w:hAnsi="Times New Roman" w:cs="Times New Roman"/>
+          <w:sz w:val="28"/>
+          <w:szCs w:val="28"/>
+          <w:lang w:eastAsia="ru-RU"/>
+        </w:rPr>
+        <w:t xml:space="preserve"> через </w:t>
+      </w:r>
+      <w:r>
+        <w:rPr>
+          <w:rFonts w:ascii="Times New Roman" w:eastAsia="Times New Roman" w:hAnsi="Times New Roman" w:cs="Times New Roman"/>
+          <w:sz w:val="28"/>
+          <w:szCs w:val="28"/>
+          <w:lang w:eastAsia="ru-RU"/>
+        </w:rPr>
+        <w:t>сохраняемое изоморфизмом свойство</w:t>
+      </w:r>
+      <w:r>
+        <w:rPr>
+          <w:rFonts w:ascii="Times New Roman" w:eastAsia="Times New Roman" w:hAnsi="Times New Roman" w:cs="Times New Roman"/>
+          <w:sz w:val="28"/>
+          <w:szCs w:val="28"/>
+          <w:lang w:eastAsia="ru-RU"/>
+        </w:rPr>
+        <w:t>:</w:t>
+      </w:r>
+      <w:r>
+        <w:rPr>
+          <w:rFonts w:ascii="Times New Roman" w:eastAsia="Times New Roman" w:hAnsi="Times New Roman" w:cs="Times New Roman"/>
           <w:b/>
           <w:bCs/>
           <w:sz w:val="28"/>
           <w:szCs w:val="28"/>
-        </w:rPr>
-        <w:t>изоморфизм</w:t>
-      </w:r>
-      <w:r>
-        <w:rPr>
-          <w:rFonts w:ascii="Times New Roman" w:hAnsi="Times New Roman" w:cs="Times New Roman"/>
-          <w:sz w:val="28"/>
-          <w:szCs w:val="28"/>
-        </w:rPr>
-        <w:t xml:space="preserve">. Другими словами, изоморфизм — биекция, сохраняющая отношение смежности. </w:t>
-      </w:r>
-      <w:proofErr w:type="gramStart"/>
-      <w:r>
-        <w:rPr>
-          <w:rFonts w:ascii="Times New Roman" w:hAnsi="Times New Roman" w:cs="Times New Roman"/>
-          <w:sz w:val="28"/>
-          <w:szCs w:val="28"/>
-        </w:rPr>
-        <w:t>Изоморфизм простых графов это отношение эквивалентности</w:t>
-      </w:r>
-      <w:proofErr w:type="gramEnd"/>
-      <w:r>
-        <w:rPr>
-          <w:rFonts w:ascii="Times New Roman" w:hAnsi="Times New Roman" w:cs="Times New Roman"/>
-          <w:sz w:val="28"/>
-          <w:szCs w:val="28"/>
-        </w:rPr>
-        <w:t>.</w:t>
-      </w:r>
-    </w:p>
-    <w:p>
-      <w:pPr>
-        <w:spacing w:after="15" w:line="360" w:lineRule="auto"/>
-        <w:rPr>
-          <w:rFonts w:ascii="Times New Roman" w:eastAsia="Times New Roman" w:hAnsi="Times New Roman" w:cs="Times New Roman"/>
-          <w:sz w:val="28"/>
-          <w:szCs w:val="28"/>
-          <w:lang w:eastAsia="ru-RU"/>
-        </w:rPr>
-      </w:pPr>
-      <w:r>
-        <w:rPr>
-          <w:rFonts w:ascii="Times New Roman" w:eastAsia="Times New Roman" w:hAnsi="Times New Roman" w:cs="Times New Roman"/>
-          <w:sz w:val="28"/>
-          <w:szCs w:val="28"/>
-          <w:lang w:eastAsia="ru-RU"/>
-        </w:rPr>
-        <w:t>Прямой способ проверки на изоморфизм перебором приводит к n! перестановок.</w:t>
-      </w:r>
-    </w:p>
-    <w:p>
-      <w:pPr>
-        <w:spacing w:after="15" w:line="360" w:lineRule="auto"/>
+          <w:lang w:eastAsia="ru-RU"/>
+        </w:rPr>
+        <w:t xml:space="preserve"> </w:t>
+      </w:r>
+      <w:r>
         <w:rPr>
           <w:rFonts w:ascii="Times New Roman" w:eastAsia="Times New Roman" w:hAnsi="Times New Roman" w:cs="Times New Roman"/>
           <w:b/>
@@ -1184,83 +1108,186 @@
           <w:szCs w:val="28"/>
           <w:lang w:eastAsia="ru-RU"/>
         </w:rPr>
-      </w:pPr>
-      <w:r>
-        <w:rPr>
-          <w:rFonts w:ascii="Times New Roman" w:eastAsia="Times New Roman" w:hAnsi="Times New Roman" w:cs="Times New Roman"/>
-          <w:sz w:val="28"/>
-          <w:szCs w:val="28"/>
-          <w:lang w:eastAsia="ru-RU"/>
-        </w:rPr>
-        <w:t xml:space="preserve">Иногда мы можем </w:t>
-      </w:r>
-      <w:proofErr w:type="gramStart"/>
-      <w:r>
-        <w:rPr>
-          <w:rFonts w:ascii="Times New Roman" w:eastAsia="Times New Roman" w:hAnsi="Times New Roman" w:cs="Times New Roman"/>
-          <w:sz w:val="28"/>
-          <w:szCs w:val="28"/>
-          <w:lang w:eastAsia="ru-RU"/>
-        </w:rPr>
-        <w:t>показать</w:t>
-      </w:r>
-      <w:proofErr w:type="gramEnd"/>
-      <w:r>
-        <w:rPr>
-          <w:rFonts w:ascii="Times New Roman" w:eastAsia="Times New Roman" w:hAnsi="Times New Roman" w:cs="Times New Roman"/>
-          <w:sz w:val="28"/>
-          <w:szCs w:val="28"/>
-          <w:lang w:eastAsia="ru-RU"/>
-        </w:rPr>
-        <w:t xml:space="preserve"> что два графа </w:t>
-      </w:r>
-      <w:r>
-        <w:rPr>
-          <w:rFonts w:ascii="Times New Roman" w:eastAsia="Times New Roman" w:hAnsi="Times New Roman" w:cs="Times New Roman"/>
-          <w:i/>
-          <w:iCs/>
-          <w:sz w:val="28"/>
-          <w:szCs w:val="28"/>
-          <w:lang w:eastAsia="ru-RU"/>
-        </w:rPr>
-        <w:t xml:space="preserve">не </w:t>
-      </w:r>
-      <w:r>
-        <w:rPr>
-          <w:rFonts w:ascii="Times New Roman" w:eastAsia="Times New Roman" w:hAnsi="Times New Roman" w:cs="Times New Roman"/>
-          <w:sz w:val="28"/>
-          <w:szCs w:val="28"/>
-          <w:lang w:eastAsia="ru-RU"/>
-        </w:rPr>
-        <w:t>изоморфны</w:t>
-      </w:r>
-      <w:r>
-        <w:rPr>
-          <w:rFonts w:ascii="Times New Roman" w:eastAsia="Times New Roman" w:hAnsi="Times New Roman" w:cs="Times New Roman"/>
-          <w:sz w:val="28"/>
-          <w:szCs w:val="28"/>
-          <w:lang w:eastAsia="ru-RU"/>
-        </w:rPr>
-        <w:t xml:space="preserve"> через </w:t>
-      </w:r>
-      <w:r>
-        <w:rPr>
-          <w:rFonts w:ascii="Times New Roman" w:eastAsia="Times New Roman" w:hAnsi="Times New Roman" w:cs="Times New Roman"/>
-          <w:sz w:val="28"/>
-          <w:szCs w:val="28"/>
-          <w:lang w:eastAsia="ru-RU"/>
-        </w:rPr>
-        <w:t>сохраняемое изоморфизмом свойство</w:t>
-      </w:r>
-      <w:r>
-        <w:rPr>
-          <w:rFonts w:ascii="Times New Roman" w:eastAsia="Times New Roman" w:hAnsi="Times New Roman" w:cs="Times New Roman"/>
-          <w:sz w:val="28"/>
-          <w:szCs w:val="28"/>
-          <w:lang w:eastAsia="ru-RU"/>
-        </w:rPr>
-        <w:t>:</w:t>
-      </w:r>
+        <w:t>инвариантом графа</w:t>
+      </w:r>
+      <w:r>
+        <w:rPr>
+          <w:rFonts w:ascii="Times New Roman" w:eastAsia="Times New Roman" w:hAnsi="Times New Roman" w:cs="Times New Roman"/>
+          <w:sz w:val="28"/>
+          <w:szCs w:val="28"/>
+          <w:lang w:eastAsia="ru-RU"/>
+        </w:rPr>
+        <w:t>. Например: количество вершин, рёбер, степени.</w:t>
+      </w:r>
+    </w:p>
+    <w:p>
+      <w:pPr>
+        <w:spacing w:after="15" w:line="360" w:lineRule="auto"/>
+        <w:rPr>
+          <w:rFonts w:ascii="Times New Roman" w:eastAsia="Times New Roman" w:hAnsi="Times New Roman" w:cs="Times New Roman"/>
+          <w:sz w:val="28"/>
+          <w:szCs w:val="28"/>
+          <w:lang w:eastAsia="ru-RU"/>
+        </w:rPr>
+      </w:pPr>
+      <w:r>
+        <w:rPr>
+          <w:rFonts w:ascii="Times New Roman" w:eastAsia="Times New Roman" w:hAnsi="Times New Roman" w:cs="Times New Roman"/>
+          <w:sz w:val="28"/>
+          <w:szCs w:val="28"/>
+          <w:lang w:eastAsia="ru-RU"/>
+        </w:rPr>
+        <w:t>Показать, что биекция является изоморфизомом можно если добиться совпадения матриц смежности, путём перенумерации вершин</w:t>
+      </w:r>
+      <w:r>
+        <w:rPr>
+          <w:rFonts w:ascii="Times New Roman" w:eastAsia="Times New Roman" w:hAnsi="Times New Roman" w:cs="Times New Roman"/>
+          <w:sz w:val="28"/>
+          <w:szCs w:val="28"/>
+          <w:lang w:eastAsia="ru-RU"/>
+        </w:rPr>
+        <w:t xml:space="preserve"> или нахождением циклов</w:t>
+      </w:r>
+      <w:r>
+        <w:rPr>
+          <w:rFonts w:ascii="Times New Roman" w:eastAsia="Times New Roman" w:hAnsi="Times New Roman" w:cs="Times New Roman"/>
+          <w:sz w:val="28"/>
+          <w:szCs w:val="28"/>
+          <w:lang w:eastAsia="ru-RU"/>
+        </w:rPr>
+        <w:t>.</w:t>
+      </w:r>
+    </w:p>
+    <w:p>
+      <w:pPr>
+        <w:rPr>
+          <w:rFonts w:ascii="Times New Roman" w:hAnsi="Times New Roman" w:cs="Times New Roman"/>
+        </w:rPr>
+      </w:pPr>
+    </w:p>
+    <w:p>
+      <w:pPr>
+        <w:rPr>
+          <w:rFonts w:ascii="Times New Roman" w:hAnsi="Times New Roman" w:cs="Times New Roman"/>
+        </w:rPr>
+      </w:pPr>
+    </w:p>
+    <w:p>
+      <w:pPr>
+        <w:rPr>
+          <w:rFonts w:ascii="Times New Roman" w:hAnsi="Times New Roman" w:cs="Times New Roman"/>
+        </w:rPr>
+      </w:pPr>
+    </w:p>
+    <w:p>
+      <w:pPr>
+        <w:rPr>
+          <w:rFonts w:ascii="Times New Roman" w:hAnsi="Times New Roman" w:cs="Times New Roman"/>
+        </w:rPr>
+      </w:pPr>
+    </w:p>
+    <w:p>
+      <w:pPr>
+        <w:rPr>
+          <w:rFonts w:ascii="Times New Roman" w:hAnsi="Times New Roman" w:cs="Times New Roman"/>
+        </w:rPr>
+      </w:pPr>
+    </w:p>
+    <w:p>
+      <w:pPr>
+        <w:rPr>
+          <w:rFonts w:ascii="Times New Roman" w:hAnsi="Times New Roman" w:cs="Times New Roman"/>
+        </w:rPr>
+      </w:pPr>
+    </w:p>
+    <w:p>
+      <w:pPr>
+        <w:rPr>
+          <w:rFonts w:ascii="Times New Roman" w:hAnsi="Times New Roman" w:cs="Times New Roman"/>
+        </w:rPr>
+      </w:pPr>
+    </w:p>
+    <w:p>
+      <w:pPr>
+        <w:rPr>
+          <w:rFonts w:ascii="Times New Roman" w:hAnsi="Times New Roman" w:cs="Times New Roman"/>
+        </w:rPr>
+      </w:pPr>
+    </w:p>
+    <w:p>
+      <w:pPr>
+        <w:rPr>
+          <w:rFonts w:ascii="Times New Roman" w:hAnsi="Times New Roman" w:cs="Times New Roman"/>
+        </w:rPr>
+      </w:pPr>
+    </w:p>
+    <w:p>
+      <w:pPr>
+        <w:rPr>
+          <w:rFonts w:ascii="Times New Roman" w:hAnsi="Times New Roman" w:cs="Times New Roman"/>
+        </w:rPr>
+      </w:pPr>
+    </w:p>
+    <w:p>
+      <w:pPr>
+        <w:rPr>
+          <w:rFonts w:ascii="Times New Roman" w:hAnsi="Times New Roman" w:cs="Times New Roman"/>
+        </w:rPr>
+      </w:pPr>
+    </w:p>
+    <w:p>
+      <w:pPr>
+        <w:rPr>
+          <w:rFonts w:ascii="Times New Roman" w:hAnsi="Times New Roman" w:cs="Times New Roman"/>
+        </w:rPr>
+      </w:pPr>
+    </w:p>
+    <w:p>
+      <w:pPr>
+        <w:rPr>
+          <w:rFonts w:ascii="Times New Roman" w:hAnsi="Times New Roman" w:cs="Times New Roman"/>
+        </w:rPr>
+      </w:pPr>
+    </w:p>
+    <w:p>
+      <w:pPr>
+        <w:rPr>
+          <w:rFonts w:ascii="Times New Roman" w:hAnsi="Times New Roman" w:cs="Times New Roman"/>
+        </w:rPr>
+      </w:pPr>
+    </w:p>
+    <w:p>
+      <w:pPr>
+        <w:rPr>
+          <w:rFonts w:ascii="Times New Roman" w:hAnsi="Times New Roman" w:cs="Times New Roman"/>
+        </w:rPr>
+      </w:pPr>
+    </w:p>
+    <w:p>
+      <w:pPr>
+        <w:pStyle w:val="2"/>
+      </w:pPr>
+      <w:r>
+        <w:lastRenderedPageBreak/>
+        <w:t>3. Понятие пути, цикла, простого пути и простого цикла. Теорема о существовании простого</w:t>
+      </w:r>
+      <w:r>
+        <w:t xml:space="preserve"> </w:t>
+      </w:r>
+      <w:r>
+        <w:t>пути между парой различных вершин связного неориентированного графа.</w:t>
+      </w:r>
+    </w:p>
+    <w:p>
+      <w:pPr>
+        <w:spacing w:after="15" w:line="240" w:lineRule="auto"/>
+        <w:rPr>
+          <w:rFonts w:ascii="Times New Roman" w:eastAsia="Times New Roman" w:hAnsi="Times New Roman" w:cs="Times New Roman"/>
+          <w:sz w:val="28"/>
+          <w:szCs w:val="28"/>
+          <w:lang w:eastAsia="ru-RU"/>
+        </w:rPr>
+      </w:pPr>
       <w:r>
         <w:rPr>
           <w:rFonts w:ascii="Times New Roman" w:eastAsia="Times New Roman" w:hAnsi="Times New Roman" w:cs="Times New Roman"/>
@@ -1270,205 +1297,208 @@
           <w:szCs w:val="28"/>
           <w:lang w:eastAsia="ru-RU"/>
         </w:rPr>
+        <w:t>Путь</w:t>
+      </w:r>
+      <w:r>
+        <w:rPr>
+          <w:rFonts w:ascii="Times New Roman" w:eastAsia="Times New Roman" w:hAnsi="Times New Roman" w:cs="Times New Roman"/>
+          <w:sz w:val="28"/>
+          <w:szCs w:val="28"/>
+          <w:lang w:eastAsia="ru-RU"/>
+        </w:rPr>
+        <w:t xml:space="preserve"> длины n от u</w:t>
+      </w:r>
+      <w:r>
+        <w:rPr>
+          <w:rFonts w:ascii="Tahoma" w:eastAsia="Times New Roman" w:hAnsi="Tahoma" w:cs="Tahoma"/>
+          <w:sz w:val="28"/>
+          <w:szCs w:val="28"/>
+          <w:lang w:eastAsia="ru-RU"/>
+        </w:rPr>
+        <w:t>﻿</w:t>
+      </w:r>
+      <w:r>
+        <w:rPr>
+          <w:rFonts w:ascii="Times New Roman" w:eastAsia="Times New Roman" w:hAnsi="Times New Roman" w:cs="Times New Roman"/>
+          <w:sz w:val="28"/>
+          <w:szCs w:val="28"/>
+          <w:lang w:eastAsia="ru-RU"/>
+        </w:rPr>
+        <w:t xml:space="preserve"> до v</w:t>
+      </w:r>
+      <w:r>
+        <w:rPr>
+          <w:rFonts w:ascii="Tahoma" w:eastAsia="Times New Roman" w:hAnsi="Tahoma" w:cs="Tahoma"/>
+          <w:sz w:val="28"/>
+          <w:szCs w:val="28"/>
+          <w:lang w:eastAsia="ru-RU"/>
+        </w:rPr>
+        <w:t>﻿</w:t>
+      </w:r>
+      <w:r>
+        <w:rPr>
+          <w:rFonts w:ascii="Times New Roman" w:eastAsia="Times New Roman" w:hAnsi="Times New Roman" w:cs="Times New Roman"/>
+          <w:sz w:val="28"/>
+          <w:szCs w:val="28"/>
+          <w:lang w:eastAsia="ru-RU"/>
+        </w:rPr>
+        <w:t xml:space="preserve"> в G=(V,E)— последовательность рёбер e1,…,en</w:t>
+      </w:r>
+      <w:r>
+        <w:rPr>
+          <w:rFonts w:ascii="Times New Roman" w:eastAsia="Times New Roman" w:hAnsi="Times New Roman" w:cs="Times New Roman"/>
+          <w:sz w:val="28"/>
+          <w:szCs w:val="28"/>
+          <w:lang w:eastAsia="ru-RU"/>
+        </w:rPr>
         <w:t xml:space="preserve"> </w:t>
       </w:r>
       <w:r>
         <w:rPr>
-          <w:rFonts w:ascii="Times New Roman" w:eastAsia="Times New Roman" w:hAnsi="Times New Roman" w:cs="Times New Roman"/>
-          <w:b/>
-          <w:bCs/>
-          <w:sz w:val="28"/>
-          <w:szCs w:val="28"/>
-          <w:lang w:eastAsia="ru-RU"/>
-        </w:rPr>
-        <w:t>инвариантом графа</w:t>
-      </w:r>
-      <w:r>
-        <w:rPr>
-          <w:rFonts w:ascii="Times New Roman" w:eastAsia="Times New Roman" w:hAnsi="Times New Roman" w:cs="Times New Roman"/>
-          <w:sz w:val="28"/>
-          <w:szCs w:val="28"/>
-          <w:lang w:eastAsia="ru-RU"/>
-        </w:rPr>
-        <w:t>. Например: количество вершин, рёбер, степени.</w:t>
-      </w:r>
-    </w:p>
-    <w:p>
-      <w:pPr>
-        <w:spacing w:after="15" w:line="360" w:lineRule="auto"/>
-        <w:rPr>
-          <w:rFonts w:ascii="Times New Roman" w:eastAsia="Times New Roman" w:hAnsi="Times New Roman" w:cs="Times New Roman"/>
-          <w:sz w:val="28"/>
-          <w:szCs w:val="28"/>
-          <w:lang w:eastAsia="ru-RU"/>
-        </w:rPr>
-      </w:pPr>
-      <w:r>
-        <w:rPr>
-          <w:rFonts w:ascii="Times New Roman" w:eastAsia="Times New Roman" w:hAnsi="Times New Roman" w:cs="Times New Roman"/>
-          <w:sz w:val="28"/>
-          <w:szCs w:val="28"/>
-          <w:lang w:eastAsia="ru-RU"/>
-        </w:rPr>
-        <w:t xml:space="preserve">Показать, что биекция является </w:t>
-      </w:r>
-      <w:proofErr w:type="spellStart"/>
-      <w:r>
-        <w:rPr>
-          <w:rFonts w:ascii="Times New Roman" w:eastAsia="Times New Roman" w:hAnsi="Times New Roman" w:cs="Times New Roman"/>
-          <w:sz w:val="28"/>
-          <w:szCs w:val="28"/>
-          <w:lang w:eastAsia="ru-RU"/>
-        </w:rPr>
-        <w:t>изоморфизомом</w:t>
-      </w:r>
-      <w:proofErr w:type="spellEnd"/>
-      <w:r>
-        <w:rPr>
-          <w:rFonts w:ascii="Times New Roman" w:eastAsia="Times New Roman" w:hAnsi="Times New Roman" w:cs="Times New Roman"/>
-          <w:sz w:val="28"/>
-          <w:szCs w:val="28"/>
-          <w:lang w:eastAsia="ru-RU"/>
-        </w:rPr>
-        <w:t xml:space="preserve"> можно если добиться совпадения матриц смежности, путём перенумерации вершин</w:t>
-      </w:r>
-      <w:r>
-        <w:rPr>
-          <w:rFonts w:ascii="Times New Roman" w:eastAsia="Times New Roman" w:hAnsi="Times New Roman" w:cs="Times New Roman"/>
-          <w:sz w:val="28"/>
-          <w:szCs w:val="28"/>
-          <w:lang w:eastAsia="ru-RU"/>
-        </w:rPr>
-        <w:t xml:space="preserve"> или нахождением циклов</w:t>
-      </w:r>
-      <w:r>
-        <w:rPr>
-          <w:rFonts w:ascii="Times New Roman" w:eastAsia="Times New Roman" w:hAnsi="Times New Roman" w:cs="Times New Roman"/>
-          <w:sz w:val="28"/>
-          <w:szCs w:val="28"/>
-          <w:lang w:eastAsia="ru-RU"/>
-        </w:rPr>
-        <w:t>.</w:t>
-      </w:r>
-    </w:p>
-    <w:p>
-      <w:pPr>
-        <w:rPr>
-          <w:rFonts w:ascii="Times New Roman" w:hAnsi="Times New Roman" w:cs="Times New Roman"/>
-        </w:rPr>
-      </w:pPr>
-    </w:p>
-    <w:p>
-      <w:pPr>
-        <w:rPr>
-          <w:rFonts w:ascii="Times New Roman" w:hAnsi="Times New Roman" w:cs="Times New Roman"/>
-        </w:rPr>
-      </w:pPr>
-    </w:p>
-    <w:p>
-      <w:pPr>
-        <w:rPr>
-          <w:rFonts w:ascii="Times New Roman" w:hAnsi="Times New Roman" w:cs="Times New Roman"/>
-        </w:rPr>
-      </w:pPr>
-    </w:p>
-    <w:p>
-      <w:pPr>
-        <w:rPr>
-          <w:rFonts w:ascii="Times New Roman" w:hAnsi="Times New Roman" w:cs="Times New Roman"/>
-        </w:rPr>
-      </w:pPr>
-    </w:p>
-    <w:p>
-      <w:pPr>
-        <w:rPr>
-          <w:rFonts w:ascii="Times New Roman" w:hAnsi="Times New Roman" w:cs="Times New Roman"/>
-        </w:rPr>
-      </w:pPr>
-    </w:p>
-    <w:p>
-      <w:pPr>
-        <w:rPr>
-          <w:rFonts w:ascii="Times New Roman" w:hAnsi="Times New Roman" w:cs="Times New Roman"/>
-        </w:rPr>
-      </w:pPr>
-    </w:p>
-    <w:p>
-      <w:pPr>
-        <w:rPr>
-          <w:rFonts w:ascii="Times New Roman" w:hAnsi="Times New Roman" w:cs="Times New Roman"/>
-        </w:rPr>
-      </w:pPr>
-    </w:p>
-    <w:p>
-      <w:pPr>
-        <w:rPr>
-          <w:rFonts w:ascii="Times New Roman" w:hAnsi="Times New Roman" w:cs="Times New Roman"/>
-        </w:rPr>
-      </w:pPr>
-    </w:p>
-    <w:p>
-      <w:pPr>
-        <w:rPr>
-          <w:rFonts w:ascii="Times New Roman" w:hAnsi="Times New Roman" w:cs="Times New Roman"/>
-        </w:rPr>
-      </w:pPr>
-    </w:p>
-    <w:p>
-      <w:pPr>
-        <w:rPr>
-          <w:rFonts w:ascii="Times New Roman" w:hAnsi="Times New Roman" w:cs="Times New Roman"/>
-        </w:rPr>
-      </w:pPr>
-    </w:p>
-    <w:p>
-      <w:pPr>
-        <w:rPr>
-          <w:rFonts w:ascii="Times New Roman" w:hAnsi="Times New Roman" w:cs="Times New Roman"/>
-        </w:rPr>
-      </w:pPr>
-    </w:p>
-    <w:p>
-      <w:pPr>
-        <w:rPr>
-          <w:rFonts w:ascii="Times New Roman" w:hAnsi="Times New Roman" w:cs="Times New Roman"/>
-        </w:rPr>
-      </w:pPr>
-    </w:p>
-    <w:p>
-      <w:pPr>
-        <w:rPr>
-          <w:rFonts w:ascii="Times New Roman" w:hAnsi="Times New Roman" w:cs="Times New Roman"/>
-        </w:rPr>
-      </w:pPr>
-    </w:p>
-    <w:p>
-      <w:pPr>
-        <w:rPr>
-          <w:rFonts w:ascii="Times New Roman" w:hAnsi="Times New Roman" w:cs="Times New Roman"/>
-        </w:rPr>
-      </w:pPr>
-    </w:p>
-    <w:p>
-      <w:pPr>
-        <w:rPr>
-          <w:rFonts w:ascii="Times New Roman" w:hAnsi="Times New Roman" w:cs="Times New Roman"/>
-        </w:rPr>
-      </w:pPr>
-    </w:p>
-    <w:p>
-      <w:pPr>
-        <w:pStyle w:val="2"/>
-      </w:pPr>
-      <w:r>
-        <w:lastRenderedPageBreak/>
-        <w:t>3. Понятие пути, цикла, простого пути и простого цикла. Теорема о существовании простого</w:t>
-      </w:r>
-      <w:r>
+          <w:rFonts w:ascii="Cambria Math" w:eastAsia="Times New Roman" w:hAnsi="Cambria Math" w:cs="Cambria Math"/>
+          <w:sz w:val="28"/>
+          <w:szCs w:val="28"/>
+          <w:lang w:eastAsia="ru-RU"/>
+        </w:rPr>
+        <w:t>∈</w:t>
+      </w:r>
+      <w:r>
+        <w:rPr>
+          <w:rFonts w:ascii="Times New Roman" w:eastAsia="Times New Roman" w:hAnsi="Times New Roman" w:cs="Times New Roman"/>
+          <w:sz w:val="28"/>
+          <w:szCs w:val="28"/>
+          <w:lang w:eastAsia="ru-RU"/>
+        </w:rPr>
         <w:t xml:space="preserve"> </w:t>
       </w:r>
       <w:r>
-        <w:t>пути между парой различных вершин связного неориентированного графа.</w:t>
+        <w:rPr>
+          <w:rFonts w:ascii="Times New Roman" w:eastAsia="Times New Roman" w:hAnsi="Times New Roman" w:cs="Times New Roman"/>
+          <w:sz w:val="28"/>
+          <w:szCs w:val="28"/>
+          <w:lang w:eastAsia="ru-RU"/>
+        </w:rPr>
+        <w:t>E</w:t>
+      </w:r>
+      <w:r>
+        <w:rPr>
+          <w:rFonts w:ascii="Tahoma" w:eastAsia="Times New Roman" w:hAnsi="Tahoma" w:cs="Tahoma"/>
+          <w:sz w:val="28"/>
+          <w:szCs w:val="28"/>
+          <w:lang w:eastAsia="ru-RU"/>
+        </w:rPr>
+        <w:t>﻿</w:t>
+      </w:r>
+      <w:r>
+        <w:rPr>
+          <w:rFonts w:ascii="Times New Roman" w:eastAsia="Times New Roman" w:hAnsi="Times New Roman" w:cs="Times New Roman"/>
+          <w:sz w:val="28"/>
+          <w:szCs w:val="28"/>
+          <w:lang w:eastAsia="ru-RU"/>
+        </w:rPr>
+        <w:t>, для которой существует последовательность вершин u=x</w:t>
+      </w:r>
+      <w:r>
+        <w:rPr>
+          <w:rFonts w:ascii="Times New Roman" w:eastAsia="Times New Roman" w:hAnsi="Times New Roman" w:cs="Times New Roman"/>
+          <w:sz w:val="28"/>
+          <w:szCs w:val="28"/>
+          <w:vertAlign w:val="subscript"/>
+          <w:lang w:eastAsia="ru-RU"/>
+        </w:rPr>
+        <w:t>0</w:t>
+      </w:r>
+      <w:r>
+        <w:rPr>
+          <w:rFonts w:ascii="Times New Roman" w:eastAsia="Times New Roman" w:hAnsi="Times New Roman" w:cs="Times New Roman"/>
+          <w:sz w:val="28"/>
+          <w:szCs w:val="28"/>
+          <w:lang w:eastAsia="ru-RU"/>
+        </w:rPr>
+        <w:t>,…,x</w:t>
+      </w:r>
+      <w:r>
+        <w:rPr>
+          <w:rFonts w:ascii="Times New Roman" w:eastAsia="Times New Roman" w:hAnsi="Times New Roman" w:cs="Times New Roman"/>
+          <w:sz w:val="28"/>
+          <w:szCs w:val="28"/>
+          <w:vertAlign w:val="subscript"/>
+          <w:lang w:eastAsia="ru-RU"/>
+        </w:rPr>
+        <w:t>n</w:t>
+      </w:r>
+      <w:r>
+        <w:rPr>
+          <w:rFonts w:ascii="Times New Roman" w:eastAsia="Times New Roman" w:hAnsi="Times New Roman" w:cs="Times New Roman"/>
+          <w:sz w:val="28"/>
+          <w:szCs w:val="28"/>
+          <w:lang w:eastAsia="ru-RU"/>
+        </w:rPr>
+        <w:t xml:space="preserve">=v, такая что </w:t>
+      </w:r>
+      <w:r>
+        <w:rPr>
+          <w:rFonts w:ascii="Cambria Math" w:eastAsia="Times New Roman" w:hAnsi="Cambria Math" w:cs="Cambria Math"/>
+          <w:sz w:val="28"/>
+          <w:szCs w:val="28"/>
+          <w:lang w:eastAsia="ru-RU"/>
+        </w:rPr>
+        <w:t>∀</w:t>
+      </w:r>
+      <w:r>
+        <w:rPr>
+          <w:rFonts w:ascii="Times New Roman" w:eastAsia="Times New Roman" w:hAnsi="Times New Roman" w:cs="Times New Roman"/>
+          <w:sz w:val="28"/>
+          <w:szCs w:val="28"/>
+          <w:lang w:eastAsia="ru-RU"/>
+        </w:rPr>
+        <w:t>i</w:t>
+      </w:r>
+      <w:r>
+        <w:rPr>
+          <w:rFonts w:ascii="Tahoma" w:eastAsia="Times New Roman" w:hAnsi="Tahoma" w:cs="Tahoma"/>
+          <w:sz w:val="28"/>
+          <w:szCs w:val="28"/>
+          <w:lang w:eastAsia="ru-RU"/>
+        </w:rPr>
+        <w:t>﻿</w:t>
+      </w:r>
+      <w:r>
+        <w:rPr>
+          <w:rFonts w:ascii="Times New Roman" w:eastAsia="Times New Roman" w:hAnsi="Times New Roman" w:cs="Times New Roman"/>
+          <w:sz w:val="28"/>
+          <w:szCs w:val="28"/>
+          <w:lang w:eastAsia="ru-RU"/>
+        </w:rPr>
+        <w:t xml:space="preserve"> ребро e</w:t>
+      </w:r>
+      <w:r>
+        <w:rPr>
+          <w:rFonts w:ascii="Times New Roman" w:eastAsia="Times New Roman" w:hAnsi="Times New Roman" w:cs="Times New Roman"/>
+          <w:sz w:val="28"/>
+          <w:szCs w:val="28"/>
+          <w:vertAlign w:val="subscript"/>
+          <w:lang w:eastAsia="ru-RU"/>
+        </w:rPr>
+        <w:t xml:space="preserve">i </w:t>
+      </w:r>
+      <w:r>
+        <w:rPr>
+          <w:rFonts w:ascii="Times New Roman" w:eastAsia="Times New Roman" w:hAnsi="Times New Roman" w:cs="Times New Roman"/>
+          <w:sz w:val="28"/>
+          <w:szCs w:val="28"/>
+          <w:lang w:eastAsia="ru-RU"/>
+        </w:rPr>
+        <w:t>соединяет</w:t>
+      </w:r>
+      <w:r>
+        <w:rPr>
+          <w:rFonts w:ascii="Times New Roman" w:eastAsia="Times New Roman" w:hAnsi="Times New Roman" w:cs="Times New Roman"/>
+          <w:sz w:val="28"/>
+          <w:szCs w:val="28"/>
+          <w:lang w:eastAsia="ru-RU"/>
+        </w:rPr>
+        <w:t xml:space="preserve"> </w:t>
       </w:r>
     </w:p>
     <w:p>
@@ -1484,299 +1514,12 @@
       <w:r>
         <w:rPr>
           <w:rFonts w:ascii="Times New Roman" w:eastAsia="Times New Roman" w:hAnsi="Times New Roman" w:cs="Times New Roman"/>
-          <w:b/>
-          <w:bCs/>
-          <w:sz w:val="28"/>
-          <w:szCs w:val="28"/>
-          <w:lang w:eastAsia="ru-RU"/>
-        </w:rPr>
-        <w:t>Путь</w:t>
-      </w:r>
-      <w:r>
-        <w:rPr>
-          <w:rFonts w:ascii="Times New Roman" w:eastAsia="Times New Roman" w:hAnsi="Times New Roman" w:cs="Times New Roman"/>
-          <w:sz w:val="28"/>
-          <w:szCs w:val="28"/>
-          <w:lang w:eastAsia="ru-RU"/>
-        </w:rPr>
-        <w:t xml:space="preserve"> длины n от u</w:t>
-      </w:r>
-      <w:r>
-        <w:rPr>
-          <w:rFonts w:ascii="Tahoma" w:eastAsia="Times New Roman" w:hAnsi="Tahoma" w:cs="Tahoma"/>
-          <w:sz w:val="28"/>
-          <w:szCs w:val="28"/>
-          <w:lang w:eastAsia="ru-RU"/>
-        </w:rPr>
-        <w:t>﻿</w:t>
-      </w:r>
-      <w:r>
-        <w:rPr>
-          <w:rFonts w:ascii="Times New Roman" w:eastAsia="Times New Roman" w:hAnsi="Times New Roman" w:cs="Times New Roman"/>
-          <w:sz w:val="28"/>
-          <w:szCs w:val="28"/>
-          <w:lang w:eastAsia="ru-RU"/>
-        </w:rPr>
-        <w:t xml:space="preserve"> до v</w:t>
-      </w:r>
-      <w:r>
-        <w:rPr>
-          <w:rFonts w:ascii="Tahoma" w:eastAsia="Times New Roman" w:hAnsi="Tahoma" w:cs="Tahoma"/>
-          <w:sz w:val="28"/>
-          <w:szCs w:val="28"/>
-          <w:lang w:eastAsia="ru-RU"/>
-        </w:rPr>
-        <w:t>﻿</w:t>
-      </w:r>
-      <w:r>
-        <w:rPr>
-          <w:rFonts w:ascii="Times New Roman" w:eastAsia="Times New Roman" w:hAnsi="Times New Roman" w:cs="Times New Roman"/>
-          <w:sz w:val="28"/>
-          <w:szCs w:val="28"/>
-          <w:lang w:eastAsia="ru-RU"/>
-        </w:rPr>
-        <w:t xml:space="preserve"> в G=(</w:t>
-      </w:r>
-      <w:proofErr w:type="gramStart"/>
-      <w:r>
-        <w:rPr>
-          <w:rFonts w:ascii="Times New Roman" w:eastAsia="Times New Roman" w:hAnsi="Times New Roman" w:cs="Times New Roman"/>
-          <w:sz w:val="28"/>
-          <w:szCs w:val="28"/>
-          <w:lang w:eastAsia="ru-RU"/>
-        </w:rPr>
-        <w:t>V,E</w:t>
-      </w:r>
-      <w:proofErr w:type="gramEnd"/>
-      <w:r>
-        <w:rPr>
-          <w:rFonts w:ascii="Times New Roman" w:eastAsia="Times New Roman" w:hAnsi="Times New Roman" w:cs="Times New Roman"/>
-          <w:sz w:val="28"/>
-          <w:szCs w:val="28"/>
-          <w:lang w:eastAsia="ru-RU"/>
-        </w:rPr>
-        <w:t>)— последовательность рёбер e1,…,</w:t>
-      </w:r>
-      <w:proofErr w:type="spellStart"/>
-      <w:r>
-        <w:rPr>
-          <w:rFonts w:ascii="Times New Roman" w:eastAsia="Times New Roman" w:hAnsi="Times New Roman" w:cs="Times New Roman"/>
-          <w:sz w:val="28"/>
-          <w:szCs w:val="28"/>
-          <w:lang w:eastAsia="ru-RU"/>
-        </w:rPr>
-        <w:t>en</w:t>
-      </w:r>
-      <w:proofErr w:type="spellEnd"/>
-      <w:r>
-        <w:rPr>
-          <w:rFonts w:ascii="Times New Roman" w:eastAsia="Times New Roman" w:hAnsi="Times New Roman" w:cs="Times New Roman"/>
-          <w:sz w:val="28"/>
-          <w:szCs w:val="28"/>
-          <w:lang w:eastAsia="ru-RU"/>
-        </w:rPr>
-        <w:t xml:space="preserve"> </w:t>
-      </w:r>
-      <w:r>
-        <w:rPr>
-          <w:rFonts w:ascii="Cambria Math" w:eastAsia="Times New Roman" w:hAnsi="Cambria Math" w:cs="Cambria Math"/>
-          <w:sz w:val="28"/>
-          <w:szCs w:val="28"/>
-          <w:lang w:eastAsia="ru-RU"/>
-        </w:rPr>
-        <w:t>∈</w:t>
-      </w:r>
-      <w:r>
-        <w:rPr>
-          <w:rFonts w:ascii="Times New Roman" w:eastAsia="Times New Roman" w:hAnsi="Times New Roman" w:cs="Times New Roman"/>
-          <w:sz w:val="28"/>
-          <w:szCs w:val="28"/>
-          <w:lang w:eastAsia="ru-RU"/>
-        </w:rPr>
-        <w:t xml:space="preserve"> </w:t>
-      </w:r>
-      <w:r>
-        <w:rPr>
-          <w:rFonts w:ascii="Times New Roman" w:eastAsia="Times New Roman" w:hAnsi="Times New Roman" w:cs="Times New Roman"/>
-          <w:sz w:val="28"/>
-          <w:szCs w:val="28"/>
-          <w:lang w:eastAsia="ru-RU"/>
-        </w:rPr>
-        <w:t>E</w:t>
-      </w:r>
-      <w:r>
-        <w:rPr>
-          <w:rFonts w:ascii="Tahoma" w:eastAsia="Times New Roman" w:hAnsi="Tahoma" w:cs="Tahoma"/>
-          <w:sz w:val="28"/>
-          <w:szCs w:val="28"/>
-          <w:lang w:eastAsia="ru-RU"/>
-        </w:rPr>
-        <w:t>﻿</w:t>
-      </w:r>
-      <w:r>
-        <w:rPr>
-          <w:rFonts w:ascii="Times New Roman" w:eastAsia="Times New Roman" w:hAnsi="Times New Roman" w:cs="Times New Roman"/>
-          <w:sz w:val="28"/>
-          <w:szCs w:val="28"/>
-          <w:lang w:eastAsia="ru-RU"/>
-        </w:rPr>
-        <w:t>, для которой существует последовательность вершин u=x</w:t>
-      </w:r>
-      <w:r>
-        <w:rPr>
-          <w:rFonts w:ascii="Times New Roman" w:eastAsia="Times New Roman" w:hAnsi="Times New Roman" w:cs="Times New Roman"/>
-          <w:sz w:val="28"/>
-          <w:szCs w:val="28"/>
-          <w:vertAlign w:val="subscript"/>
-          <w:lang w:eastAsia="ru-RU"/>
-        </w:rPr>
-        <w:t>0</w:t>
-      </w:r>
-      <w:r>
-        <w:rPr>
-          <w:rFonts w:ascii="Times New Roman" w:eastAsia="Times New Roman" w:hAnsi="Times New Roman" w:cs="Times New Roman"/>
-          <w:sz w:val="28"/>
-          <w:szCs w:val="28"/>
-          <w:lang w:eastAsia="ru-RU"/>
-        </w:rPr>
-        <w:t>,…,</w:t>
-      </w:r>
-      <w:proofErr w:type="spellStart"/>
-      <w:r>
-        <w:rPr>
-          <w:rFonts w:ascii="Times New Roman" w:eastAsia="Times New Roman" w:hAnsi="Times New Roman" w:cs="Times New Roman"/>
           <w:sz w:val="28"/>
           <w:szCs w:val="28"/>
           <w:lang w:eastAsia="ru-RU"/>
         </w:rPr>
         <w:t>x</w:t>
       </w:r>
-      <w:r>
-        <w:rPr>
-          <w:rFonts w:ascii="Times New Roman" w:eastAsia="Times New Roman" w:hAnsi="Times New Roman" w:cs="Times New Roman"/>
-          <w:sz w:val="28"/>
-          <w:szCs w:val="28"/>
-          <w:vertAlign w:val="subscript"/>
-          <w:lang w:eastAsia="ru-RU"/>
-        </w:rPr>
-        <w:t>n</w:t>
-      </w:r>
-      <w:proofErr w:type="spellEnd"/>
-      <w:r>
-        <w:rPr>
-          <w:rFonts w:ascii="Times New Roman" w:eastAsia="Times New Roman" w:hAnsi="Times New Roman" w:cs="Times New Roman"/>
-          <w:sz w:val="28"/>
-          <w:szCs w:val="28"/>
-          <w:lang w:eastAsia="ru-RU"/>
-        </w:rPr>
-        <w:t xml:space="preserve">=v, такая что </w:t>
-      </w:r>
-      <w:r>
-        <w:rPr>
-          <w:rFonts w:ascii="Cambria Math" w:eastAsia="Times New Roman" w:hAnsi="Cambria Math" w:cs="Cambria Math"/>
-          <w:sz w:val="28"/>
-          <w:szCs w:val="28"/>
-          <w:lang w:eastAsia="ru-RU"/>
-        </w:rPr>
-        <w:t>∀</w:t>
-      </w:r>
-      <w:r>
-        <w:rPr>
-          <w:rFonts w:ascii="Times New Roman" w:eastAsia="Times New Roman" w:hAnsi="Times New Roman" w:cs="Times New Roman"/>
-          <w:sz w:val="28"/>
-          <w:szCs w:val="28"/>
-          <w:lang w:eastAsia="ru-RU"/>
-        </w:rPr>
-        <w:t>i</w:t>
-      </w:r>
-      <w:r>
-        <w:rPr>
-          <w:rFonts w:ascii="Tahoma" w:eastAsia="Times New Roman" w:hAnsi="Tahoma" w:cs="Tahoma"/>
-          <w:sz w:val="28"/>
-          <w:szCs w:val="28"/>
-          <w:lang w:eastAsia="ru-RU"/>
-        </w:rPr>
-        <w:t>﻿</w:t>
-      </w:r>
-      <w:r>
-        <w:rPr>
-          <w:rFonts w:ascii="Times New Roman" w:eastAsia="Times New Roman" w:hAnsi="Times New Roman" w:cs="Times New Roman"/>
-          <w:sz w:val="28"/>
-          <w:szCs w:val="28"/>
-          <w:lang w:eastAsia="ru-RU"/>
-        </w:rPr>
-        <w:t xml:space="preserve"> ребро </w:t>
-      </w:r>
-      <w:proofErr w:type="spellStart"/>
-      <w:r>
-        <w:rPr>
-          <w:rFonts w:ascii="Times New Roman" w:eastAsia="Times New Roman" w:hAnsi="Times New Roman" w:cs="Times New Roman"/>
-          <w:sz w:val="28"/>
-          <w:szCs w:val="28"/>
-          <w:lang w:eastAsia="ru-RU"/>
-        </w:rPr>
-        <w:t>e</w:t>
-      </w:r>
-      <w:r>
-        <w:rPr>
-          <w:rFonts w:ascii="Times New Roman" w:eastAsia="Times New Roman" w:hAnsi="Times New Roman" w:cs="Times New Roman"/>
-          <w:sz w:val="28"/>
-          <w:szCs w:val="28"/>
-          <w:vertAlign w:val="subscript"/>
-          <w:lang w:eastAsia="ru-RU"/>
-        </w:rPr>
-        <w:t>i</w:t>
-      </w:r>
-      <w:proofErr w:type="spellEnd"/>
-      <w:r>
-        <w:rPr>
-          <w:rFonts w:ascii="Times New Roman" w:eastAsia="Times New Roman" w:hAnsi="Times New Roman" w:cs="Times New Roman"/>
-          <w:sz w:val="28"/>
-          <w:szCs w:val="28"/>
-          <w:vertAlign w:val="subscript"/>
-          <w:lang w:eastAsia="ru-RU"/>
-        </w:rPr>
-        <w:t xml:space="preserve"> </w:t>
-      </w:r>
-      <w:r>
-        <w:rPr>
-          <w:rFonts w:ascii="Times New Roman" w:eastAsia="Times New Roman" w:hAnsi="Times New Roman" w:cs="Times New Roman"/>
-          <w:sz w:val="28"/>
-          <w:szCs w:val="28"/>
-          <w:lang w:eastAsia="ru-RU"/>
-        </w:rPr>
-        <w:t>соединяет</w:t>
-      </w:r>
-      <w:r>
-        <w:rPr>
-          <w:rFonts w:ascii="Times New Roman" w:eastAsia="Times New Roman" w:hAnsi="Times New Roman" w:cs="Times New Roman"/>
-          <w:sz w:val="28"/>
-          <w:szCs w:val="28"/>
-          <w:lang w:eastAsia="ru-RU"/>
-        </w:rPr>
-        <w:t xml:space="preserve"> </w:t>
-      </w:r>
-    </w:p>
-    <w:p>
-      <w:pPr>
-        <w:spacing w:after="15" w:line="240" w:lineRule="auto"/>
-        <w:rPr>
-          <w:rFonts w:ascii="Times New Roman" w:eastAsia="Times New Roman" w:hAnsi="Times New Roman" w:cs="Times New Roman"/>
-          <w:sz w:val="28"/>
-          <w:szCs w:val="28"/>
-          <w:lang w:eastAsia="ru-RU"/>
-        </w:rPr>
-      </w:pPr>
-      <w:r>
-        <w:rPr>
-          <w:rFonts w:ascii="Times New Roman" w:eastAsia="Times New Roman" w:hAnsi="Times New Roman" w:cs="Times New Roman"/>
-          <w:sz w:val="28"/>
-          <w:szCs w:val="28"/>
-          <w:lang w:eastAsia="ru-RU"/>
-        </w:rPr>
-        <w:t>x</w:t>
-      </w:r>
-      <w:proofErr w:type="spellStart"/>
       <w:r>
         <w:rPr>
           <w:rFonts w:ascii="Times New Roman" w:eastAsia="Times New Roman" w:hAnsi="Times New Roman" w:cs="Times New Roman"/>
@@ -1787,7 +1530,6 @@
         </w:rPr>
         <w:t>i</w:t>
       </w:r>
-      <w:proofErr w:type="spellEnd"/>
       <w:r>
         <w:rPr>
           <w:rFonts w:ascii="Times New Roman" w:eastAsia="Times New Roman" w:hAnsi="Times New Roman" w:cs="Times New Roman"/>
@@ -1823,17 +1565,7 @@
           <w:szCs w:val="28"/>
           <w:lang w:eastAsia="ru-RU"/>
         </w:rPr>
-        <w:t xml:space="preserve"> и </w:t>
-      </w:r>
-      <w:proofErr w:type="spellStart"/>
-      <w:r>
-        <w:rPr>
-          <w:rFonts w:ascii="Times New Roman" w:eastAsia="Times New Roman" w:hAnsi="Times New Roman" w:cs="Times New Roman"/>
-          <w:sz w:val="28"/>
-          <w:szCs w:val="28"/>
-          <w:lang w:eastAsia="ru-RU"/>
-        </w:rPr>
-        <w:t>x</w:t>
+        <w:t xml:space="preserve"> и x</w:t>
       </w:r>
       <w:r>
         <w:rPr>
@@ -1845,7 +1577,6 @@
         </w:rPr>
         <w:t>i</w:t>
       </w:r>
-      <w:proofErr w:type="spellEnd"/>
       <w:r>
         <w:rPr>
           <w:rFonts w:ascii="Times New Roman" w:eastAsia="Times New Roman" w:hAnsi="Times New Roman" w:cs="Times New Roman"/>
@@ -2133,7 +1864,6 @@
         </w:rPr>
         <w:t>=</w:t>
       </w:r>
-      <w:proofErr w:type="spellStart"/>
       <w:r>
         <w:rPr>
           <w:rStyle w:val="mord"/>
@@ -2291,7 +2021,6 @@
         </w:rPr>
         <w:t>v</w:t>
       </w:r>
-      <w:proofErr w:type="spellEnd"/>
     </w:p>
     <w:p>
       <w:pPr>
@@ -2338,47 +2067,19 @@
         <w:rPr>
           <w:rStyle w:val="katex-mathml"/>
         </w:rPr>
-        <w:t>G=(</w:t>
-      </w:r>
-      <w:proofErr w:type="gramStart"/>
+        <w:t>G=(V,E)</w:t>
+      </w:r>
+      <w:r>
+        <w:t xml:space="preserve"> с множеством вершин</w:t>
+      </w:r>
+      <w:r>
+        <w:br/>
+      </w:r>
       <w:r>
         <w:rPr>
           <w:rStyle w:val="katex-mathml"/>
         </w:rPr>
-        <w:t>V,E</w:t>
-      </w:r>
-      <w:proofErr w:type="gramEnd"/>
-      <w:r>
-        <w:rPr>
-          <w:rStyle w:val="katex-mathml"/>
-        </w:rPr>
-        <w:t>)</w:t>
-      </w:r>
-      <w:r>
-        <w:t xml:space="preserve"> с множеством вершин</w:t>
-      </w:r>
-      <w:r>
-        <w:br/>
-      </w:r>
-      <w:r>
-        <w:rPr>
-          <w:rStyle w:val="katex-mathml"/>
-        </w:rPr>
-        <w:t>V={v1,v2,…,</w:t>
-      </w:r>
-      <w:proofErr w:type="spellStart"/>
-      <w:r>
-        <w:rPr>
-          <w:rStyle w:val="katex-mathml"/>
-        </w:rPr>
-        <w:t>vn</w:t>
-      </w:r>
-      <w:proofErr w:type="spellEnd"/>
-      <w:r>
-        <w:rPr>
-          <w:rStyle w:val="katex-mathml"/>
-        </w:rPr>
-        <w:t>}</w:t>
+        <w:t>V={v1,v2,…,vn}</w:t>
       </w:r>
     </w:p>
     <w:p>
@@ -2393,14 +2094,7 @@
         <w:rPr>
           <w:rStyle w:val="katex-mathml"/>
         </w:rPr>
-        <w:t>A=(</w:t>
-      </w:r>
-      <w:proofErr w:type="spellStart"/>
-      <w:r>
-        <w:rPr>
-          <w:rStyle w:val="katex-mathml"/>
-        </w:rPr>
-        <w:t>a</w:t>
+        <w:t>A=(a</w:t>
       </w:r>
       <w:r>
         <w:rPr>
@@ -2409,7 +2103,6 @@
         </w:rPr>
         <w:t>ij</w:t>
       </w:r>
-      <w:proofErr w:type="spellEnd"/>
       <w:r>
         <w:rPr>
           <w:rStyle w:val="katex-mathml"/>
@@ -2419,14 +2112,12 @@
       <w:r>
         <w:t xml:space="preserve">— это квадратная матрица размера </w:t>
       </w:r>
-      <w:proofErr w:type="spellStart"/>
       <w:r>
         <w:rPr>
           <w:rStyle w:val="katex-mathml"/>
         </w:rPr>
         <w:t>n×n</w:t>
       </w:r>
-      <w:proofErr w:type="spellEnd"/>
       <w:r>
         <w:t>, где</w:t>
       </w:r>
@@ -2643,19 +2334,11 @@
         </w:rPr>
         <w:t>e</w:t>
       </w:r>
-      <w:proofErr w:type="gramStart"/>
       <w:r>
         <w:rPr>
           <w:rStyle w:val="katex-mathml"/>
         </w:rPr>
-        <w:t>=(</w:t>
-      </w:r>
-      <w:proofErr w:type="gramEnd"/>
-      <w:r>
-        <w:rPr>
-          <w:rStyle w:val="katex-mathml"/>
-        </w:rPr>
-        <w:t>1,1,…,1)</w:t>
+        <w:t>=(1,1,…,1)</w:t>
       </w:r>
       <w:r>
         <w:rPr>
@@ -2696,28 +2379,11 @@
         <w:rPr>
           <w:rStyle w:val="katex-mathml"/>
         </w:rPr>
-        <w:t>(</w:t>
-      </w:r>
-      <w:proofErr w:type="spellStart"/>
-      <w:proofErr w:type="gramStart"/>
-      <w:r>
-        <w:rPr>
-          <w:rStyle w:val="katex-mathml"/>
-        </w:rPr>
-        <w:t>i,j</w:t>
-      </w:r>
-      <w:proofErr w:type="spellEnd"/>
-      <w:proofErr w:type="gramEnd"/>
-      <w:r>
-        <w:rPr>
-          <w:rStyle w:val="katex-mathml"/>
-        </w:rPr>
-        <w:t>)</w:t>
+        <w:t>(i,j)</w:t>
       </w:r>
       <w:r>
         <w:t xml:space="preserve"> матрицы </w:t>
       </w:r>
-      <w:proofErr w:type="spellStart"/>
       <w:r>
         <w:rPr>
           <w:rStyle w:val="katex-mathml"/>
@@ -2731,7 +2397,6 @@
         </w:rPr>
         <w:t>k</w:t>
       </w:r>
-      <w:proofErr w:type="spellEnd"/>
       <w:r>
         <w:t xml:space="preserve"> показывает количество путей длины </w:t>
       </w:r>
@@ -2744,7 +2409,6 @@
       <w:r>
         <w:t xml:space="preserve"> из вершины </w:t>
       </w:r>
-      <w:proofErr w:type="spellStart"/>
       <w:r>
         <w:rPr>
           <w:rStyle w:val="katex-mathml"/>
@@ -2758,7 +2422,6 @@
         </w:rPr>
         <w:t>i</w:t>
       </w:r>
-      <w:proofErr w:type="spellEnd"/>
       <w:r>
         <w:rPr>
           <w:vertAlign w:val="subscript"/>
@@ -2768,7 +2431,6 @@
       <w:r>
         <w:t xml:space="preserve">в вершину </w:t>
       </w:r>
-      <w:proofErr w:type="spellStart"/>
       <w:r>
         <w:rPr>
           <w:rStyle w:val="katex-mathml"/>
@@ -2782,7 +2444,6 @@
         </w:rPr>
         <w:t>j</w:t>
       </w:r>
-      <w:proofErr w:type="spellEnd"/>
       <w:r>
         <w:t>.</w:t>
       </w:r>
@@ -2798,14 +2459,7 @@
         <w:rPr>
           <w:rStyle w:val="katex-mathml"/>
         </w:rPr>
-        <w:t>(</w:t>
-      </w:r>
-      <w:proofErr w:type="spellStart"/>
-      <w:r>
-        <w:rPr>
-          <w:rStyle w:val="katex-mathml"/>
-        </w:rPr>
-        <w:t>A</w:t>
+        <w:t>(A</w:t>
       </w:r>
       <w:r>
         <w:rPr>
@@ -2814,14 +2468,12 @@
         </w:rPr>
         <w:t>k</w:t>
       </w:r>
-      <w:proofErr w:type="spellEnd"/>
       <w:r>
         <w:rPr>
           <w:rStyle w:val="katex-mathml"/>
         </w:rPr>
         <w:t>)</w:t>
       </w:r>
-      <w:proofErr w:type="spellStart"/>
       <w:r>
         <w:rPr>
           <w:rStyle w:val="katex-mathml"/>
@@ -2829,7 +2481,6 @@
         </w:rPr>
         <w:t>ij</w:t>
       </w:r>
-      <w:proofErr w:type="spellEnd"/>
       <w:r>
         <w:rPr>
           <w:rStyle w:val="katex-mathml"/>
@@ -2994,7 +2645,6 @@
         </w:rPr>
         <w:t>A</w:t>
       </w:r>
-      <w:proofErr w:type="gramStart"/>
       <w:r>
         <w:rPr>
           <w:rStyle w:val="katex-mathml"/>
@@ -3006,14 +2656,7 @@
         <w:rPr>
           <w:rStyle w:val="katex-mathml"/>
         </w:rPr>
-        <w:t>)=</w:t>
-      </w:r>
-      <w:proofErr w:type="gramEnd"/>
-      <w:r>
-        <w:rPr>
-          <w:rStyle w:val="katex-mathml"/>
-        </w:rPr>
-        <w:t>2</w:t>
+        <w:t>)=2</w:t>
       </w:r>
       <w:r>
         <w:rPr>
@@ -3029,21 +2672,12 @@
       </w:r>
     </w:p>
     <w:p>
-      <w:proofErr w:type="spellStart"/>
       <w:r>
         <w:rPr>
           <w:rStyle w:val="katex-mathml"/>
         </w:rPr>
-        <w:t>tr</w:t>
-      </w:r>
-      <w:proofErr w:type="spellEnd"/>
-      <w:r>
-        <w:rPr>
-          <w:rStyle w:val="katex-mathml"/>
-        </w:rPr>
-        <w:t>(A</w:t>
-      </w:r>
-      <w:proofErr w:type="gramStart"/>
+        <w:t>tr(A</w:t>
+      </w:r>
       <w:r>
         <w:rPr>
           <w:rStyle w:val="katex-mathml"/>
@@ -3055,14 +2689,7 @@
         <w:rPr>
           <w:rStyle w:val="katex-mathml"/>
         </w:rPr>
-        <w:t>)=</w:t>
-      </w:r>
-      <w:proofErr w:type="gramEnd"/>
-      <w:r>
-        <w:rPr>
-          <w:rStyle w:val="katex-mathml"/>
-        </w:rPr>
-        <w:t>6t</w:t>
+        <w:t>)=6t</w:t>
       </w:r>
     </w:p>
     <w:p>
@@ -3193,15 +2820,7 @@
     </w:p>
     <w:p>
       <w:r>
-        <w:t xml:space="preserve">Граф связен тогда и только тогда, когда все </w:t>
-      </w:r>
-      <w:proofErr w:type="spellStart"/>
-      <w:r>
-        <w:t>внедиагональные</w:t>
-      </w:r>
-      <w:proofErr w:type="spellEnd"/>
-      <w:r>
-        <w:t xml:space="preserve"> элементы матрицы </w:t>
+        <w:t xml:space="preserve">Граф связен тогда и только тогда, когда все внедиагональные элементы матрицы </w:t>
       </w:r>
       <w:r>
         <w:rPr>
@@ -3241,37 +2860,7 @@
         <w:rPr>
           <w:rStyle w:val="katex-mathml"/>
         </w:rPr>
-        <w:t>d(</w:t>
-      </w:r>
-      <w:proofErr w:type="spellStart"/>
-      <w:proofErr w:type="gramStart"/>
-      <w:r>
-        <w:rPr>
-          <w:rStyle w:val="katex-mathml"/>
-        </w:rPr>
-        <w:t>vi,vj</w:t>
-      </w:r>
-      <w:proofErr w:type="spellEnd"/>
-      <w:proofErr w:type="gramEnd"/>
-      <w:r>
-        <w:rPr>
-          <w:rStyle w:val="katex-mathml"/>
-        </w:rPr>
-        <w:t>)=</w:t>
-      </w:r>
-      <w:proofErr w:type="spellStart"/>
-      <w:r>
-        <w:rPr>
-          <w:rStyle w:val="katex-mathml"/>
-        </w:rPr>
-        <w:t>min</w:t>
-      </w:r>
-      <w:proofErr w:type="spellEnd"/>
-      <w:r>
-        <w:rPr>
-          <w:rStyle w:val="katex-mathml"/>
-        </w:rPr>
-        <w:t>{k</w:t>
+        <w:t>d(vi,vj)=min{k</w:t>
       </w:r>
       <w:r>
         <w:rPr>
@@ -3284,61 +2873,31 @@
         <w:rPr>
           <w:rStyle w:val="katex-mathml"/>
         </w:rPr>
-        <w:t>(</w:t>
-      </w:r>
-      <w:proofErr w:type="spellStart"/>
+        <w:t>(Ak)ij&gt;0}</w:t>
+      </w:r>
+      <w:r>
+        <w:t xml:space="preserve"> </w:t>
+      </w:r>
+    </w:p>
+    <w:p>
+      <w:r>
+        <w:t xml:space="preserve">То есть длина кратчайшего пути равна минимальному </w:t>
+      </w:r>
       <w:r>
         <w:rPr>
           <w:rStyle w:val="katex-mathml"/>
         </w:rPr>
+        <w:t>k</w:t>
+      </w:r>
+      <w:r>
+        <w:t xml:space="preserve">, при котором элемент матрицы </w:t>
+      </w:r>
+      <w:r>
+        <w:rPr>
+          <w:rStyle w:val="katex-mathml"/>
+        </w:rPr>
         <w:t>Ak</w:t>
       </w:r>
-      <w:proofErr w:type="spellEnd"/>
-      <w:r>
-        <w:rPr>
-          <w:rStyle w:val="katex-mathml"/>
-        </w:rPr>
-        <w:t>)</w:t>
-      </w:r>
-      <w:proofErr w:type="spellStart"/>
-      <w:r>
-        <w:rPr>
-          <w:rStyle w:val="katex-mathml"/>
-        </w:rPr>
-        <w:t>ij</w:t>
-      </w:r>
-      <w:proofErr w:type="spellEnd"/>
-      <w:r>
-        <w:rPr>
-          <w:rStyle w:val="katex-mathml"/>
-        </w:rPr>
-        <w:t>&gt;0}</w:t>
-      </w:r>
-      <w:r>
-        <w:t xml:space="preserve"> </w:t>
-      </w:r>
-    </w:p>
-    <w:p>
-      <w:r>
-        <w:t xml:space="preserve">То есть длина кратчайшего пути равна минимальному </w:t>
-      </w:r>
-      <w:r>
-        <w:rPr>
-          <w:rStyle w:val="katex-mathml"/>
-        </w:rPr>
-        <w:t>k</w:t>
-      </w:r>
-      <w:r>
-        <w:t xml:space="preserve">, при котором элемент матрицы </w:t>
-      </w:r>
-      <w:proofErr w:type="spellStart"/>
-      <w:r>
-        <w:rPr>
-          <w:rStyle w:val="katex-mathml"/>
-        </w:rPr>
-        <w:t>Ak</w:t>
-      </w:r>
-      <w:proofErr w:type="spellEnd"/>
       <w:r>
         <w:t xml:space="preserve"> становится положительным.</w:t>
       </w:r>
@@ -3437,14 +2996,12 @@
         </w:rPr>
         <w:t>G</w:t>
       </w:r>
-      <w:proofErr w:type="gramStart"/>
       <w:r>
         <w:rPr>
           <w:rStyle w:val="katex-mathml"/>
         </w:rPr>
         <w:t>′)+</w:t>
       </w:r>
-      <w:proofErr w:type="gramEnd"/>
       <w:r>
         <w:rPr>
           <w:rStyle w:val="katex-mathml"/>
@@ -3737,29 +3294,7 @@
           <w:szCs w:val="28"/>
           <w:lang w:eastAsia="ru-RU"/>
         </w:rPr>
-        <w:t>Если (</w:t>
-      </w:r>
-      <w:proofErr w:type="spellStart"/>
-      <w:proofErr w:type="gramStart"/>
-      <w:r>
-        <w:rPr>
-          <w:rFonts w:ascii="Times New Roman" w:eastAsia="Times New Roman" w:hAnsi="Times New Roman" w:cs="Times New Roman"/>
-          <w:sz w:val="28"/>
-          <w:szCs w:val="28"/>
-          <w:lang w:eastAsia="ru-RU"/>
-        </w:rPr>
-        <w:t>u,v</w:t>
-      </w:r>
-      <w:proofErr w:type="spellEnd"/>
-      <w:proofErr w:type="gramEnd"/>
-      <w:r>
-        <w:rPr>
-          <w:rFonts w:ascii="Times New Roman" w:eastAsia="Times New Roman" w:hAnsi="Times New Roman" w:cs="Times New Roman"/>
-          <w:sz w:val="28"/>
-          <w:szCs w:val="28"/>
-          <w:lang w:eastAsia="ru-RU"/>
-        </w:rPr>
-        <w:t>)</w:t>
+        <w:t>Если (u,v)</w:t>
       </w:r>
       <w:r>
         <w:rPr>
@@ -4099,31 +3634,7 @@
           <w:szCs w:val="28"/>
           <w:lang w:eastAsia="ru-RU"/>
         </w:rPr>
-        <w:t>-</w:t>
-      </w:r>
-      <w:proofErr w:type="spellStart"/>
-      <w:r>
-        <w:rPr>
-          <w:rFonts w:ascii="Times New Roman" w:eastAsia="Times New Roman" w:hAnsi="Times New Roman" w:cs="Times New Roman"/>
-          <w:b/>
-          <w:bCs/>
-          <w:sz w:val="28"/>
-          <w:szCs w:val="28"/>
-          <w:lang w:eastAsia="ru-RU"/>
-        </w:rPr>
-        <w:t>арное</w:t>
-      </w:r>
-      <w:proofErr w:type="spellEnd"/>
-      <w:r>
-        <w:rPr>
-          <w:rFonts w:ascii="Times New Roman" w:eastAsia="Times New Roman" w:hAnsi="Times New Roman" w:cs="Times New Roman"/>
-          <w:b/>
-          <w:bCs/>
-          <w:sz w:val="28"/>
-          <w:szCs w:val="28"/>
-          <w:lang w:eastAsia="ru-RU"/>
-        </w:rPr>
-        <w:t xml:space="preserve"> дерево</w:t>
+        <w:t>-арное дерево</w:t>
       </w:r>
       <w:r>
         <w:rPr>
@@ -4270,31 +3781,7 @@
           <w:szCs w:val="28"/>
           <w:lang w:eastAsia="ru-RU"/>
         </w:rPr>
-        <w:t>-</w:t>
-      </w:r>
-      <w:proofErr w:type="spellStart"/>
-      <w:r>
-        <w:rPr>
-          <w:rFonts w:ascii="Times New Roman" w:eastAsia="Times New Roman" w:hAnsi="Times New Roman" w:cs="Times New Roman"/>
-          <w:b/>
-          <w:bCs/>
-          <w:sz w:val="28"/>
-          <w:szCs w:val="28"/>
-          <w:lang w:eastAsia="ru-RU"/>
-        </w:rPr>
-        <w:t>арное</w:t>
-      </w:r>
-      <w:proofErr w:type="spellEnd"/>
-      <w:r>
-        <w:rPr>
-          <w:rFonts w:ascii="Times New Roman" w:eastAsia="Times New Roman" w:hAnsi="Times New Roman" w:cs="Times New Roman"/>
-          <w:b/>
-          <w:bCs/>
-          <w:sz w:val="28"/>
-          <w:szCs w:val="28"/>
-          <w:lang w:eastAsia="ru-RU"/>
-        </w:rPr>
-        <w:t xml:space="preserve"> дерево</w:t>
+        <w:t>-арное дерево</w:t>
       </w:r>
       <w:r>
         <w:rPr>
@@ -4614,15 +4101,7 @@
         <w:t>7.</w:t>
       </w:r>
       <w:r>
-        <w:t xml:space="preserve"> Соотношения между количеством вершин, листьев и внутренних вершин в m-</w:t>
-      </w:r>
-      <w:proofErr w:type="spellStart"/>
-      <w:r>
-        <w:t>арном</w:t>
-      </w:r>
-      <w:proofErr w:type="spellEnd"/>
-      <w:r>
-        <w:t xml:space="preserve"> дереве.</w:t>
+        <w:t xml:space="preserve"> Соотношения между количеством вершин, листьев и внутренних вершин в m-арном дереве.</w:t>
       </w:r>
     </w:p>
     <w:p>
@@ -4698,29 +4177,7 @@
           <w:sz w:val="28"/>
           <w:szCs w:val="28"/>
         </w:rPr>
-        <w:t>Полное m-</w:t>
-      </w:r>
-      <w:proofErr w:type="spellStart"/>
-      <w:r>
-        <w:rPr>
-          <w:rFonts w:ascii="Times New Roman" w:hAnsi="Times New Roman" w:cs="Times New Roman"/>
-          <w:b/>
-          <w:bCs/>
-          <w:sz w:val="28"/>
-          <w:szCs w:val="28"/>
-        </w:rPr>
-        <w:t>арное</w:t>
-      </w:r>
-      <w:proofErr w:type="spellEnd"/>
-      <w:r>
-        <w:rPr>
-          <w:rFonts w:ascii="Times New Roman" w:hAnsi="Times New Roman" w:cs="Times New Roman"/>
-          <w:b/>
-          <w:bCs/>
-          <w:sz w:val="28"/>
-          <w:szCs w:val="28"/>
-        </w:rPr>
-        <w:t xml:space="preserve"> дерево</w:t>
+        <w:t>Полное m-арное дерево</w:t>
       </w:r>
       <w:r>
         <w:rPr>
@@ -4925,43 +4382,7 @@
           <w:sz w:val="28"/>
           <w:szCs w:val="28"/>
         </w:rPr>
-        <w:t>Пусть n — общее число вершин, i — внутренние вершины, l — листья. Тогда n=</w:t>
-      </w:r>
-      <w:proofErr w:type="spellStart"/>
-      <w:r>
-        <w:rPr>
-          <w:rFonts w:ascii="Times New Roman" w:hAnsi="Times New Roman" w:cs="Times New Roman"/>
-          <w:sz w:val="28"/>
-          <w:szCs w:val="28"/>
-        </w:rPr>
-        <w:t>i+l</w:t>
-      </w:r>
-      <w:proofErr w:type="spellEnd"/>
-      <w:r>
-        <w:rPr>
-          <w:rFonts w:ascii="Times New Roman" w:hAnsi="Times New Roman" w:cs="Times New Roman"/>
-          <w:sz w:val="28"/>
-          <w:szCs w:val="28"/>
-        </w:rPr>
-        <w:t>, а для полного m-</w:t>
-      </w:r>
-      <w:proofErr w:type="spellStart"/>
-      <w:r>
-        <w:rPr>
-          <w:rFonts w:ascii="Times New Roman" w:hAnsi="Times New Roman" w:cs="Times New Roman"/>
-          <w:sz w:val="28"/>
-          <w:szCs w:val="28"/>
-        </w:rPr>
-        <w:t>арного</w:t>
-      </w:r>
-      <w:proofErr w:type="spellEnd"/>
-      <w:r>
-        <w:rPr>
-          <w:rFonts w:ascii="Times New Roman" w:hAnsi="Times New Roman" w:cs="Times New Roman"/>
-          <w:sz w:val="28"/>
-          <w:szCs w:val="28"/>
-        </w:rPr>
-        <w:t xml:space="preserve"> дерева:</w:t>
+        <w:t>Пусть n — общее число вершин, i — внутренние вершины, l — листья. Тогда n=i+l, а для полного m-арного дерева:</w:t>
       </w:r>
     </w:p>
     <w:p>
@@ -5162,15 +4583,7 @@
         <w:t>8.</w:t>
       </w:r>
       <w:r>
-        <w:t xml:space="preserve"> Соотношения между количеством листьев и высотой m-</w:t>
-      </w:r>
-      <w:proofErr w:type="spellStart"/>
-      <w:r>
-        <w:t>арного</w:t>
-      </w:r>
-      <w:proofErr w:type="spellEnd"/>
-      <w:r>
-        <w:t xml:space="preserve"> дерева.</w:t>
+        <w:t xml:space="preserve"> Соотношения между количеством листьев и высотой m-арного дерева.</w:t>
       </w:r>
     </w:p>
     <w:p>
@@ -5289,25 +4702,7 @@
           <w:sz w:val="28"/>
           <w:szCs w:val="28"/>
         </w:rPr>
-        <w:t>В m-</w:t>
-      </w:r>
-      <w:proofErr w:type="spellStart"/>
-      <w:r>
-        <w:rPr>
-          <w:rFonts w:ascii="Times New Roman" w:hAnsi="Times New Roman" w:cs="Times New Roman"/>
-          <w:sz w:val="28"/>
-          <w:szCs w:val="28"/>
-        </w:rPr>
-        <w:t>арном</w:t>
-      </w:r>
-      <w:proofErr w:type="spellEnd"/>
-      <w:r>
-        <w:rPr>
-          <w:rFonts w:ascii="Times New Roman" w:hAnsi="Times New Roman" w:cs="Times New Roman"/>
-          <w:sz w:val="28"/>
-          <w:szCs w:val="28"/>
-        </w:rPr>
-        <w:t xml:space="preserve"> дереве высоты h число листьев l удовлетворяет условию:</w:t>
+        <w:t>В m-арном дереве высоты h число листьев l удовлетворяет условию:</w:t>
       </w:r>
       <w:r>
         <w:rPr>
@@ -5316,14 +4711,6 @@
           <w:szCs w:val="28"/>
         </w:rPr>
         <w:br/>
-      </w:r>
-      <w:proofErr w:type="spellStart"/>
-      <w:r>
-        <w:rPr>
-          <w:rFonts w:ascii="Times New Roman" w:hAnsi="Times New Roman" w:cs="Times New Roman"/>
-          <w:sz w:val="28"/>
-          <w:szCs w:val="28"/>
-        </w:rPr>
         <w:t>l≤m</w:t>
       </w:r>
       <w:r>
@@ -5335,7 +4722,6 @@
         </w:rPr>
         <w:t>h</w:t>
       </w:r>
-      <w:proofErr w:type="spellEnd"/>
     </w:p>
     <w:p>
       <w:pPr>
@@ -5417,16 +4803,7 @@
           <w:sz w:val="28"/>
           <w:szCs w:val="28"/>
         </w:rPr>
-        <w:t>=</w:t>
-      </w:r>
-      <w:proofErr w:type="spellStart"/>
-      <w:r>
-        <w:rPr>
-          <w:rFonts w:ascii="Times New Roman" w:hAnsi="Times New Roman" w:cs="Times New Roman"/>
-          <w:sz w:val="28"/>
-          <w:szCs w:val="28"/>
-        </w:rPr>
-        <w:t>m</w:t>
+        <w:t>=m</w:t>
       </w:r>
       <w:r>
         <w:rPr>
@@ -5437,7 +4814,6 @@
         </w:rPr>
         <w:t>h</w:t>
       </w:r>
-      <w:proofErr w:type="spellEnd"/>
       <w:r>
         <w:rPr>
           <w:rFonts w:ascii="Times New Roman" w:hAnsi="Times New Roman" w:cs="Times New Roman"/>
@@ -5543,25 +4919,7 @@
           <w:szCs w:val="28"/>
         </w:rPr>
         <w:br/>
-        <w:t>Чтобы закодировать l символов в сбалансированном m-</w:t>
-      </w:r>
-      <w:proofErr w:type="spellStart"/>
-      <w:r>
-        <w:rPr>
-          <w:rFonts w:ascii="Times New Roman" w:hAnsi="Times New Roman" w:cs="Times New Roman"/>
-          <w:sz w:val="28"/>
-          <w:szCs w:val="28"/>
-        </w:rPr>
-        <w:t>арном</w:t>
-      </w:r>
-      <w:proofErr w:type="spellEnd"/>
-      <w:r>
-        <w:rPr>
-          <w:rFonts w:ascii="Times New Roman" w:hAnsi="Times New Roman" w:cs="Times New Roman"/>
-          <w:sz w:val="28"/>
-          <w:szCs w:val="28"/>
-        </w:rPr>
-        <w:t xml:space="preserve"> дереве, минимальная высота (и, следовательно, максимальная длина кода) равна </w:t>
+        <w:t xml:space="preserve">Чтобы закодировать l символов в сбалансированном m-арном дереве, минимальная высота (и, следовательно, максимальная длина кода) равна </w:t>
       </w:r>
       <w:r>
         <w:rPr>
@@ -5571,7 +4929,6 @@
         </w:rPr>
         <w:t>⌈</w:t>
       </w:r>
-      <w:proofErr w:type="spellStart"/>
       <w:r>
         <w:rPr>
           <w:rFonts w:ascii="Times New Roman" w:hAnsi="Times New Roman" w:cs="Times New Roman"/>
@@ -5589,7 +4946,6 @@
         </w:rPr>
         <w:t>m</w:t>
       </w:r>
-      <w:proofErr w:type="spellEnd"/>
       <w:r>
         <w:rPr>
           <w:rFonts w:ascii="Times New Roman" w:hAnsi="Times New Roman" w:cs="Times New Roman"/>
@@ -5625,32 +4981,15 @@
         <w:t>9.</w:t>
       </w:r>
       <w:r>
-        <w:t xml:space="preserve"> Понятие </w:t>
-      </w:r>
-      <w:proofErr w:type="spellStart"/>
-      <w:r>
-        <w:t>остовного</w:t>
-      </w:r>
-      <w:proofErr w:type="spellEnd"/>
-      <w:r>
-        <w:t xml:space="preserve"> дерева. Теорема о существовании </w:t>
-      </w:r>
-      <w:proofErr w:type="spellStart"/>
-      <w:r>
-        <w:t>остовного</w:t>
-      </w:r>
-      <w:proofErr w:type="spellEnd"/>
-      <w:r>
-        <w:t xml:space="preserve"> дерева у связного графа.</w:t>
-      </w:r>
-    </w:p>
-    <w:p>
-      <w:pPr>
-        <w:rPr>
-          <w:rFonts w:ascii="Times New Roman" w:hAnsi="Times New Roman" w:cs="Times New Roman"/>
-        </w:rPr>
-      </w:pPr>
-      <w:proofErr w:type="spellStart"/>
+        <w:t xml:space="preserve"> Понятие остовного дерева. Теорема о существовании остовного дерева у связного графа.</w:t>
+      </w:r>
+    </w:p>
+    <w:p>
+      <w:pPr>
+        <w:rPr>
+          <w:rFonts w:ascii="Times New Roman" w:hAnsi="Times New Roman" w:cs="Times New Roman"/>
+        </w:rPr>
+      </w:pPr>
       <w:r>
         <w:rPr>
           <w:rStyle w:val="notion-enable-hover"/>
@@ -5660,19 +4999,7 @@
           <w:sz w:val="28"/>
           <w:szCs w:val="28"/>
         </w:rPr>
-        <w:t>Остовное</w:t>
-      </w:r>
-      <w:proofErr w:type="spellEnd"/>
-      <w:r>
-        <w:rPr>
-          <w:rStyle w:val="notion-enable-hover"/>
-          <w:rFonts w:ascii="Times New Roman" w:hAnsi="Times New Roman" w:cs="Times New Roman"/>
-          <w:b/>
-          <w:bCs/>
-          <w:sz w:val="28"/>
-          <w:szCs w:val="28"/>
-        </w:rPr>
-        <w:t xml:space="preserve"> дерево</w:t>
+        <w:t>Остовное дерево</w:t>
       </w:r>
       <w:r>
         <w:rPr>
@@ -5734,15 +5061,7 @@
         <w:t xml:space="preserve">10. </w:t>
       </w:r>
       <w:r>
-        <w:t xml:space="preserve">Построение </w:t>
-      </w:r>
-      <w:proofErr w:type="spellStart"/>
-      <w:r>
-        <w:t>остовного</w:t>
-      </w:r>
-      <w:proofErr w:type="spellEnd"/>
-      <w:r>
-        <w:t xml:space="preserve"> дерева поиском в ширину. Леммы о свойствах поиска в ширину.</w:t>
+        <w:t>Построение остовного дерева поиском в ширину. Леммы о свойствах поиска в ширину.</w:t>
       </w:r>
     </w:p>
     <w:p>
@@ -5762,27 +5081,7 @@
           <w:szCs w:val="28"/>
           <w:lang w:eastAsia="ru-RU"/>
         </w:rPr>
-        <w:t xml:space="preserve">Можно построить </w:t>
-      </w:r>
-      <w:proofErr w:type="spellStart"/>
-      <w:r>
-        <w:rPr>
-          <w:rFonts w:ascii="Times New Roman" w:eastAsia="Times New Roman" w:hAnsi="Times New Roman" w:cs="Times New Roman"/>
-          <w:sz w:val="28"/>
-          <w:szCs w:val="28"/>
-          <w:lang w:eastAsia="ru-RU"/>
-        </w:rPr>
-        <w:t>остовное</w:t>
-      </w:r>
-      <w:proofErr w:type="spellEnd"/>
-      <w:r>
-        <w:rPr>
-          <w:rFonts w:ascii="Times New Roman" w:eastAsia="Times New Roman" w:hAnsi="Times New Roman" w:cs="Times New Roman"/>
-          <w:sz w:val="28"/>
-          <w:szCs w:val="28"/>
-          <w:lang w:eastAsia="ru-RU"/>
-        </w:rPr>
-        <w:t xml:space="preserve"> дерево </w:t>
+        <w:t xml:space="preserve">Можно построить остовное дерево </w:t>
       </w:r>
       <w:r>
         <w:rPr>
@@ -6007,25 +5306,14 @@
           <w:lang w:eastAsia="ru-RU"/>
         </w:rPr>
       </w:pPr>
-      <w:proofErr w:type="spellStart"/>
-      <w:r>
-        <w:rPr>
-          <w:rFonts w:ascii="Times New Roman" w:eastAsia="Times New Roman" w:hAnsi="Times New Roman" w:cs="Times New Roman"/>
-          <w:sz w:val="24"/>
-          <w:szCs w:val="24"/>
-          <w:lang w:eastAsia="ru-RU"/>
-        </w:rPr>
-        <w:t>color</w:t>
-      </w:r>
-      <w:proofErr w:type="spellEnd"/>
-      <w:r>
-        <w:rPr>
-          <w:rFonts w:ascii="Times New Roman" w:eastAsia="Times New Roman" w:hAnsi="Times New Roman" w:cs="Times New Roman"/>
-          <w:sz w:val="24"/>
-          <w:szCs w:val="24"/>
-          <w:lang w:eastAsia="ru-RU"/>
-        </w:rPr>
-        <w:t xml:space="preserve"> — цвет </w:t>
+      <w:r>
+        <w:rPr>
+          <w:rFonts w:ascii="Times New Roman" w:eastAsia="Times New Roman" w:hAnsi="Times New Roman" w:cs="Times New Roman"/>
+          <w:sz w:val="24"/>
+          <w:szCs w:val="24"/>
+          <w:lang w:eastAsia="ru-RU"/>
+        </w:rPr>
+        <w:t xml:space="preserve">color — цвет </w:t>
       </w:r>
     </w:p>
     <w:p>
@@ -6168,27 +5456,7 @@
           <w:szCs w:val="24"/>
           <w:lang w:eastAsia="ru-RU"/>
         </w:rPr>
-        <w:t xml:space="preserve">Построенное поиском в ширину </w:t>
-      </w:r>
-      <w:proofErr w:type="spellStart"/>
-      <w:r>
-        <w:rPr>
-          <w:rFonts w:ascii="Times New Roman" w:eastAsia="Times New Roman" w:hAnsi="Times New Roman" w:cs="Times New Roman"/>
-          <w:sz w:val="24"/>
-          <w:szCs w:val="24"/>
-          <w:lang w:eastAsia="ru-RU"/>
-        </w:rPr>
-        <w:t>остовное</w:t>
-      </w:r>
-      <w:proofErr w:type="spellEnd"/>
-      <w:r>
-        <w:rPr>
-          <w:rFonts w:ascii="Times New Roman" w:eastAsia="Times New Roman" w:hAnsi="Times New Roman" w:cs="Times New Roman"/>
-          <w:sz w:val="24"/>
-          <w:szCs w:val="24"/>
-          <w:lang w:eastAsia="ru-RU"/>
-        </w:rPr>
-        <w:t xml:space="preserve"> дерево может отличаться в зависимости от порядка обработки соседей.</w:t>
+        <w:t>Построенное поиском в ширину остовное дерево может отличаться в зависимости от порядка обработки соседей.</w:t>
       </w:r>
     </w:p>
     <w:p>
@@ -6292,49 +5560,7 @@
           <w:szCs w:val="24"/>
           <w:lang w:eastAsia="ru-RU"/>
         </w:rPr>
-        <w:t xml:space="preserve"> (в невзвешенном графе) — длина кратчайшего пути, либо ∞, если пути нет. </w:t>
-      </w:r>
-      <w:proofErr w:type="spellStart"/>
-      <w:r>
-        <w:rPr>
-          <w:rFonts w:ascii="Times New Roman" w:eastAsia="Times New Roman" w:hAnsi="Times New Roman" w:cs="Times New Roman"/>
-          <w:sz w:val="24"/>
-          <w:szCs w:val="24"/>
-          <w:lang w:eastAsia="ru-RU"/>
-        </w:rPr>
-        <w:t>Обозн</w:t>
-      </w:r>
-      <w:proofErr w:type="spellEnd"/>
-      <w:r>
-        <w:rPr>
-          <w:rFonts w:ascii="Times New Roman" w:eastAsia="Times New Roman" w:hAnsi="Times New Roman" w:cs="Times New Roman"/>
-          <w:sz w:val="24"/>
-          <w:szCs w:val="24"/>
-          <w:lang w:eastAsia="ru-RU"/>
-        </w:rPr>
-        <w:t>. δ(</w:t>
-      </w:r>
-      <w:proofErr w:type="spellStart"/>
-      <w:proofErr w:type="gramStart"/>
-      <w:r>
-        <w:rPr>
-          <w:rFonts w:ascii="Times New Roman" w:eastAsia="Times New Roman" w:hAnsi="Times New Roman" w:cs="Times New Roman"/>
-          <w:sz w:val="24"/>
-          <w:szCs w:val="24"/>
-          <w:lang w:eastAsia="ru-RU"/>
-        </w:rPr>
-        <w:t>s,v</w:t>
-      </w:r>
-      <w:proofErr w:type="spellEnd"/>
-      <w:proofErr w:type="gramEnd"/>
-      <w:r>
-        <w:rPr>
-          <w:rFonts w:ascii="Times New Roman" w:eastAsia="Times New Roman" w:hAnsi="Times New Roman" w:cs="Times New Roman"/>
-          <w:sz w:val="24"/>
-          <w:szCs w:val="24"/>
-          <w:lang w:eastAsia="ru-RU"/>
-        </w:rPr>
-        <w:t>)</w:t>
+        <w:t xml:space="preserve"> (в невзвешенном графе) — длина кратчайшего пути, либо ∞, если пути нет. Обозн. δ(s,v)</w:t>
       </w:r>
     </w:p>
     <w:p>
@@ -6595,7 +5821,6 @@
         </w:rPr>
         <w:t>∀</w:t>
       </w:r>
-      <w:proofErr w:type="spellStart"/>
       <w:r>
         <w:rPr>
           <w:rFonts w:ascii="Times New Roman" w:eastAsia="Times New Roman" w:hAnsi="Times New Roman" w:cs="Times New Roman"/>
@@ -6621,17 +5846,7 @@
           <w:szCs w:val="24"/>
           <w:lang w:eastAsia="ru-RU"/>
         </w:rPr>
-        <w:t>V</w:t>
-      </w:r>
-      <w:proofErr w:type="spellEnd"/>
-      <w:r>
-        <w:rPr>
-          <w:rFonts w:ascii="Times New Roman" w:eastAsia="Times New Roman" w:hAnsi="Times New Roman" w:cs="Times New Roman"/>
-          <w:sz w:val="24"/>
-          <w:szCs w:val="24"/>
-          <w:lang w:eastAsia="ru-RU"/>
-        </w:rPr>
-        <w:t xml:space="preserve"> подграф содержит простой путь из s в v, который так же является кратчайшим в исходном графе.</w:t>
+        <w:t>V подграф содержит простой путь из s в v, который так же является кратчайшим в исходном графе.</w:t>
       </w:r>
     </w:p>
     <w:p>
@@ -6678,19 +5893,11 @@
     </w:p>
     <w:p>
       <w:pPr>
-        <w:pStyle w:val="1"/>
+        <w:pStyle w:val="2"/>
       </w:pPr>
       <w:r>
         <w:lastRenderedPageBreak/>
-        <w:t xml:space="preserve">11. Построение </w:t>
-      </w:r>
-      <w:proofErr w:type="spellStart"/>
-      <w:r>
-        <w:t>остовного</w:t>
-      </w:r>
-      <w:proofErr w:type="spellEnd"/>
-      <w:r>
-        <w:t xml:space="preserve"> дерева поиском в глубину. Теорема о скобках. Классификация ребер</w:t>
+        <w:t>11. Построение остовного дерева поиском в глубину. Теорема о скобках. Классификация ребер</w:t>
       </w:r>
       <w:r>
         <w:t xml:space="preserve"> </w:t>
@@ -6716,27 +5923,7 @@
           <w:szCs w:val="24"/>
           <w:lang w:eastAsia="ru-RU"/>
         </w:rPr>
-        <w:t xml:space="preserve">Можно построить </w:t>
-      </w:r>
-      <w:proofErr w:type="spellStart"/>
-      <w:r>
-        <w:rPr>
-          <w:rFonts w:ascii="Times New Roman" w:eastAsia="Times New Roman" w:hAnsi="Times New Roman" w:cs="Times New Roman"/>
-          <w:sz w:val="24"/>
-          <w:szCs w:val="24"/>
-          <w:lang w:eastAsia="ru-RU"/>
-        </w:rPr>
-        <w:t>остовное</w:t>
-      </w:r>
-      <w:proofErr w:type="spellEnd"/>
-      <w:r>
-        <w:rPr>
-          <w:rFonts w:ascii="Times New Roman" w:eastAsia="Times New Roman" w:hAnsi="Times New Roman" w:cs="Times New Roman"/>
-          <w:sz w:val="24"/>
-          <w:szCs w:val="24"/>
-          <w:lang w:eastAsia="ru-RU"/>
-        </w:rPr>
-        <w:t xml:space="preserve"> дерево </w:t>
+        <w:t xml:space="preserve">Можно построить остовное дерево </w:t>
       </w:r>
       <w:r>
         <w:rPr>
@@ -7011,27 +6198,7 @@
           <w:szCs w:val="24"/>
           <w:lang w:eastAsia="ru-RU"/>
         </w:rPr>
-        <w:t xml:space="preserve">Устанавливает </w:t>
-      </w:r>
-      <w:proofErr w:type="spellStart"/>
-      <w:r>
-        <w:rPr>
-          <w:rFonts w:ascii="Times New Roman" w:eastAsia="Times New Roman" w:hAnsi="Times New Roman" w:cs="Times New Roman"/>
-          <w:sz w:val="24"/>
-          <w:szCs w:val="24"/>
-          <w:lang w:eastAsia="ru-RU"/>
-        </w:rPr>
-        <w:t>color</w:t>
-      </w:r>
-      <w:proofErr w:type="spellEnd"/>
-      <w:r>
-        <w:rPr>
-          <w:rFonts w:ascii="Times New Roman" w:eastAsia="Times New Roman" w:hAnsi="Times New Roman" w:cs="Times New Roman"/>
-          <w:sz w:val="24"/>
-          <w:szCs w:val="24"/>
-          <w:lang w:eastAsia="ru-RU"/>
-        </w:rPr>
-        <w:t xml:space="preserve"> вершины</w:t>
+        <w:t>Устанавливает color вершины</w:t>
       </w:r>
     </w:p>
     <w:p>
@@ -7084,25 +6251,14 @@
           <w:lang w:eastAsia="ru-RU"/>
         </w:rPr>
       </w:pPr>
-      <w:proofErr w:type="spellStart"/>
-      <w:r>
-        <w:rPr>
-          <w:rFonts w:ascii="Times New Roman" w:eastAsia="Times New Roman" w:hAnsi="Times New Roman" w:cs="Times New Roman"/>
-          <w:sz w:val="24"/>
-          <w:szCs w:val="24"/>
-          <w:lang w:eastAsia="ru-RU"/>
-        </w:rPr>
-        <w:t>v.d</w:t>
-      </w:r>
-      <w:proofErr w:type="spellEnd"/>
-      <w:r>
-        <w:rPr>
-          <w:rFonts w:ascii="Times New Roman" w:eastAsia="Times New Roman" w:hAnsi="Times New Roman" w:cs="Times New Roman"/>
-          <w:sz w:val="24"/>
-          <w:szCs w:val="24"/>
-          <w:lang w:eastAsia="ru-RU"/>
-        </w:rPr>
-        <w:t>— когда стала серой</w:t>
+      <w:r>
+        <w:rPr>
+          <w:rFonts w:ascii="Times New Roman" w:eastAsia="Times New Roman" w:hAnsi="Times New Roman" w:cs="Times New Roman"/>
+          <w:sz w:val="24"/>
+          <w:szCs w:val="24"/>
+          <w:lang w:eastAsia="ru-RU"/>
+        </w:rPr>
+        <w:t>v.d— когда стала серой</w:t>
       </w:r>
     </w:p>
     <w:p>
@@ -7172,25 +6328,14 @@
           </wp:anchor>
         </w:drawing>
       </w:r>
-      <w:proofErr w:type="spellStart"/>
-      <w:r>
-        <w:rPr>
-          <w:rFonts w:ascii="Times New Roman" w:eastAsia="Times New Roman" w:hAnsi="Times New Roman" w:cs="Times New Roman"/>
-          <w:sz w:val="24"/>
-          <w:szCs w:val="24"/>
-          <w:lang w:eastAsia="ru-RU"/>
-        </w:rPr>
-        <w:t>v.f</w:t>
-      </w:r>
-      <w:proofErr w:type="spellEnd"/>
-      <w:r>
-        <w:rPr>
-          <w:rFonts w:ascii="Times New Roman" w:eastAsia="Times New Roman" w:hAnsi="Times New Roman" w:cs="Times New Roman"/>
-          <w:sz w:val="24"/>
-          <w:szCs w:val="24"/>
-          <w:lang w:eastAsia="ru-RU"/>
-        </w:rPr>
-        <w:t xml:space="preserve"> — когда стала чёрной</w:t>
+      <w:r>
+        <w:rPr>
+          <w:rFonts w:ascii="Times New Roman" w:eastAsia="Times New Roman" w:hAnsi="Times New Roman" w:cs="Times New Roman"/>
+          <w:sz w:val="24"/>
+          <w:szCs w:val="24"/>
+          <w:lang w:eastAsia="ru-RU"/>
+        </w:rPr>
+        <w:t>v.f — когда стала чёрной</w:t>
       </w:r>
     </w:p>
     <w:p/>
@@ -7223,27 +6368,7 @@
           <w:lang w:eastAsia="ru-RU"/>
         </w:rPr>
         <w:lastRenderedPageBreak/>
-        <w:t xml:space="preserve">Построенное поиском в глубину </w:t>
-      </w:r>
-      <w:proofErr w:type="spellStart"/>
-      <w:r>
-        <w:rPr>
-          <w:rFonts w:ascii="Times New Roman" w:eastAsia="Times New Roman" w:hAnsi="Times New Roman" w:cs="Times New Roman"/>
-          <w:sz w:val="24"/>
-          <w:szCs w:val="24"/>
-          <w:lang w:eastAsia="ru-RU"/>
-        </w:rPr>
-        <w:t>остовное</w:t>
-      </w:r>
-      <w:proofErr w:type="spellEnd"/>
-      <w:r>
-        <w:rPr>
-          <w:rFonts w:ascii="Times New Roman" w:eastAsia="Times New Roman" w:hAnsi="Times New Roman" w:cs="Times New Roman"/>
-          <w:sz w:val="24"/>
-          <w:szCs w:val="24"/>
-          <w:lang w:eastAsia="ru-RU"/>
-        </w:rPr>
-        <w:t xml:space="preserve"> дерево может отличаться в зависимости от порядка обработки соседей.</w:t>
+        <w:t>Построенное поиском в глубину остовное дерево может отличаться в зависимости от порядка обработки соседей.</w:t>
       </w:r>
     </w:p>
     <w:p>
@@ -7263,27 +6388,7 @@
           <w:szCs w:val="24"/>
           <w:lang w:eastAsia="ru-RU"/>
         </w:rPr>
-        <w:t xml:space="preserve">Построение </w:t>
-      </w:r>
-      <w:proofErr w:type="spellStart"/>
-      <w:r>
-        <w:rPr>
-          <w:rFonts w:ascii="Times New Roman" w:eastAsia="Times New Roman" w:hAnsi="Times New Roman" w:cs="Times New Roman"/>
-          <w:sz w:val="24"/>
-          <w:szCs w:val="24"/>
-          <w:lang w:eastAsia="ru-RU"/>
-        </w:rPr>
-        <w:t>остовного</w:t>
-      </w:r>
-      <w:proofErr w:type="spellEnd"/>
-      <w:r>
-        <w:rPr>
-          <w:rFonts w:ascii="Times New Roman" w:eastAsia="Times New Roman" w:hAnsi="Times New Roman" w:cs="Times New Roman"/>
-          <w:sz w:val="24"/>
-          <w:szCs w:val="24"/>
-          <w:lang w:eastAsia="ru-RU"/>
-        </w:rPr>
-        <w:t xml:space="preserve"> дерева поиском в глубину имеет сложность O(V+E)</w:t>
+        <w:t>Построение остовного дерева поиском в глубину имеет сложность O(V+E)</w:t>
       </w:r>
     </w:p>
     <w:p>
@@ -7379,27 +6484,7 @@
           <w:szCs w:val="24"/>
           <w:lang w:eastAsia="ru-RU"/>
         </w:rPr>
-        <w:t xml:space="preserve"> — </w:t>
-      </w:r>
-      <w:proofErr w:type="spellStart"/>
-      <w:r>
-        <w:rPr>
-          <w:rFonts w:ascii="Times New Roman" w:eastAsia="Times New Roman" w:hAnsi="Times New Roman" w:cs="Times New Roman"/>
-          <w:sz w:val="24"/>
-          <w:szCs w:val="24"/>
-          <w:lang w:eastAsia="ru-RU"/>
-        </w:rPr>
-        <w:t>рёбро</w:t>
-      </w:r>
-      <w:proofErr w:type="spellEnd"/>
-      <w:r>
-        <w:rPr>
-          <w:rFonts w:ascii="Times New Roman" w:eastAsia="Times New Roman" w:hAnsi="Times New Roman" w:cs="Times New Roman"/>
-          <w:sz w:val="24"/>
-          <w:szCs w:val="24"/>
-          <w:lang w:eastAsia="ru-RU"/>
-        </w:rPr>
-        <w:t xml:space="preserve"> в DFS-лесе</w:t>
+        <w:t xml:space="preserve"> — рёбро в DFS-лесе</w:t>
       </w:r>
     </w:p>
     <w:p>
@@ -7421,9 +6506,28 @@
           <w:szCs w:val="24"/>
           <w:lang w:eastAsia="ru-RU"/>
         </w:rPr>
-        <w:t xml:space="preserve">Обратное </w:t>
-      </w:r>
-      <w:proofErr w:type="spellStart"/>
+        <w:t>Обратное рёбре</w:t>
+      </w:r>
+      <w:r>
+        <w:rPr>
+          <w:rFonts w:ascii="Times New Roman" w:eastAsia="Times New Roman" w:hAnsi="Times New Roman" w:cs="Times New Roman"/>
+          <w:sz w:val="24"/>
+          <w:szCs w:val="24"/>
+          <w:lang w:eastAsia="ru-RU"/>
+        </w:rPr>
+        <w:t xml:space="preserve"> — ребро из вершины в её предка (петли считаются)</w:t>
+      </w:r>
+    </w:p>
+    <w:p>
+      <w:pPr>
+        <w:spacing w:after="0" w:line="240" w:lineRule="auto"/>
+        <w:rPr>
+          <w:rFonts w:ascii="Times New Roman" w:eastAsia="Times New Roman" w:hAnsi="Times New Roman" w:cs="Times New Roman"/>
+          <w:sz w:val="24"/>
+          <w:szCs w:val="24"/>
+          <w:lang w:eastAsia="ru-RU"/>
+        </w:rPr>
+      </w:pPr>
       <w:r>
         <w:rPr>
           <w:rFonts w:ascii="Times New Roman" w:eastAsia="Times New Roman" w:hAnsi="Times New Roman" w:cs="Times New Roman"/>
@@ -7433,41 +6537,588 @@
           <w:szCs w:val="24"/>
           <w:lang w:eastAsia="ru-RU"/>
         </w:rPr>
-        <w:t>рёбре</w:t>
-      </w:r>
-      <w:proofErr w:type="spellEnd"/>
-      <w:r>
-        <w:rPr>
-          <w:rFonts w:ascii="Times New Roman" w:eastAsia="Times New Roman" w:hAnsi="Times New Roman" w:cs="Times New Roman"/>
-          <w:sz w:val="24"/>
-          <w:szCs w:val="24"/>
-          <w:lang w:eastAsia="ru-RU"/>
-        </w:rPr>
-        <w:t xml:space="preserve"> — ребро из вершины в её предка (петли считаются)</w:t>
-      </w:r>
-    </w:p>
-    <w:p>
-      <w:pPr>
-        <w:spacing w:after="0" w:line="240" w:lineRule="auto"/>
-        <w:rPr>
-          <w:rFonts w:ascii="Times New Roman" w:eastAsia="Times New Roman" w:hAnsi="Times New Roman" w:cs="Times New Roman"/>
-          <w:sz w:val="24"/>
-          <w:szCs w:val="24"/>
-          <w:lang w:eastAsia="ru-RU"/>
-        </w:rPr>
-      </w:pPr>
-      <w:r>
-        <w:rPr>
-          <w:rFonts w:ascii="Times New Roman" w:eastAsia="Times New Roman" w:hAnsi="Times New Roman" w:cs="Times New Roman"/>
+        <w:t>Прямое рёбро</w:t>
+      </w:r>
+      <w:r>
+        <w:rPr>
+          <w:rFonts w:ascii="Times New Roman" w:eastAsia="Times New Roman" w:hAnsi="Times New Roman" w:cs="Times New Roman"/>
+          <w:sz w:val="24"/>
+          <w:szCs w:val="24"/>
+          <w:lang w:eastAsia="ru-RU"/>
+        </w:rPr>
+        <w:t xml:space="preserve"> — ребро из вершины в потомка, не входящее в DFS-лес</w:t>
+      </w:r>
+    </w:p>
+    <w:p>
+      <w:r>
+        <w:rPr>
+          <w:rFonts w:ascii="Times New Roman" w:hAnsi="Times New Roman" w:cs="Times New Roman"/>
           <w:b/>
           <w:bCs/>
-          <w:sz w:val="24"/>
-          <w:szCs w:val="24"/>
-          <w:lang w:eastAsia="ru-RU"/>
-        </w:rPr>
-        <w:t xml:space="preserve">Прямое </w:t>
-      </w:r>
-      <w:proofErr w:type="spellStart"/>
+        </w:rPr>
+        <w:t xml:space="preserve">Поперечное рёбро - </w:t>
+      </w:r>
+      <w:r>
+        <w:t>ребро из вершины в вершину, не являющуюся ни предком, ни потомком</w:t>
+      </w:r>
+    </w:p>
+    <w:p>
+      <w:pPr>
+        <w:pStyle w:val="2"/>
+      </w:pPr>
+      <w:r>
+        <w:t xml:space="preserve">12. </w:t>
+      </w:r>
+      <w:r>
+        <w:t>Способы подсчета количества остовных деревьев.</w:t>
+      </w:r>
+    </w:p>
+    <w:p>
+      <w:r>
+        <w:t>1. Рекурсивная формула</w:t>
+      </w:r>
+    </w:p>
+    <w:p>
+      <w:pPr>
+        <w:pStyle w:val="a4"/>
+      </w:pPr>
+      <w:r>
+        <w:rPr>
+          <w:rStyle w:val="a5"/>
+        </w:rPr>
+        <w:t>Теорема.</w:t>
+      </w:r>
+      <w:r>
+        <w:t xml:space="preserve"> Если ребро </w:t>
+      </w:r>
+      <w:r>
+        <w:rPr>
+          <w:rStyle w:val="HTML"/>
+        </w:rPr>
+        <w:t>e</w:t>
+      </w:r>
+      <w:r>
+        <w:t xml:space="preserve"> не является петлёй, то:</w:t>
+      </w:r>
+    </w:p>
+    <w:p>
+      <w:pPr>
+        <w:pStyle w:val="HTML0"/>
+      </w:pPr>
+      <w:r>
+        <w:rPr>
+          <w:rStyle w:val="HTML"/>
+        </w:rPr>
+        <w:t>T(G) = T(G - e) + T(G · e)</w:t>
+      </w:r>
+    </w:p>
+    <w:p>
+      <w:pPr>
+        <w:pStyle w:val="a4"/>
+      </w:pPr>
+      <w:r>
+        <w:rPr>
+          <w:rStyle w:val="a5"/>
+        </w:rPr>
+        <w:t>Доказательство.</w:t>
+      </w:r>
+      <w:r>
+        <w:t xml:space="preserve"> Все остовные деревья графа </w:t>
+      </w:r>
+      <w:r>
+        <w:rPr>
+          <w:rStyle w:val="HTML"/>
+        </w:rPr>
+        <w:t>G</w:t>
+      </w:r>
+      <w:r>
+        <w:t xml:space="preserve"> делятся на два типа: те, которые </w:t>
+      </w:r>
+      <w:r>
+        <w:rPr>
+          <w:rStyle w:val="a5"/>
+        </w:rPr>
+        <w:t>не содержат</w:t>
+      </w:r>
+      <w:r>
+        <w:t xml:space="preserve"> ребро </w:t>
+      </w:r>
+      <w:r>
+        <w:rPr>
+          <w:rStyle w:val="HTML"/>
+        </w:rPr>
+        <w:t>e</w:t>
+      </w:r>
+      <w:r>
+        <w:t xml:space="preserve">, и те, которые </w:t>
+      </w:r>
+      <w:r>
+        <w:rPr>
+          <w:rStyle w:val="a5"/>
+        </w:rPr>
+        <w:t>содержат</w:t>
+      </w:r>
+      <w:r>
+        <w:t xml:space="preserve"> ребро </w:t>
+      </w:r>
+      <w:r>
+        <w:rPr>
+          <w:rStyle w:val="HTML"/>
+        </w:rPr>
+        <w:t>e</w:t>
+      </w:r>
+      <w:r>
+        <w:t xml:space="preserve">. Если дерево не содержит </w:t>
+      </w:r>
+      <w:r>
+        <w:rPr>
+          <w:rStyle w:val="HTML"/>
+        </w:rPr>
+        <w:t>e</w:t>
+      </w:r>
+      <w:r>
+        <w:t xml:space="preserve">, то оно является остовным деревом графа </w:t>
+      </w:r>
+      <w:r>
+        <w:rPr>
+          <w:rStyle w:val="HTML"/>
+        </w:rPr>
+        <w:t>G - e</w:t>
+      </w:r>
+      <w:r>
+        <w:t xml:space="preserve">. Если дерево содержит </w:t>
+      </w:r>
+      <w:r>
+        <w:rPr>
+          <w:rStyle w:val="HTML"/>
+        </w:rPr>
+        <w:t>e</w:t>
+      </w:r>
+      <w:r>
+        <w:t xml:space="preserve">, то после стягивания ребра </w:t>
+      </w:r>
+      <w:r>
+        <w:rPr>
+          <w:rStyle w:val="HTML"/>
+        </w:rPr>
+        <w:t>e</w:t>
+      </w:r>
+      <w:r>
+        <w:t xml:space="preserve"> получается остовное дерево графа </w:t>
+      </w:r>
+      <w:r>
+        <w:rPr>
+          <w:rStyle w:val="HTML"/>
+        </w:rPr>
+        <w:t>G · e</w:t>
+      </w:r>
+      <w:r>
+        <w:t xml:space="preserve">. Поэтому количество всех остовных деревьев равно сумме этих двух случаев: </w:t>
+      </w:r>
+      <w:r>
+        <w:rPr>
+          <w:rStyle w:val="HTML"/>
+        </w:rPr>
+        <w:t>T(G - e) + T(G · e)</w:t>
+      </w:r>
+      <w:r>
+        <w:t xml:space="preserve">. </w:t>
+      </w:r>
+    </w:p>
+    <w:p>
+      <w:pPr>
+        <w:pStyle w:val="a4"/>
+        <w:pBdr>
+          <w:bottom w:val="single" w:sz="6" w:space="1" w:color="auto"/>
+        </w:pBdr>
+      </w:pPr>
+    </w:p>
+    <w:p>
+      <w:pPr>
+        <w:rPr>
+          <w:rFonts w:ascii="Times New Roman" w:eastAsia="Times New Roman" w:hAnsi="Times New Roman" w:cs="Times New Roman"/>
+          <w:sz w:val="24"/>
+          <w:szCs w:val="24"/>
+          <w:lang w:eastAsia="ru-RU"/>
+        </w:rPr>
+      </w:pPr>
+      <w:r>
+        <w:t>2. Формула Кэли</w:t>
+      </w:r>
+    </w:p>
+    <w:p>
+      <w:pPr>
+        <w:pStyle w:val="a4"/>
+      </w:pPr>
+      <w:r>
+        <w:rPr>
+          <w:rStyle w:val="a5"/>
+        </w:rPr>
+        <w:t>Теорема.</w:t>
+      </w:r>
+      <w:r>
+        <w:t xml:space="preserve"> Количество остовных деревьев полного графа </w:t>
+      </w:r>
+      <w:r>
+        <w:rPr>
+          <w:rStyle w:val="HTML"/>
+        </w:rPr>
+        <w:t>Kn</w:t>
+      </w:r>
+      <w:r>
+        <w:t xml:space="preserve"> равно:</w:t>
+      </w:r>
+    </w:p>
+    <w:p>
+      <w:pPr>
+        <w:pStyle w:val="HTML0"/>
+      </w:pPr>
+      <w:r>
+        <w:rPr>
+          <w:rStyle w:val="HTML"/>
+        </w:rPr>
+        <w:t>T(Kn) = n^</w:t>
+      </w:r>
+      <w:r>
+        <w:rPr>
+          <w:rStyle w:val="HTML"/>
+          <w:vertAlign w:val="superscript"/>
+        </w:rPr>
+        <w:t>(n - 2)</w:t>
+      </w:r>
+    </w:p>
+    <w:p>
+      <w:pPr>
+        <w:pBdr>
+          <w:bottom w:val="single" w:sz="6" w:space="1" w:color="auto"/>
+        </w:pBdr>
+      </w:pPr>
+      <w:r>
+        <w:rPr>
+          <w:rFonts w:ascii="Times New Roman" w:hAnsi="Times New Roman" w:cs="Times New Roman"/>
+        </w:rPr>
+        <w:t xml:space="preserve">Доказательство. В полном графе </w:t>
+      </w:r>
+      <w:r>
+        <w:rPr>
+          <w:rStyle w:val="HTML"/>
+          <w:rFonts w:ascii="Times New Roman" w:eastAsiaTheme="majorEastAsia" w:hAnsi="Times New Roman" w:cs="Times New Roman"/>
+        </w:rPr>
+        <w:t>Kn</w:t>
+      </w:r>
+      <w:r>
+        <w:rPr>
+          <w:rFonts w:ascii="Times New Roman" w:hAnsi="Times New Roman" w:cs="Times New Roman"/>
+        </w:rPr>
+        <w:t xml:space="preserve"> вершины можно обозначить числами </w:t>
+      </w:r>
+      <w:r>
+        <w:rPr>
+          <w:rStyle w:val="HTML"/>
+          <w:rFonts w:ascii="Times New Roman" w:eastAsiaTheme="majorEastAsia" w:hAnsi="Times New Roman" w:cs="Times New Roman"/>
+        </w:rPr>
+        <w:t>1, 2, ..., n</w:t>
+      </w:r>
+      <w:r>
+        <w:rPr>
+          <w:rFonts w:ascii="Times New Roman" w:hAnsi="Times New Roman" w:cs="Times New Roman"/>
+        </w:rPr>
+        <w:t xml:space="preserve">. Каждому остовному дереву можно сопоставить код Прюфера — последовательность длины </w:t>
+      </w:r>
+      <w:r>
+        <w:rPr>
+          <w:rStyle w:val="HTML"/>
+          <w:rFonts w:ascii="Times New Roman" w:eastAsiaTheme="majorEastAsia" w:hAnsi="Times New Roman" w:cs="Times New Roman"/>
+        </w:rPr>
+        <w:t>n - 2</w:t>
+      </w:r>
+      <w:r>
+        <w:rPr>
+          <w:rFonts w:ascii="Times New Roman" w:hAnsi="Times New Roman" w:cs="Times New Roman"/>
+        </w:rPr>
+        <w:t xml:space="preserve">. На каждом шаге из дерева удаляют </w:t>
+      </w:r>
+      <w:r>
+        <w:rPr>
+          <w:rStyle w:val="a5"/>
+          <w:rFonts w:ascii="Times New Roman" w:hAnsi="Times New Roman" w:cs="Times New Roman"/>
+        </w:rPr>
+        <w:t>лист</w:t>
+      </w:r>
+      <w:r>
+        <w:rPr>
+          <w:rFonts w:ascii="Times New Roman" w:hAnsi="Times New Roman" w:cs="Times New Roman"/>
+        </w:rPr>
+        <w:t xml:space="preserve">, то есть вершину степени </w:t>
+      </w:r>
+      <w:r>
+        <w:rPr>
+          <w:rStyle w:val="HTML"/>
+          <w:rFonts w:ascii="Times New Roman" w:eastAsiaTheme="majorEastAsia" w:hAnsi="Times New Roman" w:cs="Times New Roman"/>
+        </w:rPr>
+        <w:t>1</w:t>
+      </w:r>
+      <w:r>
+        <w:rPr>
+          <w:rFonts w:ascii="Times New Roman" w:hAnsi="Times New Roman" w:cs="Times New Roman"/>
+        </w:rPr>
+        <w:t xml:space="preserve">; если таких листьев несколько, выбирают </w:t>
+      </w:r>
+      <w:r>
+        <w:rPr>
+          <w:rFonts w:ascii="Times New Roman" w:hAnsi="Times New Roman" w:cs="Times New Roman"/>
+        </w:rPr>
+        <w:lastRenderedPageBreak/>
+        <w:t xml:space="preserve">лист с наименьшим номером. В код Прюфера записывают единственного соседа удалённого листа. Так получается последовательность из </w:t>
+      </w:r>
+      <w:r>
+        <w:rPr>
+          <w:rStyle w:val="HTML"/>
+          <w:rFonts w:ascii="Times New Roman" w:eastAsiaTheme="majorEastAsia" w:hAnsi="Times New Roman" w:cs="Times New Roman"/>
+        </w:rPr>
+        <w:t>n - 2</w:t>
+      </w:r>
+      <w:r>
+        <w:rPr>
+          <w:rFonts w:ascii="Times New Roman" w:hAnsi="Times New Roman" w:cs="Times New Roman"/>
+        </w:rPr>
+        <w:t xml:space="preserve"> чисел. Обратно, по любой такой последовательности можно восстановить единственное дерево. Значит, между остовными деревьями </w:t>
+      </w:r>
+      <w:r>
+        <w:rPr>
+          <w:rStyle w:val="HTML"/>
+          <w:rFonts w:ascii="Times New Roman" w:eastAsiaTheme="majorEastAsia" w:hAnsi="Times New Roman" w:cs="Times New Roman"/>
+        </w:rPr>
+        <w:t>Kn</w:t>
+      </w:r>
+      <w:r>
+        <w:rPr>
+          <w:rFonts w:ascii="Times New Roman" w:hAnsi="Times New Roman" w:cs="Times New Roman"/>
+        </w:rPr>
+        <w:t xml:space="preserve"> и последовательностями длины </w:t>
+      </w:r>
+      <w:r>
+        <w:rPr>
+          <w:rStyle w:val="HTML"/>
+          <w:rFonts w:ascii="Times New Roman" w:eastAsiaTheme="majorEastAsia" w:hAnsi="Times New Roman" w:cs="Times New Roman"/>
+        </w:rPr>
+        <w:t>n - 2</w:t>
+      </w:r>
+      <w:r>
+        <w:rPr>
+          <w:rFonts w:ascii="Times New Roman" w:hAnsi="Times New Roman" w:cs="Times New Roman"/>
+        </w:rPr>
+        <w:t xml:space="preserve"> существует биекция. Таких последовательностей </w:t>
+      </w:r>
+      <w:r>
+        <w:rPr>
+          <w:rStyle w:val="HTML"/>
+          <w:rFonts w:ascii="Times New Roman" w:eastAsiaTheme="majorEastAsia" w:hAnsi="Times New Roman" w:cs="Times New Roman"/>
+        </w:rPr>
+        <w:t>n^(n - 2)</w:t>
+      </w:r>
+      <w:r>
+        <w:rPr>
+          <w:rFonts w:ascii="Times New Roman" w:hAnsi="Times New Roman" w:cs="Times New Roman"/>
+        </w:rPr>
+        <w:t xml:space="preserve">, поэтому </w:t>
+      </w:r>
+      <w:r>
+        <w:rPr>
+          <w:rStyle w:val="HTML"/>
+          <w:rFonts w:ascii="Times New Roman" w:eastAsiaTheme="majorEastAsia" w:hAnsi="Times New Roman" w:cs="Times New Roman"/>
+        </w:rPr>
+        <w:t>T(Kn) = n^(n - 2)</w:t>
+      </w:r>
+      <w:r>
+        <w:t>.</w:t>
+      </w:r>
+    </w:p>
+    <w:p>
+      <w:r>
+        <w:t>3. Матричная теорема Кирхгофа</w:t>
+      </w:r>
+    </w:p>
+    <w:p>
+      <w:pPr>
+        <w:pStyle w:val="a4"/>
+      </w:pPr>
+      <w:r>
+        <w:rPr>
+          <w:rStyle w:val="a5"/>
+        </w:rPr>
+        <w:t>Теорема.</w:t>
+      </w:r>
+      <w:r>
+        <w:t xml:space="preserve"> Количество остовных деревьев графа </w:t>
+      </w:r>
+      <w:r>
+        <w:rPr>
+          <w:rStyle w:val="HTML"/>
+        </w:rPr>
+        <w:t>G</w:t>
+      </w:r>
+      <w:r>
+        <w:t xml:space="preserve"> равно определителю любой алгебраической дополняющей матрицы Лапласа:</w:t>
+      </w:r>
+    </w:p>
+    <w:p>
+      <w:pPr>
+        <w:pStyle w:val="HTML0"/>
+      </w:pPr>
+      <w:r>
+        <w:rPr>
+          <w:rStyle w:val="HTML"/>
+        </w:rPr>
+        <w:t>T(G) = det(LG[i])</w:t>
+      </w:r>
+    </w:p>
+    <w:p>
+      <w:pPr>
+        <w:pStyle w:val="a4"/>
+      </w:pPr>
+      <w:r>
+        <w:t xml:space="preserve">где </w:t>
+      </w:r>
+      <w:r>
+        <w:rPr>
+          <w:rStyle w:val="HTML"/>
+        </w:rPr>
+        <w:t>LG[i]</w:t>
+      </w:r>
+      <w:r>
+        <w:t xml:space="preserve"> — матрица Лапласа графа </w:t>
+      </w:r>
+      <w:r>
+        <w:rPr>
+          <w:rStyle w:val="HTML"/>
+        </w:rPr>
+        <w:t>G</w:t>
+      </w:r>
+      <w:r>
+        <w:t xml:space="preserve">, из которой удалены </w:t>
+      </w:r>
+      <w:r>
+        <w:rPr>
+          <w:rStyle w:val="HTML"/>
+        </w:rPr>
+        <w:t>i</w:t>
+      </w:r>
+      <w:r>
+        <w:t xml:space="preserve">-я строка и </w:t>
+      </w:r>
+      <w:r>
+        <w:rPr>
+          <w:rStyle w:val="HTML"/>
+        </w:rPr>
+        <w:t>i</w:t>
+      </w:r>
+      <w:r>
+        <w:t>-й столбец.</w:t>
+      </w:r>
+    </w:p>
+    <w:p>
+      <w:pPr>
+        <w:pStyle w:val="a4"/>
+      </w:pPr>
+      <w:r>
+        <w:rPr>
+          <w:rStyle w:val="a5"/>
+        </w:rPr>
+        <w:t>Доказательство / идея.</w:t>
+      </w:r>
+      <w:r>
+        <w:t xml:space="preserve"> Сначала строят матрицу Лапласа:</w:t>
+      </w:r>
+    </w:p>
+    <w:p>
+      <w:pPr>
+        <w:pStyle w:val="HTML0"/>
+      </w:pPr>
+      <w:r>
+        <w:rPr>
+          <w:rStyle w:val="HTML"/>
+        </w:rPr>
+        <w:t>L = D - A</w:t>
+      </w:r>
+    </w:p>
+    <w:p>
+      <w:pPr>
+        <w:pStyle w:val="a4"/>
+      </w:pPr>
+      <w:r>
+        <w:t xml:space="preserve">где </w:t>
+      </w:r>
+      <w:r>
+        <w:rPr>
+          <w:rStyle w:val="HTML"/>
+        </w:rPr>
+        <w:t>D</w:t>
+      </w:r>
+      <w:r>
+        <w:t xml:space="preserve"> — матрица степеней вершин, а </w:t>
+      </w:r>
+      <w:r>
+        <w:rPr>
+          <w:rStyle w:val="HTML"/>
+        </w:rPr>
+        <w:t>A</w:t>
+      </w:r>
+      <w:r>
+        <w:t xml:space="preserve"> — матрица смежности. Затем удаляют любую строку и соответствующий столбец. Определитель полученной матрицы равен числу способов выбрать</w:t>
+      </w:r>
+      <w:r>
+        <w:t xml:space="preserve"> набор</w:t>
+      </w:r>
+      <w:r>
+        <w:t xml:space="preserve"> рёбр так, чтобы получил</w:t>
+      </w:r>
+      <w:r>
+        <w:t>о</w:t>
+      </w:r>
+      <w:r>
+        <w:t>с</w:t>
+      </w:r>
+      <w:r>
+        <w:t>ь</w:t>
+      </w:r>
+      <w:r>
+        <w:t xml:space="preserve"> остовное дерево. Поэтому этот определитель и даёт количество остовных деревьев графа.</w:t>
+      </w:r>
+      <w:r>
+        <w:t xml:space="preserve"> (вообще в лекции нет док-ва, пу-пу-пу)</w:t>
+      </w:r>
+    </w:p>
+    <w:p>
+      <w:pPr>
+        <w:pStyle w:val="2"/>
+      </w:pPr>
+      <w:r>
+        <w:t>13.</w:t>
+      </w:r>
+      <w:r>
+        <w:t xml:space="preserve"> </w:t>
+      </w:r>
+      <w:r>
+        <w:t>Лемма о том, в каких случаях вершина является точкой сочленения в дереве поиска в</w:t>
+      </w:r>
+      <w:r>
+        <w:t xml:space="preserve"> </w:t>
+      </w:r>
+      <w:r>
+        <w:t>глубину</w:t>
+      </w:r>
+    </w:p>
+    <w:p>
+      <w:pPr>
+        <w:spacing w:after="0" w:line="240" w:lineRule="auto"/>
+        <w:rPr>
+          <w:rFonts w:ascii="Times New Roman" w:eastAsia="Times New Roman" w:hAnsi="Times New Roman" w:cs="Times New Roman"/>
+          <w:sz w:val="24"/>
+          <w:szCs w:val="24"/>
+          <w:lang w:eastAsia="ru-RU"/>
+        </w:rPr>
+      </w:pPr>
       <w:r>
         <w:rPr>
           <w:rFonts w:ascii="Times New Roman" w:eastAsia="Times New Roman" w:hAnsi="Times New Roman" w:cs="Times New Roman"/>
@@ -7477,69 +7128,1453 @@
           <w:szCs w:val="24"/>
           <w:lang w:eastAsia="ru-RU"/>
         </w:rPr>
-        <w:t>рёбро</w:t>
-      </w:r>
-      <w:proofErr w:type="spellEnd"/>
-      <w:r>
-        <w:rPr>
-          <w:rFonts w:ascii="Times New Roman" w:eastAsia="Times New Roman" w:hAnsi="Times New Roman" w:cs="Times New Roman"/>
-          <w:sz w:val="24"/>
-          <w:szCs w:val="24"/>
-          <w:lang w:eastAsia="ru-RU"/>
-        </w:rPr>
-        <w:t xml:space="preserve"> — ребро из вершины в потомка, не входящее в DFS-лес</w:t>
-      </w:r>
-    </w:p>
-    <w:p>
-      <w:r>
-        <w:rPr>
-          <w:rFonts w:ascii="Times New Roman" w:hAnsi="Times New Roman" w:cs="Times New Roman"/>
+        <w:t>Точка сочленения</w:t>
+      </w:r>
+      <w:r>
+        <w:rPr>
+          <w:rFonts w:ascii="Times New Roman" w:eastAsia="Times New Roman" w:hAnsi="Times New Roman" w:cs="Times New Roman"/>
+          <w:sz w:val="24"/>
+          <w:szCs w:val="24"/>
+          <w:lang w:eastAsia="ru-RU"/>
+        </w:rPr>
+        <w:t xml:space="preserve"> — вершина, такая что для некоторой пары вершин все пути между ними проходят через неё. (Эквивалентно: вершина при удалении которой увеличивается число компонент связности.)</w:t>
+      </w:r>
+    </w:p>
+    <w:p>
+      <w:pPr>
+        <w:spacing w:after="0" w:line="240" w:lineRule="auto"/>
+        <w:rPr>
+          <w:rFonts w:ascii="Times New Roman" w:eastAsia="Times New Roman" w:hAnsi="Times New Roman" w:cs="Times New Roman"/>
+          <w:sz w:val="24"/>
+          <w:szCs w:val="24"/>
+          <w:lang w:eastAsia="ru-RU"/>
+        </w:rPr>
+      </w:pPr>
+      <w:r>
+        <w:rPr>
+          <w:rFonts w:ascii="Times New Roman" w:eastAsia="Times New Roman" w:hAnsi="Times New Roman" w:cs="Times New Roman"/>
           <w:b/>
           <w:bCs/>
-        </w:rPr>
-        <w:t xml:space="preserve">Поперечное </w:t>
-      </w:r>
-      <w:proofErr w:type="spellStart"/>
-      <w:r>
-        <w:rPr>
-          <w:rFonts w:ascii="Times New Roman" w:hAnsi="Times New Roman" w:cs="Times New Roman"/>
+          <w:sz w:val="24"/>
+          <w:szCs w:val="24"/>
+          <w:lang w:eastAsia="ru-RU"/>
+        </w:rPr>
+        <w:t xml:space="preserve">Мост </w:t>
+      </w:r>
+      <w:r>
+        <w:rPr>
+          <w:rFonts w:ascii="Times New Roman" w:eastAsia="Times New Roman" w:hAnsi="Times New Roman" w:cs="Times New Roman"/>
+          <w:sz w:val="24"/>
+          <w:szCs w:val="24"/>
+          <w:lang w:eastAsia="ru-RU"/>
+        </w:rPr>
+        <w:t>— ребро, такое что для некоторой пары вершин все пути между ними проходят через него.</w:t>
+      </w:r>
+    </w:p>
+    <w:p>
+      <w:r>
+        <w:drawing>
+          <wp:inline distT="0" distB="0" distL="0" distR="0" wp14:anchorId="6DAAD527" wp14:editId="2BD5C82C">
+            <wp:extent cx="5940425" cy="3451860"/>
+            <wp:effectExtent l="0" t="0" r="3175" b="0"/>
+            <wp:docPr id="30" name="Рисунок 30"/>
+            <wp:cNvGraphicFramePr>
+              <a:graphicFrameLocks xmlns:a="http://schemas.openxmlformats.org/drawingml/2006/main" noChangeAspect="1"/>
+            </wp:cNvGraphicFramePr>
+            <a:graphic xmlns:a="http://schemas.openxmlformats.org/drawingml/2006/main">
+              <a:graphicData uri="http://schemas.openxmlformats.org/drawingml/2006/picture">
+                <pic:pic xmlns:pic="http://schemas.openxmlformats.org/drawingml/2006/picture">
+                  <pic:nvPicPr>
+                    <pic:cNvPr id="1" name=""/>
+                    <pic:cNvPicPr/>
+                  </pic:nvPicPr>
+                  <pic:blipFill>
+                    <a:blip r:embed="rId31"/>
+                    <a:stretch>
+                      <a:fillRect/>
+                    </a:stretch>
+                  </pic:blipFill>
+                  <pic:spPr>
+                    <a:xfrm>
+                      <a:off x="0" y="0"/>
+                      <a:ext cx="5940425" cy="3451860"/>
+                    </a:xfrm>
+                    <a:prstGeom prst="rect">
+                      <a:avLst/>
+                    </a:prstGeom>
+                  </pic:spPr>
+                </pic:pic>
+              </a:graphicData>
+            </a:graphic>
+          </wp:inline>
+        </w:drawing>
+      </w:r>
+    </w:p>
+    <w:p>
+      <w:r>
+        <w:lastRenderedPageBreak/>
+        <w:drawing>
+          <wp:inline distT="0" distB="0" distL="0" distR="0" wp14:anchorId="34D04A3D" wp14:editId="76DAE211">
+            <wp:extent cx="5940425" cy="5401310"/>
+            <wp:effectExtent l="0" t="0" r="3175" b="8890"/>
+            <wp:docPr id="31" name="Рисунок 31"/>
+            <wp:cNvGraphicFramePr>
+              <a:graphicFrameLocks xmlns:a="http://schemas.openxmlformats.org/drawingml/2006/main" noChangeAspect="1"/>
+            </wp:cNvGraphicFramePr>
+            <a:graphic xmlns:a="http://schemas.openxmlformats.org/drawingml/2006/main">
+              <a:graphicData uri="http://schemas.openxmlformats.org/drawingml/2006/picture">
+                <pic:pic xmlns:pic="http://schemas.openxmlformats.org/drawingml/2006/picture">
+                  <pic:nvPicPr>
+                    <pic:cNvPr id="1" name=""/>
+                    <pic:cNvPicPr/>
+                  </pic:nvPicPr>
+                  <pic:blipFill>
+                    <a:blip r:embed="rId32"/>
+                    <a:stretch>
+                      <a:fillRect/>
+                    </a:stretch>
+                  </pic:blipFill>
+                  <pic:spPr>
+                    <a:xfrm>
+                      <a:off x="0" y="0"/>
+                      <a:ext cx="5940425" cy="5401310"/>
+                    </a:xfrm>
+                    <a:prstGeom prst="rect">
+                      <a:avLst/>
+                    </a:prstGeom>
+                  </pic:spPr>
+                </pic:pic>
+              </a:graphicData>
+            </a:graphic>
+          </wp:inline>
+        </w:drawing>
+      </w:r>
+    </w:p>
+    <w:p>
+      <w:r>
+        <w:rPr>
+          <w:noProof/>
+        </w:rPr>
+        <w:drawing>
+          <wp:inline distT="0" distB="0" distL="0" distR="0" wp14:anchorId="00ABE707" wp14:editId="0FF75A58">
+            <wp:extent cx="2209800" cy="3028950"/>
+            <wp:effectExtent l="0" t="0" r="0" b="0"/>
+            <wp:docPr id="32" name="Рисунок 32"/>
+            <wp:cNvGraphicFramePr>
+              <a:graphicFrameLocks xmlns:a="http://schemas.openxmlformats.org/drawingml/2006/main" noChangeAspect="1"/>
+            </wp:cNvGraphicFramePr>
+            <a:graphic xmlns:a="http://schemas.openxmlformats.org/drawingml/2006/main">
+              <a:graphicData uri="http://schemas.openxmlformats.org/drawingml/2006/picture">
+                <pic:pic xmlns:pic="http://schemas.openxmlformats.org/drawingml/2006/picture">
+                  <pic:nvPicPr>
+                    <pic:cNvPr id="0" name="Picture 6"/>
+                    <pic:cNvPicPr>
+                      <a:picLocks noChangeAspect="1" noChangeArrowheads="1"/>
+                    </pic:cNvPicPr>
+                  </pic:nvPicPr>
+                  <pic:blipFill>
+                    <a:blip r:embed="rId33">
+                      <a:extLst>
+                        <a:ext uri="{28A0092B-C50C-407E-A947-70E740481C1C}">
+                          <a14:useLocalDpi xmlns:a14="http://schemas.microsoft.com/office/drawing/2010/main" val="0"/>
+                        </a:ext>
+                      </a:extLst>
+                    </a:blip>
+                    <a:srcRect/>
+                    <a:stretch>
+                      <a:fillRect/>
+                    </a:stretch>
+                  </pic:blipFill>
+                  <pic:spPr bwMode="auto">
+                    <a:xfrm>
+                      <a:off x="0" y="0"/>
+                      <a:ext cx="2209800" cy="3028950"/>
+                    </a:xfrm>
+                    <a:prstGeom prst="rect">
+                      <a:avLst/>
+                    </a:prstGeom>
+                    <a:noFill/>
+                  </pic:spPr>
+                </pic:pic>
+              </a:graphicData>
+            </a:graphic>
+          </wp:inline>
+        </w:drawing>
+      </w:r>
+    </w:p>
+    <w:p>
+      <w:pPr>
+        <w:pStyle w:val="2"/>
+        <w:rPr>
+          <w:color w:val="auto"/>
+        </w:rPr>
+      </w:pPr>
+      <w:r>
+        <w:rPr>
+          <w:color w:val="auto"/>
+        </w:rPr>
+        <w:t xml:space="preserve">14. </w:t>
+      </w:r>
+      <w:r>
+        <w:rPr>
+          <w:color w:val="auto"/>
+        </w:rPr>
+        <w:t>st-нумерация. Алгоритм построения st-нумерации.</w:t>
+      </w:r>
+    </w:p>
+    <w:p>
+      <w:pPr>
+        <w:spacing w:after="0" w:line="240" w:lineRule="auto"/>
+        <w:rPr>
+          <w:rFonts w:ascii="Times New Roman" w:eastAsia="Times New Roman" w:hAnsi="Times New Roman" w:cs="Times New Roman"/>
+          <w:sz w:val="24"/>
+          <w:szCs w:val="24"/>
+          <w:lang w:eastAsia="ru-RU"/>
+        </w:rPr>
+      </w:pPr>
+      <w:r>
+        <w:rPr>
+          <w:rFonts w:ascii="Times New Roman" w:eastAsia="Times New Roman" w:hAnsi="Times New Roman" w:cs="Times New Roman"/>
           <w:b/>
           <w:bCs/>
-        </w:rPr>
-        <w:t>рёбро</w:t>
-      </w:r>
-      <w:proofErr w:type="spellEnd"/>
-      <w:r>
-        <w:rPr>
-          <w:rFonts w:ascii="Times New Roman" w:hAnsi="Times New Roman" w:cs="Times New Roman"/>
+          <w:sz w:val="24"/>
+          <w:szCs w:val="24"/>
+          <w:lang w:eastAsia="ru-RU"/>
+        </w:rPr>
+        <w:t xml:space="preserve">st-нумерация </w:t>
+      </w:r>
+      <w:r>
+        <w:rPr>
+          <w:rFonts w:ascii="Times New Roman" w:eastAsia="Times New Roman" w:hAnsi="Times New Roman" w:cs="Times New Roman"/>
+          <w:sz w:val="24"/>
+          <w:szCs w:val="24"/>
+          <w:lang w:eastAsia="ru-RU"/>
+        </w:rPr>
+        <w:t>(</w:t>
+      </w:r>
+      <w:r>
+        <w:rPr>
+          <w:rFonts w:ascii="Times New Roman" w:eastAsia="Times New Roman" w:hAnsi="Times New Roman" w:cs="Times New Roman"/>
           <w:b/>
           <w:bCs/>
-        </w:rPr>
-        <w:t xml:space="preserve"> - </w:t>
-      </w:r>
-      <w:r>
-        <w:t>ребро из вершины в вершину, не являющуюся ни предком, ни потомком</w:t>
-      </w:r>
-    </w:p>
-    <w:p>
-      <w:pPr>
-        <w:pStyle w:val="1"/>
-      </w:pPr>
-      <w:r>
-        <w:t xml:space="preserve">12. </w:t>
-      </w:r>
-      <w:r>
-        <w:t xml:space="preserve">Способы подсчета количества </w:t>
-      </w:r>
-      <w:proofErr w:type="spellStart"/>
-      <w:r>
-        <w:t>остовных</w:t>
-      </w:r>
-      <w:proofErr w:type="spellEnd"/>
-      <w:r>
-        <w:t xml:space="preserve"> деревьев.</w:t>
-      </w:r>
-    </w:p>
+          <w:sz w:val="24"/>
+          <w:szCs w:val="24"/>
+          <w:lang w:eastAsia="ru-RU"/>
+        </w:rPr>
+        <w:t>биполярная нумерация</w:t>
+      </w:r>
+      <w:r>
+        <w:rPr>
+          <w:rFonts w:ascii="Times New Roman" w:eastAsia="Times New Roman" w:hAnsi="Times New Roman" w:cs="Times New Roman"/>
+          <w:sz w:val="24"/>
+          <w:szCs w:val="24"/>
+          <w:lang w:eastAsia="ru-RU"/>
+        </w:rPr>
+        <w:t>) — способ ориентирования рёбер неориентированного двусвязного графа, такой что:</w:t>
+      </w:r>
+    </w:p>
+    <w:p>
+      <w:pPr>
+        <w:spacing w:after="0" w:line="240" w:lineRule="auto"/>
+        <w:rPr>
+          <w:rFonts w:ascii="Times New Roman" w:eastAsia="Times New Roman" w:hAnsi="Times New Roman" w:cs="Times New Roman"/>
+          <w:sz w:val="24"/>
+          <w:szCs w:val="24"/>
+          <w:lang w:eastAsia="ru-RU"/>
+        </w:rPr>
+      </w:pPr>
+      <w:r>
+        <w:rPr>
+          <w:rFonts w:ascii="Times New Roman" w:eastAsia="Times New Roman" w:hAnsi="Times New Roman" w:cs="Times New Roman"/>
+          <w:sz w:val="24"/>
+          <w:szCs w:val="24"/>
+          <w:lang w:eastAsia="ru-RU"/>
+        </w:rPr>
+        <w:lastRenderedPageBreak/>
+        <w:t>Существует единственный источник s и приёмник t. (Только исходящие и только входящие рёбра соответственно)</w:t>
+      </w:r>
+    </w:p>
+    <w:p>
+      <w:pPr>
+        <w:spacing w:after="0" w:line="240" w:lineRule="auto"/>
+        <w:rPr>
+          <w:rFonts w:ascii="Times New Roman" w:eastAsia="Times New Roman" w:hAnsi="Times New Roman" w:cs="Times New Roman"/>
+          <w:sz w:val="24"/>
+          <w:szCs w:val="24"/>
+          <w:lang w:eastAsia="ru-RU"/>
+        </w:rPr>
+      </w:pPr>
+      <w:r>
+        <w:rPr>
+          <w:rFonts w:ascii="Times New Roman" w:eastAsia="Times New Roman" w:hAnsi="Times New Roman" w:cs="Times New Roman"/>
+          <w:sz w:val="24"/>
+          <w:szCs w:val="24"/>
+          <w:lang w:eastAsia="ru-RU"/>
+        </w:rPr>
+        <w:t>Нет циклов</w:t>
+      </w:r>
+    </w:p>
+    <w:p>
+      <w:pPr>
+        <w:spacing w:after="0" w:line="240" w:lineRule="auto"/>
+        <w:rPr>
+          <w:rFonts w:ascii="Times New Roman" w:eastAsia="Times New Roman" w:hAnsi="Times New Roman" w:cs="Times New Roman"/>
+          <w:sz w:val="24"/>
+          <w:szCs w:val="24"/>
+          <w:lang w:eastAsia="ru-RU"/>
+        </w:rPr>
+      </w:pPr>
+      <w:r>
+        <w:rPr>
+          <w:rFonts w:ascii="Times New Roman" w:eastAsia="Times New Roman" w:hAnsi="Times New Roman" w:cs="Times New Roman"/>
+          <w:sz w:val="24"/>
+          <w:szCs w:val="24"/>
+          <w:lang w:eastAsia="ru-RU"/>
+        </w:rPr>
+        <w:t>Low(v)=min({v}</w:t>
+      </w:r>
+      <w:r>
+        <w:rPr>
+          <w:rFonts w:ascii="Cambria Math" w:eastAsia="Times New Roman" w:hAnsi="Cambria Math" w:cs="Cambria Math"/>
+          <w:sz w:val="24"/>
+          <w:szCs w:val="24"/>
+          <w:lang w:eastAsia="ru-RU"/>
+        </w:rPr>
+        <w:t>∪</w:t>
+      </w:r>
+      <w:r>
+        <w:rPr>
+          <w:rFonts w:ascii="Times New Roman" w:eastAsia="Times New Roman" w:hAnsi="Times New Roman" w:cs="Times New Roman"/>
+          <w:sz w:val="24"/>
+          <w:szCs w:val="24"/>
+          <w:lang w:eastAsia="ru-RU"/>
+        </w:rPr>
+        <w:t>{w}), где x — потомок v, w — предок v, и существ</w:t>
+      </w:r>
+      <w:r>
+        <w:rPr>
+          <w:rFonts w:ascii="Times New Roman" w:eastAsia="Times New Roman" w:hAnsi="Times New Roman" w:cs="Times New Roman"/>
+          <w:sz w:val="24"/>
+          <w:szCs w:val="24"/>
+          <w:lang w:eastAsia="ru-RU"/>
+        </w:rPr>
+        <w:t>уе</w:t>
+      </w:r>
+      <w:r>
+        <w:rPr>
+          <w:rFonts w:ascii="Times New Roman" w:eastAsia="Times New Roman" w:hAnsi="Times New Roman" w:cs="Times New Roman"/>
+          <w:sz w:val="24"/>
+          <w:szCs w:val="24"/>
+          <w:lang w:eastAsia="ru-RU"/>
+        </w:rPr>
+        <w:t xml:space="preserve">т ребро (x,w) </w:t>
+      </w:r>
+    </w:p>
+    <w:p/>
+    <w:p>
+      <w:pPr>
+        <w:spacing w:before="100" w:beforeAutospacing="1" w:after="100" w:afterAutospacing="1" w:line="240" w:lineRule="auto"/>
+        <w:rPr>
+          <w:rFonts w:ascii="Times New Roman" w:eastAsia="Times New Roman" w:hAnsi="Times New Roman" w:cs="Times New Roman"/>
+          <w:sz w:val="24"/>
+          <w:szCs w:val="24"/>
+          <w:lang w:eastAsia="ru-RU"/>
+        </w:rPr>
+      </w:pPr>
+      <w:r>
+        <w:rPr>
+          <w:rFonts w:ascii="Courier New" w:eastAsia="Times New Roman" w:hAnsi="Courier New" w:cs="Courier New"/>
+          <w:sz w:val="20"/>
+          <w:szCs w:val="20"/>
+          <w:lang w:eastAsia="ru-RU"/>
+        </w:rPr>
+        <w:t>st-нумерация</w:t>
+      </w:r>
+      <w:r>
+        <w:rPr>
+          <w:rFonts w:ascii="Times New Roman" w:eastAsia="Times New Roman" w:hAnsi="Times New Roman" w:cs="Times New Roman"/>
+          <w:sz w:val="24"/>
+          <w:szCs w:val="24"/>
+          <w:lang w:eastAsia="ru-RU"/>
+        </w:rPr>
+        <w:t xml:space="preserve"> — это такой порядок вершин двусвязного графа, где </w:t>
+      </w:r>
+      <w:r>
+        <w:rPr>
+          <w:rFonts w:ascii="Courier New" w:eastAsia="Times New Roman" w:hAnsi="Courier New" w:cs="Courier New"/>
+          <w:sz w:val="20"/>
+          <w:szCs w:val="20"/>
+          <w:lang w:eastAsia="ru-RU"/>
+        </w:rPr>
+        <w:t>s</w:t>
+      </w:r>
+      <w:r>
+        <w:rPr>
+          <w:rFonts w:ascii="Times New Roman" w:eastAsia="Times New Roman" w:hAnsi="Times New Roman" w:cs="Times New Roman"/>
+          <w:sz w:val="24"/>
+          <w:szCs w:val="24"/>
+          <w:lang w:eastAsia="ru-RU"/>
+        </w:rPr>
+        <w:t xml:space="preserve"> стоит первой, </w:t>
+      </w:r>
+      <w:r>
+        <w:rPr>
+          <w:rFonts w:ascii="Courier New" w:eastAsia="Times New Roman" w:hAnsi="Courier New" w:cs="Courier New"/>
+          <w:sz w:val="20"/>
+          <w:szCs w:val="20"/>
+          <w:lang w:eastAsia="ru-RU"/>
+        </w:rPr>
+        <w:t>t</w:t>
+      </w:r>
+      <w:r>
+        <w:rPr>
+          <w:rFonts w:ascii="Times New Roman" w:eastAsia="Times New Roman" w:hAnsi="Times New Roman" w:cs="Times New Roman"/>
+          <w:sz w:val="24"/>
+          <w:szCs w:val="24"/>
+          <w:lang w:eastAsia="ru-RU"/>
+        </w:rPr>
+        <w:t xml:space="preserve"> — последней, а у каждой другой вершины есть хотя бы один сосед левее и хотя бы один сосед правее.</w:t>
+      </w:r>
+    </w:p>
+    <w:p>
+      <w:pPr>
+        <w:spacing w:before="100" w:beforeAutospacing="1" w:after="100" w:afterAutospacing="1" w:line="240" w:lineRule="auto"/>
+        <w:rPr>
+          <w:rFonts w:ascii="Times New Roman" w:eastAsia="Times New Roman" w:hAnsi="Times New Roman" w:cs="Times New Roman"/>
+          <w:sz w:val="24"/>
+          <w:szCs w:val="24"/>
+          <w:lang w:eastAsia="ru-RU"/>
+        </w:rPr>
+      </w:pPr>
+      <w:r>
+        <w:rPr>
+          <w:rFonts w:ascii="Times New Roman" w:eastAsia="Times New Roman" w:hAnsi="Times New Roman" w:cs="Times New Roman"/>
+          <w:sz w:val="24"/>
+          <w:szCs w:val="24"/>
+          <w:lang w:eastAsia="ru-RU"/>
+        </w:rPr>
+        <w:t xml:space="preserve">сначала запускаем </w:t>
+      </w:r>
+      <w:r>
+        <w:rPr>
+          <w:rFonts w:ascii="Courier New" w:eastAsia="Times New Roman" w:hAnsi="Courier New" w:cs="Courier New"/>
+          <w:sz w:val="20"/>
+          <w:szCs w:val="20"/>
+          <w:lang w:eastAsia="ru-RU"/>
+        </w:rPr>
+        <w:t>DFS(s)</w:t>
+      </w:r>
+      <w:r>
+        <w:rPr>
+          <w:rFonts w:ascii="Times New Roman" w:eastAsia="Times New Roman" w:hAnsi="Times New Roman" w:cs="Times New Roman"/>
+          <w:sz w:val="24"/>
+          <w:szCs w:val="24"/>
+          <w:lang w:eastAsia="ru-RU"/>
+        </w:rPr>
+        <w:t xml:space="preserve"> и строим дерево поиска в глубину. При этом для каждой вершины запоминаем её номер входа в DFS, её отца и </w:t>
+      </w:r>
+      <w:r>
+        <w:rPr>
+          <w:rFonts w:ascii="Courier New" w:eastAsia="Times New Roman" w:hAnsi="Courier New" w:cs="Courier New"/>
+          <w:sz w:val="20"/>
+          <w:szCs w:val="20"/>
+          <w:lang w:eastAsia="ru-RU"/>
+        </w:rPr>
+        <w:t>Low(v)</w:t>
+      </w:r>
+      <w:r>
+        <w:rPr>
+          <w:rFonts w:ascii="Times New Roman" w:eastAsia="Times New Roman" w:hAnsi="Times New Roman" w:cs="Times New Roman"/>
+          <w:sz w:val="24"/>
+          <w:szCs w:val="24"/>
+          <w:lang w:eastAsia="ru-RU"/>
+        </w:rPr>
+        <w:t xml:space="preserve"> — вершину, до которой можно добраться из поддерева </w:t>
+      </w:r>
+      <w:r>
+        <w:rPr>
+          <w:rFonts w:ascii="Courier New" w:eastAsia="Times New Roman" w:hAnsi="Courier New" w:cs="Courier New"/>
+          <w:sz w:val="20"/>
+          <w:szCs w:val="20"/>
+          <w:lang w:eastAsia="ru-RU"/>
+        </w:rPr>
+        <w:t>v</w:t>
+      </w:r>
+      <w:r>
+        <w:rPr>
+          <w:rFonts w:ascii="Times New Roman" w:eastAsia="Times New Roman" w:hAnsi="Times New Roman" w:cs="Times New Roman"/>
+          <w:sz w:val="24"/>
+          <w:szCs w:val="24"/>
+          <w:lang w:eastAsia="ru-RU"/>
+        </w:rPr>
+        <w:t xml:space="preserve"> с помощью обратного ребра как можно выше. Потом во втором проходе постепенно строим список </w:t>
+      </w:r>
+      <w:r>
+        <w:rPr>
+          <w:rFonts w:ascii="Courier New" w:eastAsia="Times New Roman" w:hAnsi="Courier New" w:cs="Courier New"/>
+          <w:sz w:val="20"/>
+          <w:szCs w:val="20"/>
+          <w:lang w:eastAsia="ru-RU"/>
+        </w:rPr>
+        <w:t>L</w:t>
+      </w:r>
+      <w:r>
+        <w:rPr>
+          <w:rFonts w:ascii="Times New Roman" w:eastAsia="Times New Roman" w:hAnsi="Times New Roman" w:cs="Times New Roman"/>
+          <w:sz w:val="24"/>
+          <w:szCs w:val="24"/>
+          <w:lang w:eastAsia="ru-RU"/>
+        </w:rPr>
+        <w:t xml:space="preserve">. Сначала в нём только </w:t>
+      </w:r>
+      <w:r>
+        <w:rPr>
+          <w:rFonts w:ascii="Courier New" w:eastAsia="Times New Roman" w:hAnsi="Courier New" w:cs="Courier New"/>
+          <w:sz w:val="20"/>
+          <w:szCs w:val="20"/>
+          <w:lang w:eastAsia="ru-RU"/>
+        </w:rPr>
+        <w:t>s</w:t>
+      </w:r>
+      <w:r>
+        <w:rPr>
+          <w:rFonts w:ascii="Times New Roman" w:eastAsia="Times New Roman" w:hAnsi="Times New Roman" w:cs="Times New Roman"/>
+          <w:sz w:val="24"/>
+          <w:szCs w:val="24"/>
+          <w:lang w:eastAsia="ru-RU"/>
+        </w:rPr>
+        <w:t xml:space="preserve"> и </w:t>
+      </w:r>
+      <w:r>
+        <w:rPr>
+          <w:rFonts w:ascii="Courier New" w:eastAsia="Times New Roman" w:hAnsi="Courier New" w:cs="Courier New"/>
+          <w:sz w:val="20"/>
+          <w:szCs w:val="20"/>
+          <w:lang w:eastAsia="ru-RU"/>
+        </w:rPr>
+        <w:t>t</w:t>
+      </w:r>
+      <w:r>
+        <w:rPr>
+          <w:rFonts w:ascii="Times New Roman" w:eastAsia="Times New Roman" w:hAnsi="Times New Roman" w:cs="Times New Roman"/>
+          <w:sz w:val="24"/>
+          <w:szCs w:val="24"/>
+          <w:lang w:eastAsia="ru-RU"/>
+        </w:rPr>
+        <w:t xml:space="preserve">. Остальные вершины вставляются либо перед своим отцом, либо после него. Куда вставлять, решает знак у </w:t>
+      </w:r>
+      <w:r>
+        <w:rPr>
+          <w:rFonts w:ascii="Courier New" w:eastAsia="Times New Roman" w:hAnsi="Courier New" w:cs="Courier New"/>
+          <w:sz w:val="20"/>
+          <w:szCs w:val="20"/>
+          <w:lang w:eastAsia="ru-RU"/>
+        </w:rPr>
+        <w:t>Low(v)</w:t>
+      </w:r>
+      <w:r>
+        <w:rPr>
+          <w:rFonts w:ascii="Times New Roman" w:eastAsia="Times New Roman" w:hAnsi="Times New Roman" w:cs="Times New Roman"/>
+          <w:sz w:val="24"/>
+          <w:szCs w:val="24"/>
+          <w:lang w:eastAsia="ru-RU"/>
+        </w:rPr>
+        <w:t xml:space="preserve">: если знак </w:t>
+      </w:r>
+      <w:r>
+        <w:rPr>
+          <w:rFonts w:ascii="Courier New" w:eastAsia="Times New Roman" w:hAnsi="Courier New" w:cs="Courier New"/>
+          <w:sz w:val="20"/>
+          <w:szCs w:val="20"/>
+          <w:lang w:eastAsia="ru-RU"/>
+        </w:rPr>
+        <w:t>Low(v)</w:t>
+      </w:r>
+      <w:r>
+        <w:rPr>
+          <w:rFonts w:ascii="Times New Roman" w:eastAsia="Times New Roman" w:hAnsi="Times New Roman" w:cs="Times New Roman"/>
+          <w:sz w:val="24"/>
+          <w:szCs w:val="24"/>
+          <w:lang w:eastAsia="ru-RU"/>
+        </w:rPr>
+        <w:t xml:space="preserve"> положительный, вставляем после отца, если отрицательный — перед отцом. После вставки меняем знак у отца, чтобы следующие вершины распределялись правильно.</w:t>
+      </w:r>
+    </w:p>
+    <w:p>
+      <w:pPr>
+        <w:spacing w:before="100" w:beforeAutospacing="1" w:after="100" w:afterAutospacing="1" w:line="240" w:lineRule="auto"/>
+        <w:rPr>
+          <w:rFonts w:ascii="Times New Roman" w:eastAsia="Times New Roman" w:hAnsi="Times New Roman" w:cs="Times New Roman"/>
+          <w:sz w:val="24"/>
+          <w:szCs w:val="24"/>
+          <w:lang w:eastAsia="ru-RU"/>
+        </w:rPr>
+      </w:pPr>
+      <w:r>
+        <w:rPr>
+          <w:rFonts w:ascii="Times New Roman" w:eastAsia="Times New Roman" w:hAnsi="Times New Roman" w:cs="Times New Roman"/>
+          <w:sz w:val="24"/>
+          <w:szCs w:val="24"/>
+          <w:lang w:eastAsia="ru-RU"/>
+        </w:rPr>
+        <w:drawing>
+          <wp:inline distT="0" distB="0" distL="0" distR="0" wp14:anchorId="50F41813" wp14:editId="039AD761">
+            <wp:extent cx="2814581" cy="5274733"/>
+            <wp:effectExtent l="0" t="0" r="5080" b="2540"/>
+            <wp:docPr id="33" name="Рисунок 33"/>
+            <wp:cNvGraphicFramePr>
+              <a:graphicFrameLocks xmlns:a="http://schemas.openxmlformats.org/drawingml/2006/main" noChangeAspect="1"/>
+            </wp:cNvGraphicFramePr>
+            <a:graphic xmlns:a="http://schemas.openxmlformats.org/drawingml/2006/main">
+              <a:graphicData uri="http://schemas.openxmlformats.org/drawingml/2006/picture">
+                <pic:pic xmlns:pic="http://schemas.openxmlformats.org/drawingml/2006/picture">
+                  <pic:nvPicPr>
+                    <pic:cNvPr id="1" name=""/>
+                    <pic:cNvPicPr/>
+                  </pic:nvPicPr>
+                  <pic:blipFill>
+                    <a:blip r:embed="rId34"/>
+                    <a:stretch>
+                      <a:fillRect/>
+                    </a:stretch>
+                  </pic:blipFill>
+                  <pic:spPr>
+                    <a:xfrm>
+                      <a:off x="0" y="0"/>
+                      <a:ext cx="2818253" cy="5281615"/>
+                    </a:xfrm>
+                    <a:prstGeom prst="rect">
+                      <a:avLst/>
+                    </a:prstGeom>
+                  </pic:spPr>
+                </pic:pic>
+              </a:graphicData>
+            </a:graphic>
+          </wp:inline>
+        </w:drawing>
+      </w:r>
+    </w:p>
+    <w:p>
+      <w:pPr>
+        <w:pStyle w:val="2"/>
+        <w:rPr>
+          <w:lang w:eastAsia="ru-RU"/>
+        </w:rPr>
+      </w:pPr>
+      <w:r>
+        <w:rPr>
+          <w:rFonts w:eastAsia="Times New Roman"/>
+          <w:lang w:eastAsia="ru-RU"/>
+        </w:rPr>
+        <w:lastRenderedPageBreak/>
+        <w:t>15.</w:t>
+      </w:r>
+      <w:r>
+        <w:t xml:space="preserve"> </w:t>
+      </w:r>
+      <w:r>
+        <w:rPr>
+          <w:rFonts w:eastAsia="Times New Roman"/>
+          <w:lang w:eastAsia="ru-RU"/>
+        </w:rPr>
+        <w:t>Алгоритмы поиска минимального остовного дерева. Корректность алгоритма Прима.</w:t>
+      </w:r>
+    </w:p>
+    <w:p>
+      <w:r>
+        <w:rPr>
+          <w:rStyle w:val="notion-enable-hover"/>
+          <w:b/>
+          <w:bCs/>
+        </w:rPr>
+        <w:t>Минимальное остовное дерево</w:t>
+      </w:r>
+      <w:r>
+        <w:t xml:space="preserve"> — остовное дерево </w:t>
+      </w:r>
+      <w:r>
+        <w:rPr>
+          <w:rStyle w:val="link-annotation-955a2434-1f98-4e5f-a637-53c24ccb81c1-1434960369"/>
+        </w:rPr>
+        <w:t>взвешенного графа</w:t>
+      </w:r>
+      <w:r>
+        <w:t>, такое что, сумма весов рёбер дерева минимальна.</w:t>
+      </w:r>
+    </w:p>
+    <w:p>
+      <w:r>
+        <w:t xml:space="preserve">Алгоритм Прима строит </w:t>
+      </w:r>
+      <w:r>
+        <w:rPr>
+          <w:rStyle w:val="a5"/>
+        </w:rPr>
+        <w:t>минимальное остовное дерево</w:t>
+      </w:r>
+      <w:r>
+        <w:t xml:space="preserve"> постепенно. Сначала берём ребро с минимальным весом. Потом каждый раз добавляем к уже построенному дереву самое дешёвое ребро, которое соединено с вершиной из дерева и не образует цикл. Так продолжаем, пока в дереве не будет </w:t>
+      </w:r>
+      <w:r>
+        <w:rPr>
+          <w:rStyle w:val="HTML"/>
+          <w:rFonts w:eastAsiaTheme="minorHAnsi"/>
+        </w:rPr>
+        <w:t>n - 1</w:t>
+      </w:r>
+      <w:r>
+        <w:t xml:space="preserve"> ребро.</w:t>
+      </w:r>
+    </w:p>
+    <w:p>
+      <w:pPr>
+        <w:rPr>
+          <w:lang w:val="en-US"/>
+        </w:rPr>
+      </w:pPr>
+      <w:r>
+        <w:drawing>
+          <wp:inline distT="0" distB="0" distL="0" distR="0" wp14:anchorId="2DF57E89" wp14:editId="3E041926">
+            <wp:extent cx="5819775" cy="3305175"/>
+            <wp:effectExtent l="0" t="0" r="9525" b="9525"/>
+            <wp:docPr id="34" name="Рисунок 34"/>
+            <wp:cNvGraphicFramePr>
+              <a:graphicFrameLocks xmlns:a="http://schemas.openxmlformats.org/drawingml/2006/main" noChangeAspect="1"/>
+            </wp:cNvGraphicFramePr>
+            <a:graphic xmlns:a="http://schemas.openxmlformats.org/drawingml/2006/main">
+              <a:graphicData uri="http://schemas.openxmlformats.org/drawingml/2006/picture">
+                <pic:pic xmlns:pic="http://schemas.openxmlformats.org/drawingml/2006/picture">
+                  <pic:nvPicPr>
+                    <pic:cNvPr id="1" name=""/>
+                    <pic:cNvPicPr/>
+                  </pic:nvPicPr>
+                  <pic:blipFill>
+                    <a:blip r:embed="rId35"/>
+                    <a:stretch>
+                      <a:fillRect/>
+                    </a:stretch>
+                  </pic:blipFill>
+                  <pic:spPr>
+                    <a:xfrm>
+                      <a:off x="0" y="0"/>
+                      <a:ext cx="5819775" cy="3305175"/>
+                    </a:xfrm>
+                    <a:prstGeom prst="rect">
+                      <a:avLst/>
+                    </a:prstGeom>
+                  </pic:spPr>
+                </pic:pic>
+              </a:graphicData>
+            </a:graphic>
+          </wp:inline>
+        </w:drawing>
+      </w:r>
+    </w:p>
+    <w:p>
+      <w:pPr>
+        <w:rPr>
+          <w:rStyle w:val="katex-mathml"/>
+        </w:rPr>
+      </w:pPr>
+      <w:r>
+        <w:t>Сложность</w:t>
+      </w:r>
+      <w:r>
+        <w:t xml:space="preserve">: </w:t>
+      </w:r>
+      <w:r>
+        <w:rPr>
+          <w:rStyle w:val="katex-mathml"/>
+          <w:lang w:val="en-US"/>
+        </w:rPr>
+        <w:t>O</w:t>
+      </w:r>
+      <w:r>
+        <w:rPr>
+          <w:rStyle w:val="katex-mathml"/>
+        </w:rPr>
+        <w:t>(</w:t>
+      </w:r>
+      <w:r>
+        <w:rPr>
+          <w:rStyle w:val="katex-mathml"/>
+          <w:lang w:val="en-US"/>
+        </w:rPr>
+        <w:t>m</w:t>
+      </w:r>
+      <w:r>
+        <w:rPr>
+          <w:rStyle w:val="katex-mathml"/>
+        </w:rPr>
+        <w:t xml:space="preserve"> </w:t>
+      </w:r>
+      <w:r>
+        <w:rPr>
+          <w:rStyle w:val="katex-mathml"/>
+          <w:lang w:val="en-US"/>
+        </w:rPr>
+        <w:t>logn</w:t>
+      </w:r>
+      <w:r>
+        <w:rPr>
+          <w:rStyle w:val="katex-mathml"/>
+        </w:rPr>
+        <w:t>)</w:t>
+      </w:r>
+    </w:p>
+    <w:p>
+      <w:pPr>
+        <w:spacing w:before="100" w:beforeAutospacing="1" w:after="100" w:afterAutospacing="1" w:line="240" w:lineRule="auto"/>
+        <w:rPr>
+          <w:rFonts w:ascii="Times New Roman" w:eastAsia="Times New Roman" w:hAnsi="Times New Roman" w:cs="Times New Roman"/>
+          <w:sz w:val="24"/>
+          <w:szCs w:val="24"/>
+          <w:lang w:eastAsia="ru-RU"/>
+        </w:rPr>
+      </w:pPr>
+      <w:r>
+        <w:rPr>
+          <w:rFonts w:ascii="Times New Roman" w:eastAsia="Times New Roman" w:hAnsi="Times New Roman" w:cs="Times New Roman"/>
+          <w:b/>
+          <w:bCs/>
+          <w:sz w:val="24"/>
+          <w:szCs w:val="24"/>
+          <w:lang w:eastAsia="ru-RU"/>
+        </w:rPr>
+        <w:t>Идея алгоритма Крускала</w:t>
+      </w:r>
+    </w:p>
+    <w:p>
+      <w:pPr>
+        <w:spacing w:before="100" w:beforeAutospacing="1" w:after="100" w:afterAutospacing="1" w:line="240" w:lineRule="auto"/>
+        <w:rPr>
+          <w:rFonts w:ascii="Times New Roman" w:eastAsia="Times New Roman" w:hAnsi="Times New Roman" w:cs="Times New Roman"/>
+          <w:sz w:val="24"/>
+          <w:szCs w:val="24"/>
+          <w:lang w:eastAsia="ru-RU"/>
+        </w:rPr>
+      </w:pPr>
+      <w:r>
+        <w:rPr>
+          <w:rFonts w:ascii="Times New Roman" w:eastAsia="Times New Roman" w:hAnsi="Times New Roman" w:cs="Times New Roman"/>
+          <w:sz w:val="24"/>
+          <w:szCs w:val="24"/>
+          <w:lang w:eastAsia="ru-RU"/>
+        </w:rPr>
+        <w:t xml:space="preserve">Алгоритм Крускала строит минимальное остовное дерево, выбирая рёбра </w:t>
+      </w:r>
+      <w:r>
+        <w:rPr>
+          <w:rFonts w:ascii="Times New Roman" w:eastAsia="Times New Roman" w:hAnsi="Times New Roman" w:cs="Times New Roman"/>
+          <w:b/>
+          <w:bCs/>
+          <w:sz w:val="24"/>
+          <w:szCs w:val="24"/>
+          <w:lang w:eastAsia="ru-RU"/>
+        </w:rPr>
+        <w:t>по возрастанию веса</w:t>
+      </w:r>
+      <w:r>
+        <w:rPr>
+          <w:rFonts w:ascii="Times New Roman" w:eastAsia="Times New Roman" w:hAnsi="Times New Roman" w:cs="Times New Roman"/>
+          <w:sz w:val="24"/>
+          <w:szCs w:val="24"/>
+          <w:lang w:eastAsia="ru-RU"/>
+        </w:rPr>
+        <w:t xml:space="preserve">. Сначала дерево пустое. Затем каждый раз берём самое лёгкое ребро, которое ещё можно добавить так, чтобы не появился цикл. Продолжаем, пока не выберем </w:t>
+      </w:r>
+      <w:r>
+        <w:rPr>
+          <w:rFonts w:ascii="Courier New" w:eastAsia="Times New Roman" w:hAnsi="Courier New" w:cs="Courier New"/>
+          <w:sz w:val="20"/>
+          <w:szCs w:val="20"/>
+          <w:lang w:eastAsia="ru-RU"/>
+        </w:rPr>
+        <w:t>n - 1</w:t>
+      </w:r>
+      <w:r>
+        <w:rPr>
+          <w:rFonts w:ascii="Times New Roman" w:eastAsia="Times New Roman" w:hAnsi="Times New Roman" w:cs="Times New Roman"/>
+          <w:sz w:val="24"/>
+          <w:szCs w:val="24"/>
+          <w:lang w:eastAsia="ru-RU"/>
+        </w:rPr>
+        <w:t xml:space="preserve"> ребро.</w:t>
+      </w:r>
+    </w:p>
+    <w:p>
+      <w:pPr>
+        <w:rPr>
+          <w:lang w:val="en-US"/>
+        </w:rPr>
+      </w:pPr>
+      <w:r>
+        <w:rPr>
+          <w:lang w:val="en-US"/>
+        </w:rPr>
+        <w:drawing>
+          <wp:inline distT="0" distB="0" distL="0" distR="0" wp14:anchorId="42BD414F" wp14:editId="35489067">
+            <wp:extent cx="4597400" cy="2629257"/>
+            <wp:effectExtent l="0" t="0" r="0" b="0"/>
+            <wp:docPr id="35" name="Рисунок 35"/>
+            <wp:cNvGraphicFramePr>
+              <a:graphicFrameLocks xmlns:a="http://schemas.openxmlformats.org/drawingml/2006/main" noChangeAspect="1"/>
+            </wp:cNvGraphicFramePr>
+            <a:graphic xmlns:a="http://schemas.openxmlformats.org/drawingml/2006/main">
+              <a:graphicData uri="http://schemas.openxmlformats.org/drawingml/2006/picture">
+                <pic:pic xmlns:pic="http://schemas.openxmlformats.org/drawingml/2006/picture">
+                  <pic:nvPicPr>
+                    <pic:cNvPr id="1" name=""/>
+                    <pic:cNvPicPr/>
+                  </pic:nvPicPr>
+                  <pic:blipFill>
+                    <a:blip r:embed="rId36"/>
+                    <a:stretch>
+                      <a:fillRect/>
+                    </a:stretch>
+                  </pic:blipFill>
+                  <pic:spPr>
+                    <a:xfrm>
+                      <a:off x="0" y="0"/>
+                      <a:ext cx="4599436" cy="2630421"/>
+                    </a:xfrm>
+                    <a:prstGeom prst="rect">
+                      <a:avLst/>
+                    </a:prstGeom>
+                  </pic:spPr>
+                </pic:pic>
+              </a:graphicData>
+            </a:graphic>
+          </wp:inline>
+        </w:drawing>
+      </w:r>
+    </w:p>
+    <w:p>
+      <w:pPr>
+        <w:pBdr>
+          <w:bottom w:val="single" w:sz="6" w:space="1" w:color="auto"/>
+        </w:pBdr>
+      </w:pPr>
+      <w:r>
+        <w:lastRenderedPageBreak/>
+        <w:t>Различие между алгоритмами в том, что алгоритм Прима ищет новое ребро только среди инцидентных дереву.</w:t>
+      </w:r>
+    </w:p>
+    <w:p>
+      <w:pPr>
+        <w:spacing w:before="100" w:beforeAutospacing="1" w:after="100" w:afterAutospacing="1" w:line="240" w:lineRule="auto"/>
+        <w:rPr>
+          <w:rFonts w:ascii="Times New Roman" w:eastAsia="Times New Roman" w:hAnsi="Times New Roman" w:cs="Times New Roman"/>
+          <w:sz w:val="24"/>
+          <w:szCs w:val="24"/>
+          <w:lang w:eastAsia="ru-RU"/>
+        </w:rPr>
+      </w:pPr>
+      <w:r>
+        <w:rPr>
+          <w:rFonts w:ascii="Times New Roman" w:eastAsia="Times New Roman" w:hAnsi="Times New Roman" w:cs="Times New Roman"/>
+          <w:b/>
+          <w:bCs/>
+          <w:sz w:val="24"/>
+          <w:szCs w:val="24"/>
+          <w:lang w:eastAsia="ru-RU"/>
+        </w:rPr>
+        <w:t>Теорема.</w:t>
+      </w:r>
+      <w:r>
+        <w:rPr>
+          <w:rFonts w:ascii="Times New Roman" w:eastAsia="Times New Roman" w:hAnsi="Times New Roman" w:cs="Times New Roman"/>
+          <w:sz w:val="24"/>
+          <w:szCs w:val="24"/>
+          <w:lang w:eastAsia="ru-RU"/>
+        </w:rPr>
+        <w:t xml:space="preserve"> Алгоритм Прима строит минимальное остовное дерево связного взвешенного графа.</w:t>
+      </w:r>
+    </w:p>
+    <w:p>
+      <w:pPr>
+        <w:spacing w:before="100" w:beforeAutospacing="1" w:after="100" w:afterAutospacing="1" w:line="240" w:lineRule="auto"/>
+        <w:rPr>
+          <w:rFonts w:ascii="Times New Roman" w:eastAsia="Times New Roman" w:hAnsi="Times New Roman" w:cs="Times New Roman"/>
+          <w:sz w:val="24"/>
+          <w:szCs w:val="24"/>
+          <w:lang w:eastAsia="ru-RU"/>
+        </w:rPr>
+      </w:pPr>
+      <w:r>
+        <w:rPr>
+          <w:rFonts w:ascii="Times New Roman" w:eastAsia="Times New Roman" w:hAnsi="Times New Roman" w:cs="Times New Roman"/>
+          <w:b/>
+          <w:bCs/>
+          <w:sz w:val="24"/>
+          <w:szCs w:val="24"/>
+          <w:lang w:eastAsia="ru-RU"/>
+        </w:rPr>
+        <w:t>Доказательство.</w:t>
+      </w:r>
+      <w:r>
+        <w:rPr>
+          <w:rFonts w:ascii="Times New Roman" w:eastAsia="Times New Roman" w:hAnsi="Times New Roman" w:cs="Times New Roman"/>
+          <w:sz w:val="24"/>
+          <w:szCs w:val="24"/>
+          <w:lang w:eastAsia="ru-RU"/>
+        </w:rPr>
+        <w:t xml:space="preserve"> Пусть алгоритм Прима последовательно выбрал рёбра </w:t>
+      </w:r>
+      <w:r>
+        <w:rPr>
+          <w:rFonts w:ascii="Courier New" w:eastAsia="Times New Roman" w:hAnsi="Courier New" w:cs="Courier New"/>
+          <w:sz w:val="20"/>
+          <w:szCs w:val="20"/>
+          <w:lang w:eastAsia="ru-RU"/>
+        </w:rPr>
+        <w:t>e1, e2, ..., en-1</w:t>
+      </w:r>
+      <w:r>
+        <w:rPr>
+          <w:rFonts w:ascii="Times New Roman" w:eastAsia="Times New Roman" w:hAnsi="Times New Roman" w:cs="Times New Roman"/>
+          <w:sz w:val="24"/>
+          <w:szCs w:val="24"/>
+          <w:lang w:eastAsia="ru-RU"/>
+        </w:rPr>
+        <w:t xml:space="preserve">, и пусть </w:t>
+      </w:r>
+      <w:r>
+        <w:rPr>
+          <w:rFonts w:ascii="Courier New" w:eastAsia="Times New Roman" w:hAnsi="Courier New" w:cs="Courier New"/>
+          <w:sz w:val="20"/>
+          <w:szCs w:val="20"/>
+          <w:lang w:eastAsia="ru-RU"/>
+        </w:rPr>
+        <w:t>S</w:t>
+      </w:r>
+      <w:r>
+        <w:rPr>
+          <w:rFonts w:ascii="Times New Roman" w:eastAsia="Times New Roman" w:hAnsi="Times New Roman" w:cs="Times New Roman"/>
+          <w:sz w:val="24"/>
+          <w:szCs w:val="24"/>
+          <w:lang w:eastAsia="ru-RU"/>
+        </w:rPr>
+        <w:t xml:space="preserve"> — дерево из этих рёбер. Докажем, что </w:t>
+      </w:r>
+      <w:r>
+        <w:rPr>
+          <w:rFonts w:ascii="Courier New" w:eastAsia="Times New Roman" w:hAnsi="Courier New" w:cs="Courier New"/>
+          <w:sz w:val="20"/>
+          <w:szCs w:val="20"/>
+          <w:lang w:eastAsia="ru-RU"/>
+        </w:rPr>
+        <w:t>S</w:t>
+      </w:r>
+      <w:r>
+        <w:rPr>
+          <w:rFonts w:ascii="Times New Roman" w:eastAsia="Times New Roman" w:hAnsi="Times New Roman" w:cs="Times New Roman"/>
+          <w:sz w:val="24"/>
+          <w:szCs w:val="24"/>
+          <w:lang w:eastAsia="ru-RU"/>
+        </w:rPr>
+        <w:t xml:space="preserve"> минимальное. Предположим, что существует минимальное остовное дерево </w:t>
+      </w:r>
+      <w:r>
+        <w:rPr>
+          <w:rFonts w:ascii="Courier New" w:eastAsia="Times New Roman" w:hAnsi="Courier New" w:cs="Courier New"/>
+          <w:sz w:val="20"/>
+          <w:szCs w:val="20"/>
+          <w:lang w:eastAsia="ru-RU"/>
+        </w:rPr>
+        <w:t>T</w:t>
+      </w:r>
+      <w:r>
+        <w:rPr>
+          <w:rFonts w:ascii="Times New Roman" w:eastAsia="Times New Roman" w:hAnsi="Times New Roman" w:cs="Times New Roman"/>
+          <w:sz w:val="24"/>
+          <w:szCs w:val="24"/>
+          <w:lang w:eastAsia="ru-RU"/>
+        </w:rPr>
+        <w:t xml:space="preserve">, которое содержит первые </w:t>
+      </w:r>
+      <w:r>
+        <w:rPr>
+          <w:rFonts w:ascii="Courier New" w:eastAsia="Times New Roman" w:hAnsi="Courier New" w:cs="Courier New"/>
+          <w:sz w:val="20"/>
+          <w:szCs w:val="20"/>
+          <w:lang w:eastAsia="ru-RU"/>
+        </w:rPr>
+        <w:t>k</w:t>
+      </w:r>
+      <w:r>
+        <w:rPr>
+          <w:rFonts w:ascii="Times New Roman" w:eastAsia="Times New Roman" w:hAnsi="Times New Roman" w:cs="Times New Roman"/>
+          <w:sz w:val="24"/>
+          <w:szCs w:val="24"/>
+          <w:lang w:eastAsia="ru-RU"/>
+        </w:rPr>
+        <w:t xml:space="preserve"> рёбер алгоритма Прима, но не содержит следующее ребро </w:t>
+      </w:r>
+      <w:r>
+        <w:rPr>
+          <w:rFonts w:ascii="Courier New" w:eastAsia="Times New Roman" w:hAnsi="Courier New" w:cs="Courier New"/>
+          <w:sz w:val="20"/>
+          <w:szCs w:val="20"/>
+          <w:lang w:eastAsia="ru-RU"/>
+        </w:rPr>
+        <w:t>ek+1</w:t>
+      </w:r>
+      <w:r>
+        <w:rPr>
+          <w:rFonts w:ascii="Times New Roman" w:eastAsia="Times New Roman" w:hAnsi="Times New Roman" w:cs="Times New Roman"/>
+          <w:sz w:val="24"/>
+          <w:szCs w:val="24"/>
+          <w:lang w:eastAsia="ru-RU"/>
+        </w:rPr>
+        <w:t xml:space="preserve">. Добавим </w:t>
+      </w:r>
+      <w:r>
+        <w:rPr>
+          <w:rFonts w:ascii="Courier New" w:eastAsia="Times New Roman" w:hAnsi="Courier New" w:cs="Courier New"/>
+          <w:sz w:val="20"/>
+          <w:szCs w:val="20"/>
+          <w:lang w:eastAsia="ru-RU"/>
+        </w:rPr>
+        <w:t>ek+1</w:t>
+      </w:r>
+      <w:r>
+        <w:rPr>
+          <w:rFonts w:ascii="Times New Roman" w:eastAsia="Times New Roman" w:hAnsi="Times New Roman" w:cs="Times New Roman"/>
+          <w:sz w:val="24"/>
+          <w:szCs w:val="24"/>
+          <w:lang w:eastAsia="ru-RU"/>
+        </w:rPr>
+        <w:t xml:space="preserve"> к дереву </w:t>
+      </w:r>
+      <w:r>
+        <w:rPr>
+          <w:rFonts w:ascii="Courier New" w:eastAsia="Times New Roman" w:hAnsi="Courier New" w:cs="Courier New"/>
+          <w:sz w:val="20"/>
+          <w:szCs w:val="20"/>
+          <w:lang w:eastAsia="ru-RU"/>
+        </w:rPr>
+        <w:t>T</w:t>
+      </w:r>
+      <w:r>
+        <w:rPr>
+          <w:rFonts w:ascii="Times New Roman" w:eastAsia="Times New Roman" w:hAnsi="Times New Roman" w:cs="Times New Roman"/>
+          <w:sz w:val="24"/>
+          <w:szCs w:val="24"/>
+          <w:lang w:eastAsia="ru-RU"/>
+        </w:rPr>
+        <w:t xml:space="preserve">. Тогда появится цикл, потому что в дереве добавление любого нового ребра создаёт цикл. В этом цикле найдётся ребро </w:t>
+      </w:r>
+      <w:r>
+        <w:rPr>
+          <w:rFonts w:ascii="Courier New" w:eastAsia="Times New Roman" w:hAnsi="Courier New" w:cs="Courier New"/>
+          <w:sz w:val="20"/>
+          <w:szCs w:val="20"/>
+          <w:lang w:eastAsia="ru-RU"/>
+        </w:rPr>
+        <w:t>e</w:t>
+      </w:r>
+      <w:r>
+        <w:rPr>
+          <w:rFonts w:ascii="Times New Roman" w:eastAsia="Times New Roman" w:hAnsi="Times New Roman" w:cs="Times New Roman"/>
+          <w:sz w:val="24"/>
+          <w:szCs w:val="24"/>
+          <w:lang w:eastAsia="ru-RU"/>
+        </w:rPr>
+        <w:t xml:space="preserve">, которое не принадлежит уже построенной части дерева Прима. Если удалить из </w:t>
+      </w:r>
+      <w:r>
+        <w:rPr>
+          <w:rFonts w:ascii="Courier New" w:eastAsia="Times New Roman" w:hAnsi="Courier New" w:cs="Courier New"/>
+          <w:sz w:val="20"/>
+          <w:szCs w:val="20"/>
+          <w:lang w:eastAsia="ru-RU"/>
+        </w:rPr>
+        <w:t>T</w:t>
+      </w:r>
+      <w:r>
+        <w:rPr>
+          <w:rFonts w:ascii="Times New Roman" w:eastAsia="Times New Roman" w:hAnsi="Times New Roman" w:cs="Times New Roman"/>
+          <w:sz w:val="24"/>
+          <w:szCs w:val="24"/>
+          <w:lang w:eastAsia="ru-RU"/>
+        </w:rPr>
+        <w:t xml:space="preserve"> ребро </w:t>
+      </w:r>
+      <w:r>
+        <w:rPr>
+          <w:rFonts w:ascii="Courier New" w:eastAsia="Times New Roman" w:hAnsi="Courier New" w:cs="Courier New"/>
+          <w:sz w:val="20"/>
+          <w:szCs w:val="20"/>
+          <w:lang w:eastAsia="ru-RU"/>
+        </w:rPr>
+        <w:t>e</w:t>
+      </w:r>
+      <w:r>
+        <w:rPr>
+          <w:rFonts w:ascii="Times New Roman" w:eastAsia="Times New Roman" w:hAnsi="Times New Roman" w:cs="Times New Roman"/>
+          <w:sz w:val="24"/>
+          <w:szCs w:val="24"/>
+          <w:lang w:eastAsia="ru-RU"/>
+        </w:rPr>
+        <w:t xml:space="preserve"> и добавить </w:t>
+      </w:r>
+      <w:r>
+        <w:rPr>
+          <w:rFonts w:ascii="Courier New" w:eastAsia="Times New Roman" w:hAnsi="Courier New" w:cs="Courier New"/>
+          <w:sz w:val="20"/>
+          <w:szCs w:val="20"/>
+          <w:lang w:eastAsia="ru-RU"/>
+        </w:rPr>
+        <w:t>ek+1</w:t>
+      </w:r>
+      <w:r>
+        <w:rPr>
+          <w:rFonts w:ascii="Times New Roman" w:eastAsia="Times New Roman" w:hAnsi="Times New Roman" w:cs="Times New Roman"/>
+          <w:sz w:val="24"/>
+          <w:szCs w:val="24"/>
+          <w:lang w:eastAsia="ru-RU"/>
+        </w:rPr>
+        <w:t xml:space="preserve">, снова получится остовное дерево </w:t>
+      </w:r>
+      <w:r>
+        <w:rPr>
+          <w:rFonts w:ascii="Courier New" w:eastAsia="Times New Roman" w:hAnsi="Courier New" w:cs="Courier New"/>
+          <w:sz w:val="20"/>
+          <w:szCs w:val="20"/>
+          <w:lang w:eastAsia="ru-RU"/>
+        </w:rPr>
+        <w:t>T'</w:t>
+      </w:r>
+      <w:r>
+        <w:rPr>
+          <w:rFonts w:ascii="Times New Roman" w:eastAsia="Times New Roman" w:hAnsi="Times New Roman" w:cs="Times New Roman"/>
+          <w:sz w:val="24"/>
+          <w:szCs w:val="24"/>
+          <w:lang w:eastAsia="ru-RU"/>
+        </w:rPr>
+        <w:t>.</w:t>
+      </w:r>
+    </w:p>
+    <w:p>
+      <w:pPr>
+        <w:spacing w:before="100" w:beforeAutospacing="1" w:after="100" w:afterAutospacing="1" w:line="240" w:lineRule="auto"/>
+        <w:rPr>
+          <w:rFonts w:ascii="Times New Roman" w:eastAsia="Times New Roman" w:hAnsi="Times New Roman" w:cs="Times New Roman"/>
+          <w:sz w:val="24"/>
+          <w:szCs w:val="24"/>
+          <w:lang w:eastAsia="ru-RU"/>
+        </w:rPr>
+      </w:pPr>
+      <w:r>
+        <w:rPr>
+          <w:rFonts w:ascii="Times New Roman" w:eastAsia="Times New Roman" w:hAnsi="Times New Roman" w:cs="Times New Roman"/>
+          <w:sz w:val="24"/>
+          <w:szCs w:val="24"/>
+          <w:lang w:eastAsia="ru-RU"/>
+        </w:rPr>
+        <w:t xml:space="preserve">Так как алгоритм Прима на шаге </w:t>
+      </w:r>
+      <w:r>
+        <w:rPr>
+          <w:rFonts w:ascii="Courier New" w:eastAsia="Times New Roman" w:hAnsi="Courier New" w:cs="Courier New"/>
+          <w:sz w:val="20"/>
+          <w:szCs w:val="20"/>
+          <w:lang w:eastAsia="ru-RU"/>
+        </w:rPr>
+        <w:t>k+1</w:t>
+      </w:r>
+      <w:r>
+        <w:rPr>
+          <w:rFonts w:ascii="Times New Roman" w:eastAsia="Times New Roman" w:hAnsi="Times New Roman" w:cs="Times New Roman"/>
+          <w:sz w:val="24"/>
+          <w:szCs w:val="24"/>
+          <w:lang w:eastAsia="ru-RU"/>
+        </w:rPr>
+        <w:t xml:space="preserve"> выбрал ребро </w:t>
+      </w:r>
+      <w:r>
+        <w:rPr>
+          <w:rFonts w:ascii="Courier New" w:eastAsia="Times New Roman" w:hAnsi="Courier New" w:cs="Courier New"/>
+          <w:sz w:val="20"/>
+          <w:szCs w:val="20"/>
+          <w:lang w:eastAsia="ru-RU"/>
+        </w:rPr>
+        <w:t>ek+1</w:t>
+      </w:r>
+      <w:r>
+        <w:rPr>
+          <w:rFonts w:ascii="Times New Roman" w:eastAsia="Times New Roman" w:hAnsi="Times New Roman" w:cs="Times New Roman"/>
+          <w:sz w:val="24"/>
+          <w:szCs w:val="24"/>
+          <w:lang w:eastAsia="ru-RU"/>
+        </w:rPr>
+        <w:t xml:space="preserve">, оно имело минимальный вес среди всех подходящих рёбер. Ребро </w:t>
+      </w:r>
+      <w:r>
+        <w:rPr>
+          <w:rFonts w:ascii="Courier New" w:eastAsia="Times New Roman" w:hAnsi="Courier New" w:cs="Courier New"/>
+          <w:sz w:val="20"/>
+          <w:szCs w:val="20"/>
+          <w:lang w:eastAsia="ru-RU"/>
+        </w:rPr>
+        <w:t>e</w:t>
+      </w:r>
+      <w:r>
+        <w:rPr>
+          <w:rFonts w:ascii="Times New Roman" w:eastAsia="Times New Roman" w:hAnsi="Times New Roman" w:cs="Times New Roman"/>
+          <w:sz w:val="24"/>
+          <w:szCs w:val="24"/>
+          <w:lang w:eastAsia="ru-RU"/>
+        </w:rPr>
+        <w:t xml:space="preserve"> тоже было подходящим на этом шаге, значит вес </w:t>
+      </w:r>
+      <w:r>
+        <w:rPr>
+          <w:rFonts w:ascii="Courier New" w:eastAsia="Times New Roman" w:hAnsi="Courier New" w:cs="Courier New"/>
+          <w:sz w:val="20"/>
+          <w:szCs w:val="20"/>
+          <w:lang w:eastAsia="ru-RU"/>
+        </w:rPr>
+        <w:t>ek+1</w:t>
+      </w:r>
+      <w:r>
+        <w:rPr>
+          <w:rFonts w:ascii="Times New Roman" w:eastAsia="Times New Roman" w:hAnsi="Times New Roman" w:cs="Times New Roman"/>
+          <w:sz w:val="24"/>
+          <w:szCs w:val="24"/>
+          <w:lang w:eastAsia="ru-RU"/>
+        </w:rPr>
+        <w:t xml:space="preserve"> не больше веса </w:t>
+      </w:r>
+      <w:r>
+        <w:rPr>
+          <w:rFonts w:ascii="Courier New" w:eastAsia="Times New Roman" w:hAnsi="Courier New" w:cs="Courier New"/>
+          <w:sz w:val="20"/>
+          <w:szCs w:val="20"/>
+          <w:lang w:eastAsia="ru-RU"/>
+        </w:rPr>
+        <w:t>e</w:t>
+      </w:r>
+      <w:r>
+        <w:rPr>
+          <w:rFonts w:ascii="Times New Roman" w:eastAsia="Times New Roman" w:hAnsi="Times New Roman" w:cs="Times New Roman"/>
+          <w:sz w:val="24"/>
+          <w:szCs w:val="24"/>
+          <w:lang w:eastAsia="ru-RU"/>
+        </w:rPr>
+        <w:t xml:space="preserve">. Поэтому вес нового дерева </w:t>
+      </w:r>
+      <w:r>
+        <w:rPr>
+          <w:rFonts w:ascii="Courier New" w:eastAsia="Times New Roman" w:hAnsi="Courier New" w:cs="Courier New"/>
+          <w:sz w:val="20"/>
+          <w:szCs w:val="20"/>
+          <w:lang w:eastAsia="ru-RU"/>
+        </w:rPr>
+        <w:t>T'</w:t>
+      </w:r>
+      <w:r>
+        <w:rPr>
+          <w:rFonts w:ascii="Times New Roman" w:eastAsia="Times New Roman" w:hAnsi="Times New Roman" w:cs="Times New Roman"/>
+          <w:sz w:val="24"/>
+          <w:szCs w:val="24"/>
+          <w:lang w:eastAsia="ru-RU"/>
+        </w:rPr>
+        <w:t xml:space="preserve"> не больше веса </w:t>
+      </w:r>
+      <w:r>
+        <w:rPr>
+          <w:rFonts w:ascii="Courier New" w:eastAsia="Times New Roman" w:hAnsi="Courier New" w:cs="Courier New"/>
+          <w:sz w:val="20"/>
+          <w:szCs w:val="20"/>
+          <w:lang w:eastAsia="ru-RU"/>
+        </w:rPr>
+        <w:t>T</w:t>
+      </w:r>
+      <w:r>
+        <w:rPr>
+          <w:rFonts w:ascii="Times New Roman" w:eastAsia="Times New Roman" w:hAnsi="Times New Roman" w:cs="Times New Roman"/>
+          <w:sz w:val="24"/>
+          <w:szCs w:val="24"/>
+          <w:lang w:eastAsia="ru-RU"/>
+        </w:rPr>
+        <w:t xml:space="preserve">. Значит, </w:t>
+      </w:r>
+      <w:r>
+        <w:rPr>
+          <w:rFonts w:ascii="Courier New" w:eastAsia="Times New Roman" w:hAnsi="Courier New" w:cs="Courier New"/>
+          <w:sz w:val="20"/>
+          <w:szCs w:val="20"/>
+          <w:lang w:eastAsia="ru-RU"/>
+        </w:rPr>
+        <w:t>T'</w:t>
+      </w:r>
+      <w:r>
+        <w:rPr>
+          <w:rFonts w:ascii="Times New Roman" w:eastAsia="Times New Roman" w:hAnsi="Times New Roman" w:cs="Times New Roman"/>
+          <w:sz w:val="24"/>
+          <w:szCs w:val="24"/>
+          <w:lang w:eastAsia="ru-RU"/>
+        </w:rPr>
+        <w:t xml:space="preserve"> тоже является минимальным остовным деревом, но оно содержит уже </w:t>
+      </w:r>
+      <w:r>
+        <w:rPr>
+          <w:rFonts w:ascii="Courier New" w:eastAsia="Times New Roman" w:hAnsi="Courier New" w:cs="Courier New"/>
+          <w:sz w:val="20"/>
+          <w:szCs w:val="20"/>
+          <w:lang w:eastAsia="ru-RU"/>
+        </w:rPr>
+        <w:t>k+1</w:t>
+      </w:r>
+      <w:r>
+        <w:rPr>
+          <w:rFonts w:ascii="Times New Roman" w:eastAsia="Times New Roman" w:hAnsi="Times New Roman" w:cs="Times New Roman"/>
+          <w:sz w:val="24"/>
+          <w:szCs w:val="24"/>
+          <w:lang w:eastAsia="ru-RU"/>
+        </w:rPr>
+        <w:t xml:space="preserve"> первых рёбер Прима. Это противоречит выбору </w:t>
+      </w:r>
+      <w:r>
+        <w:rPr>
+          <w:rFonts w:ascii="Courier New" w:eastAsia="Times New Roman" w:hAnsi="Courier New" w:cs="Courier New"/>
+          <w:sz w:val="20"/>
+          <w:szCs w:val="20"/>
+          <w:lang w:eastAsia="ru-RU"/>
+        </w:rPr>
+        <w:t>k</w:t>
+      </w:r>
+      <w:r>
+        <w:rPr>
+          <w:rFonts w:ascii="Times New Roman" w:eastAsia="Times New Roman" w:hAnsi="Times New Roman" w:cs="Times New Roman"/>
+          <w:sz w:val="24"/>
+          <w:szCs w:val="24"/>
+          <w:lang w:eastAsia="ru-RU"/>
+        </w:rPr>
+        <w:t xml:space="preserve"> как максимального. Следовательно, все рёбра, выбранные Примом, входят в некоторое минимальное остовное дерево, и итоговое дерево </w:t>
+      </w:r>
+      <w:r>
+        <w:rPr>
+          <w:rFonts w:ascii="Courier New" w:eastAsia="Times New Roman" w:hAnsi="Courier New" w:cs="Courier New"/>
+          <w:sz w:val="20"/>
+          <w:szCs w:val="20"/>
+          <w:lang w:eastAsia="ru-RU"/>
+        </w:rPr>
+        <w:t>S</w:t>
+      </w:r>
+      <w:r>
+        <w:rPr>
+          <w:rFonts w:ascii="Times New Roman" w:eastAsia="Times New Roman" w:hAnsi="Times New Roman" w:cs="Times New Roman"/>
+          <w:sz w:val="24"/>
+          <w:szCs w:val="24"/>
+          <w:lang w:eastAsia="ru-RU"/>
+        </w:rPr>
+        <w:t xml:space="preserve"> является минимальным остовным деревом.</w:t>
+      </w:r>
+    </w:p>
+    <w:p/>
     <w:sectPr>
       <w:pgSz w:w="11906" w:h="16838"/>
       <w:pgMar w:top="1134" w:right="850" w:bottom="1134" w:left="1701" w:header="708" w:footer="708" w:gutter="0"/>
@@ -9496,7 +10531,6 @@
   <w:style w:type="character" w:default="1" w:styleId="a0">
     <w:name w:val="Default Paragraph Font"/>
     <w:uiPriority w:val="1"/>
-    <w:semiHidden/>
     <w:unhideWhenUsed/>
   </w:style>
   <w:style w:type="table" w:default="1" w:styleId="a1">
@@ -9681,6 +10715,90 @@
     <w:name w:val="qwen-markdown-text"/>
     <w:basedOn w:val="a0"/>
     <w:rsid w:val="008C174F"/>
+  </w:style>
+  <w:style w:type="character" w:styleId="a5">
+    <w:name w:val="Strong"/>
+    <w:basedOn w:val="a0"/>
+    <w:uiPriority w:val="22"/>
+    <w:qFormat/>
+    <w:rsid w:val="003318A0"/>
+    <w:rPr>
+      <w:b/>
+      <w:bCs/>
+    </w:rPr>
+  </w:style>
+  <w:style w:type="character" w:styleId="HTML">
+    <w:name w:val="HTML Code"/>
+    <w:basedOn w:val="a0"/>
+    <w:uiPriority w:val="99"/>
+    <w:semiHidden/>
+    <w:unhideWhenUsed/>
+    <w:rsid w:val="003318A0"/>
+    <w:rPr>
+      <w:rFonts w:ascii="Courier New" w:eastAsia="Times New Roman" w:hAnsi="Courier New" w:cs="Courier New"/>
+      <w:sz w:val="20"/>
+      <w:szCs w:val="20"/>
+    </w:rPr>
+  </w:style>
+  <w:style w:type="paragraph" w:styleId="HTML0">
+    <w:name w:val="HTML Preformatted"/>
+    <w:basedOn w:val="a"/>
+    <w:link w:val="HTML1"/>
+    <w:uiPriority w:val="99"/>
+    <w:semiHidden/>
+    <w:unhideWhenUsed/>
+    <w:rsid w:val="003318A0"/>
+    <w:pPr>
+      <w:tabs>
+        <w:tab w:val="left" w:pos="916"/>
+        <w:tab w:val="left" w:pos="1832"/>
+        <w:tab w:val="left" w:pos="2748"/>
+        <w:tab w:val="left" w:pos="3664"/>
+        <w:tab w:val="left" w:pos="4580"/>
+        <w:tab w:val="left" w:pos="5496"/>
+        <w:tab w:val="left" w:pos="6412"/>
+        <w:tab w:val="left" w:pos="7328"/>
+        <w:tab w:val="left" w:pos="8244"/>
+        <w:tab w:val="left" w:pos="9160"/>
+        <w:tab w:val="left" w:pos="10076"/>
+        <w:tab w:val="left" w:pos="10992"/>
+        <w:tab w:val="left" w:pos="11908"/>
+        <w:tab w:val="left" w:pos="12824"/>
+        <w:tab w:val="left" w:pos="13740"/>
+        <w:tab w:val="left" w:pos="14656"/>
+      </w:tabs>
+      <w:spacing w:after="0" w:line="240" w:lineRule="auto"/>
+    </w:pPr>
+    <w:rPr>
+      <w:rFonts w:ascii="Courier New" w:eastAsia="Times New Roman" w:hAnsi="Courier New" w:cs="Courier New"/>
+      <w:sz w:val="20"/>
+      <w:szCs w:val="20"/>
+      <w:lang w:eastAsia="ru-RU"/>
+    </w:rPr>
+  </w:style>
+  <w:style w:type="character" w:customStyle="1" w:styleId="HTML1">
+    <w:name w:val="Стандартный HTML Знак"/>
+    <w:basedOn w:val="a0"/>
+    <w:link w:val="HTML0"/>
+    <w:uiPriority w:val="99"/>
+    <w:semiHidden/>
+    <w:rsid w:val="003318A0"/>
+    <w:rPr>
+      <w:rFonts w:ascii="Courier New" w:eastAsia="Times New Roman" w:hAnsi="Courier New" w:cs="Courier New"/>
+      <w:sz w:val="20"/>
+      <w:szCs w:val="20"/>
+      <w:lang w:eastAsia="ru-RU"/>
+    </w:rPr>
+  </w:style>
+  <w:style w:type="character" w:customStyle="1" w:styleId="link-annotation-5673bbfd-7124-440c-8efc-ba25d9d5edbc--1336147770">
+    <w:name w:val="link-annotation-5673bbfd-7124-440c-8efc-ba25d9d5edbc--1336147770"/>
+    <w:basedOn w:val="a0"/>
+    <w:rsid w:val="00296D80"/>
+  </w:style>
+  <w:style w:type="character" w:customStyle="1" w:styleId="link-annotation-955a2434-1f98-4e5f-a637-53c24ccb81c1-1434960369">
+    <w:name w:val="link-annotation-955a2434-1f98-4e5f-a637-53c24ccb81c1-1434960369"/>
+    <w:basedOn w:val="a0"/>
+    <w:rsid w:val="00F8494E"/>
   </w:style>
 </w:styles>
 </file>
